--- a/draft/model word català.docx
+++ b/draft/model word català.docx
@@ -112,7 +112,17 @@
           <w:szCs w:val="20"/>
           <w:lang w:val="ca-ES"/>
         </w:rPr>
-        <w:t>Advisor: Name Surname</w:t>
+        <w:t xml:space="preserve">Advisor: </w:t>
+      </w:r>
+      <w:r>
+        <w:rPr>
+          <w:rFonts w:ascii="Times New Roman" w:hAnsi="Times New Roman" w:cs="Times New Roman"/>
+          <w:noProof/>
+          <w:sz w:val="20"/>
+          <w:szCs w:val="20"/>
+          <w:lang w:val="ca-ES"/>
+        </w:rPr>
+        <w:t>Friedrich Anders</w:t>
       </w:r>
     </w:p>
     <w:p>
@@ -387,104 +397,6 @@
     </w:p>
     <w:p>
       <w:pPr>
-        <w:pStyle w:val="TitleTFGsection"/>
-        <w:numPr>
-          <w:ilvl w:val="0"/>
-          <w:numId w:val="0"/>
-        </w:numPr>
-        <w:ind w:left="720" w:hanging="720"/>
-        <w:rPr>
-          <w:noProof/>
-          <w:lang w:val="ca-ES"/>
-        </w:rPr>
-      </w:pPr>
-    </w:p>
-    <w:p>
-      <w:pPr>
-        <w:pStyle w:val="TitleTFGsection"/>
-        <w:numPr>
-          <w:ilvl w:val="0"/>
-          <w:numId w:val="0"/>
-        </w:numPr>
-        <w:ind w:left="720" w:hanging="720"/>
-        <w:rPr>
-          <w:noProof/>
-          <w:lang w:val="ca-ES"/>
-        </w:rPr>
-      </w:pPr>
-    </w:p>
-    <w:p>
-      <w:pPr>
-        <w:pStyle w:val="TitleTFGsection"/>
-        <w:numPr>
-          <w:ilvl w:val="0"/>
-          <w:numId w:val="0"/>
-        </w:numPr>
-        <w:ind w:left="720" w:hanging="720"/>
-        <w:rPr>
-          <w:noProof/>
-          <w:lang w:val="ca-ES"/>
-        </w:rPr>
-      </w:pPr>
-    </w:p>
-    <w:p>
-      <w:pPr>
-        <w:pStyle w:val="TitleTFGsection"/>
-        <w:numPr>
-          <w:ilvl w:val="0"/>
-          <w:numId w:val="0"/>
-        </w:numPr>
-        <w:ind w:left="720" w:hanging="720"/>
-        <w:rPr>
-          <w:noProof/>
-          <w:lang w:val="ca-ES"/>
-        </w:rPr>
-      </w:pPr>
-    </w:p>
-    <w:p>
-      <w:pPr>
-        <w:pStyle w:val="TitleTFGsection"/>
-        <w:numPr>
-          <w:ilvl w:val="0"/>
-          <w:numId w:val="0"/>
-        </w:numPr>
-        <w:ind w:left="720" w:hanging="720"/>
-        <w:rPr>
-          <w:noProof/>
-          <w:lang w:val="ca-ES"/>
-        </w:rPr>
-      </w:pPr>
-    </w:p>
-    <w:p>
-      <w:pPr>
-        <w:pStyle w:val="TitleTFGsection"/>
-        <w:numPr>
-          <w:ilvl w:val="0"/>
-          <w:numId w:val="0"/>
-        </w:numPr>
-        <w:ind w:left="720" w:hanging="720"/>
-        <w:rPr>
-          <w:noProof/>
-          <w:lang w:val="ca-ES"/>
-        </w:rPr>
-      </w:pPr>
-    </w:p>
-    <w:p>
-      <w:pPr>
-        <w:pStyle w:val="TitleTFGsection"/>
-        <w:numPr>
-          <w:ilvl w:val="0"/>
-          <w:numId w:val="0"/>
-        </w:numPr>
-        <w:ind w:left="720" w:hanging="720"/>
-        <w:rPr>
-          <w:noProof/>
-          <w:lang w:val="ca-ES"/>
-        </w:rPr>
-      </w:pPr>
-    </w:p>
-    <w:p>
-      <w:pPr>
         <w:autoSpaceDE w:val="0"/>
         <w:autoSpaceDN w:val="0"/>
         <w:adjustRightInd w:val="0"/>
@@ -499,21 +411,25 @@
           <w:lang w:val="ca-ES"/>
         </w:rPr>
       </w:pPr>
-    </w:p>
-    <w:p>
-      <w:pPr>
-        <w:pStyle w:val="TitleTFGsection"/>
-        <w:rPr>
+      <w:r>
+        <w:rPr>
+          <w:rFonts w:ascii="Times New Roman" w:hAnsi="Times New Roman" w:cs="Times New Roman"/>
           <w:noProof/>
+          <w:sz w:val="20"/>
+          <w:szCs w:val="20"/>
           <w:lang w:val="ca-ES"/>
         </w:rPr>
-      </w:pPr>
-      <w:r>
-        <w:rPr>
+        <w:t xml:space="preserve">L’observació del passat sempre ha despertat un gran interès en astronomia. Entendre la formació de les galàxies, i en concret poder explicar l’origen de la Via Làctea ha sigut un dels principals objectius de l’astrofísica dels últims anys, i un dels principals àmbits de </w:t>
+      </w:r>
+      <w:r>
+        <w:rPr>
+          <w:rFonts w:ascii="Times New Roman" w:hAnsi="Times New Roman" w:cs="Times New Roman"/>
           <w:noProof/>
+          <w:sz w:val="20"/>
+          <w:szCs w:val="20"/>
           <w:lang w:val="ca-ES"/>
         </w:rPr>
-        <w:t>DATA</w:t>
+        <w:t>recerca.</w:t>
       </w:r>
     </w:p>
     <w:p>
@@ -540,7 +456,17 @@
           <w:szCs w:val="20"/>
           <w:lang w:val="ca-ES"/>
         </w:rPr>
-        <w:t>Les dades s’han extret del GALAH DR3 Catalogue. Conté mesures de 588.571 estrelles fetes amb l’espectrògraf HERMES incorporat en l’Anglo-Australian Telescope.</w:t>
+        <w:t xml:space="preserve">S’ha pogut comprovar que una molt bona manera de fer-ho és recopilant </w:t>
+      </w:r>
+      <w:r>
+        <w:rPr>
+          <w:rFonts w:ascii="Times New Roman" w:hAnsi="Times New Roman" w:cs="Times New Roman"/>
+          <w:noProof/>
+          <w:sz w:val="20"/>
+          <w:szCs w:val="20"/>
+          <w:lang w:val="ca-ES"/>
+        </w:rPr>
+        <w:t>i analitzant la major quantitat de dades espectroscòpiques possible. És per això que en els últims 15 anys la quantitat de dades recopilades de la nostra galàxia ha augmentat molt significativament, amb surveys com (...).</w:t>
       </w:r>
     </w:p>
     <w:p>
@@ -567,68 +493,7 @@
           <w:szCs w:val="20"/>
           <w:lang w:val="ca-ES"/>
         </w:rPr>
-        <w:t>Nosaltres hem treballat sobre un sample de Red Clumps, una selecció d’estrelles</w:t>
-      </w:r>
-      <w:r>
-        <w:rPr>
-          <w:rFonts w:ascii="Times New Roman" w:hAnsi="Times New Roman" w:cs="Times New Roman"/>
-          <w:noProof/>
-          <w:sz w:val="20"/>
-          <w:szCs w:val="20"/>
-          <w:lang w:val="ca-ES"/>
-        </w:rPr>
-        <w:t xml:space="preserve"> </w:t>
-      </w:r>
-      <w:r>
-        <w:rPr>
-          <w:rFonts w:ascii="Times New Roman" w:hAnsi="Times New Roman" w:cs="Times New Roman"/>
-          <w:noProof/>
-          <w:sz w:val="20"/>
-          <w:szCs w:val="20"/>
-          <w:lang w:val="ca-ES"/>
-        </w:rPr>
-        <w:t>RC extretes del catàleg fent els següents cuts: 4500K &lt; T</w:t>
-      </w:r>
-      <w:r>
-        <w:rPr>
-          <w:rFonts w:ascii="Times New Roman" w:hAnsi="Times New Roman" w:cs="Times New Roman"/>
-          <w:noProof/>
-          <w:sz w:val="20"/>
-          <w:szCs w:val="20"/>
-          <w:vertAlign w:val="subscript"/>
-          <w:lang w:val="ca-ES"/>
-        </w:rPr>
-        <w:t>eff</w:t>
-      </w:r>
-      <w:r>
-        <w:rPr>
-          <w:rFonts w:ascii="Times New Roman" w:hAnsi="Times New Roman" w:cs="Times New Roman"/>
-          <w:noProof/>
-          <w:sz w:val="20"/>
-          <w:szCs w:val="20"/>
-          <w:lang w:val="ca-ES"/>
-        </w:rPr>
-        <w:t xml:space="preserve"> &lt; 5100K &amp; 2,3 &lt; log(g) &lt; 2,55 &amp; is_redclump_bstep &gt; 0,5; utilitzant TopCat. Aquest sample conté</w:t>
-      </w:r>
-      <w:r>
-        <w:rPr>
-          <w:rFonts w:ascii="Times New Roman" w:hAnsi="Times New Roman" w:cs="Times New Roman"/>
-          <w:noProof/>
-          <w:sz w:val="20"/>
-          <w:szCs w:val="20"/>
-          <w:lang w:val="ca-ES"/>
-        </w:rPr>
-        <w:t xml:space="preserve"> </w:t>
-      </w:r>
-      <w:r>
-        <w:rPr>
-          <w:rFonts w:ascii="Times New Roman" w:hAnsi="Times New Roman" w:cs="Times New Roman"/>
-          <w:noProof/>
-          <w:sz w:val="20"/>
-          <w:szCs w:val="20"/>
-          <w:lang w:val="ca-ES"/>
-        </w:rPr>
-        <w:t>37.417 estrelles.</w:t>
+        <w:t>Aquest gran volum de dades ha requerit utilitzar mètodes populars de machine-learning i dim-red com PCA, t-SNE, etc. que han fet possible aquest anàlisi en múltiples dimensions, obtenint resultats satisfactoris en articles com (..).</w:t>
       </w:r>
     </w:p>
     <w:p>
@@ -647,6 +512,16 @@
           <w:lang w:val="ca-ES"/>
         </w:rPr>
       </w:pPr>
+      <w:r>
+        <w:rPr>
+          <w:rFonts w:ascii="Times New Roman" w:hAnsi="Times New Roman" w:cs="Times New Roman"/>
+          <w:noProof/>
+          <w:sz w:val="20"/>
+          <w:szCs w:val="20"/>
+          <w:lang w:val="ca-ES"/>
+        </w:rPr>
+        <w:t>Nosaltres, però, no farem ús de cap d’aquests mètodes. Intentarem millorar l’anàlisi típic alpha/Fe en 2D per separar poblacions de la galàxia (thick, thin disk..) fent ús de l’algoritme XD based GMM sobre un conjunt d’àbundàncies d’estrelles de la galàxia.</w:t>
+      </w:r>
     </w:p>
     <w:p>
       <w:pPr>
@@ -657,13 +532,70 @@
         <w:ind w:left="-284" w:firstLine="284"/>
         <w:jc w:val="both"/>
         <w:rPr>
-          <w:rFonts w:ascii="Times New Roman" w:hAnsi="Times New Roman" w:cs="Times New Roman"/>
           <w:noProof/>
-          <w:sz w:val="20"/>
-          <w:szCs w:val="20"/>
           <w:lang w:val="ca-ES"/>
         </w:rPr>
       </w:pPr>
+      <w:r>
+        <w:rPr>
+          <w:rFonts w:ascii="Times New Roman" w:hAnsi="Times New Roman" w:cs="Times New Roman"/>
+          <w:noProof/>
+          <w:sz w:val="20"/>
+          <w:szCs w:val="20"/>
+          <w:lang w:val="ca-ES"/>
+        </w:rPr>
+        <w:t xml:space="preserve">L’objectiu és comprovar si </w:t>
+      </w:r>
+      <w:r>
+        <w:rPr>
+          <w:rFonts w:ascii="Times New Roman" w:hAnsi="Times New Roman" w:cs="Times New Roman"/>
+          <w:noProof/>
+          <w:sz w:val="20"/>
+          <w:szCs w:val="20"/>
+          <w:lang w:val="ca-ES"/>
+        </w:rPr>
+        <w:t xml:space="preserve">el mètode s’adapta a les dades i si </w:t>
+      </w:r>
+      <w:r>
+        <w:rPr>
+          <w:rFonts w:ascii="Times New Roman" w:hAnsi="Times New Roman" w:cs="Times New Roman"/>
+          <w:noProof/>
+          <w:sz w:val="20"/>
+          <w:szCs w:val="20"/>
+          <w:lang w:val="ca-ES"/>
+        </w:rPr>
+        <w:t>es poden obtenir</w:t>
+      </w:r>
+      <w:r>
+        <w:rPr>
+          <w:rFonts w:ascii="Times New Roman" w:hAnsi="Times New Roman" w:cs="Times New Roman"/>
+          <w:noProof/>
+          <w:sz w:val="20"/>
+          <w:szCs w:val="20"/>
+          <w:lang w:val="ca-ES"/>
+        </w:rPr>
+        <w:t xml:space="preserve"> </w:t>
+      </w:r>
+      <w:r>
+        <w:rPr>
+          <w:rFonts w:ascii="Times New Roman" w:hAnsi="Times New Roman" w:cs="Times New Roman"/>
+          <w:noProof/>
+          <w:sz w:val="20"/>
+          <w:szCs w:val="20"/>
+          <w:lang w:val="ca-ES"/>
+        </w:rPr>
+        <w:t>resultats significatius</w:t>
+      </w:r>
+      <w:r>
+        <w:rPr>
+          <w:rFonts w:ascii="Times New Roman" w:hAnsi="Times New Roman" w:cs="Times New Roman"/>
+          <w:noProof/>
+          <w:sz w:val="20"/>
+          <w:szCs w:val="20"/>
+          <w:lang w:val="ca-ES"/>
+        </w:rPr>
+        <w:t xml:space="preserve"> o similars als obtinguts pels mètodes descrits anteriorment.</w:t>
+      </w:r>
     </w:p>
     <w:p>
       <w:pPr>
@@ -681,15 +613,21 @@
           <w:lang w:val="ca-ES"/>
         </w:rPr>
       </w:pPr>
-      <w:r>
-        <w:rPr>
-          <w:rFonts w:ascii="Times New Roman" w:hAnsi="Times New Roman" w:cs="Times New Roman"/>
+    </w:p>
+    <w:p>
+      <w:pPr>
+        <w:pStyle w:val="TitleTFGsection"/>
+        <w:rPr>
           <w:noProof/>
-          <w:sz w:val="20"/>
-          <w:szCs w:val="20"/>
           <w:lang w:val="ca-ES"/>
         </w:rPr>
-        <w:t>(foto diagrama hr per ensenyar on estan red clumps?)</w:t>
+      </w:pPr>
+      <w:r>
+        <w:rPr>
+          <w:noProof/>
+          <w:lang w:val="ca-ES"/>
+        </w:rPr>
+        <w:t>DATA</w:t>
       </w:r>
     </w:p>
     <w:p>
@@ -708,6 +646,16 @@
           <w:lang w:val="ca-ES"/>
         </w:rPr>
       </w:pPr>
+      <w:r>
+        <w:rPr>
+          <w:rFonts w:ascii="Times New Roman" w:hAnsi="Times New Roman" w:cs="Times New Roman"/>
+          <w:noProof/>
+          <w:sz w:val="20"/>
+          <w:szCs w:val="20"/>
+          <w:lang w:val="ca-ES"/>
+        </w:rPr>
+        <w:t>Les dades s’han extret del GALAH DR3 Catalogue. Conté mesures de 588.571 estrelles fetes amb l’espectrògraf HERMES incorporat en l’Anglo-Australian Telescope.</w:t>
+      </w:r>
     </w:p>
     <w:p>
       <w:pPr>
@@ -725,6 +673,77 @@
           <w:lang w:val="ca-ES"/>
         </w:rPr>
       </w:pPr>
+      <w:r>
+        <w:rPr>
+          <w:rFonts w:ascii="Times New Roman" w:hAnsi="Times New Roman" w:cs="Times New Roman"/>
+          <w:noProof/>
+          <w:sz w:val="20"/>
+          <w:szCs w:val="20"/>
+          <w:lang w:val="ca-ES"/>
+        </w:rPr>
+        <w:t>Nosaltres hem treballat sobre un sample de Red Clumps, una selecció d’estrelles</w:t>
+      </w:r>
+      <w:r>
+        <w:rPr>
+          <w:rFonts w:ascii="Times New Roman" w:hAnsi="Times New Roman" w:cs="Times New Roman"/>
+          <w:noProof/>
+          <w:sz w:val="20"/>
+          <w:szCs w:val="20"/>
+          <w:lang w:val="ca-ES"/>
+        </w:rPr>
+        <w:t xml:space="preserve"> </w:t>
+      </w:r>
+      <w:r>
+        <w:rPr>
+          <w:rFonts w:ascii="Times New Roman" w:hAnsi="Times New Roman" w:cs="Times New Roman"/>
+          <w:noProof/>
+          <w:sz w:val="20"/>
+          <w:szCs w:val="20"/>
+          <w:lang w:val="ca-ES"/>
+        </w:rPr>
+        <w:t>RC extretes del catàleg fent els següents cuts: 4500K &lt; T</w:t>
+      </w:r>
+      <w:r>
+        <w:rPr>
+          <w:rFonts w:ascii="Times New Roman" w:hAnsi="Times New Roman" w:cs="Times New Roman"/>
+          <w:noProof/>
+          <w:sz w:val="20"/>
+          <w:szCs w:val="20"/>
+          <w:vertAlign w:val="subscript"/>
+          <w:lang w:val="ca-ES"/>
+        </w:rPr>
+        <w:t>eff</w:t>
+      </w:r>
+      <w:r>
+        <w:rPr>
+          <w:rFonts w:ascii="Times New Roman" w:hAnsi="Times New Roman" w:cs="Times New Roman"/>
+          <w:noProof/>
+          <w:sz w:val="20"/>
+          <w:szCs w:val="20"/>
+          <w:lang w:val="ca-ES"/>
+        </w:rPr>
+        <w:t xml:space="preserve"> &lt; 5100K &amp; 2,3 &lt; log(g) &lt; 2,55 &amp; is_redclump_bstep &gt; 0,5; utilitzant TopCat. Aquest sample conté</w:t>
+      </w:r>
+      <w:r>
+        <w:rPr>
+          <w:rFonts w:ascii="Times New Roman" w:hAnsi="Times New Roman" w:cs="Times New Roman"/>
+          <w:noProof/>
+          <w:sz w:val="20"/>
+          <w:szCs w:val="20"/>
+          <w:lang w:val="ca-ES"/>
+        </w:rPr>
+        <w:t xml:space="preserve"> </w:t>
+      </w:r>
+      <w:r>
+        <w:rPr>
+          <w:rFonts w:ascii="Times New Roman" w:hAnsi="Times New Roman" w:cs="Times New Roman"/>
+          <w:noProof/>
+          <w:sz w:val="20"/>
+          <w:szCs w:val="20"/>
+          <w:lang w:val="ca-ES"/>
+        </w:rPr>
+        <w:t>37.417 estrelles.</w:t>
+      </w:r>
     </w:p>
     <w:p>
       <w:pPr>
@@ -742,146 +761,6 @@
           <w:lang w:val="ca-ES"/>
         </w:rPr>
       </w:pPr>
-      <w:r>
-        <w:rPr>
-          <w:rFonts w:ascii="Times New Roman" w:hAnsi="Times New Roman" w:cs="Times New Roman"/>
-          <w:noProof/>
-          <w:sz w:val="20"/>
-          <w:szCs w:val="20"/>
-          <w:lang w:val="ca-ES"/>
-        </w:rPr>
-        <w:t>S’han utilitzat un total de 24 abundàncies per la identificació de clústers: Fe, O, Na, Mg, Al, Si, K, Ca, Sc, Ti, V, Cr, Mn, Co, Ni, Cu, Zn, Y, Zr, Ba, La, Ce, Nd, Eu</w:t>
-      </w:r>
-      <w:r>
-        <w:rPr>
-          <w:rFonts w:ascii="Times New Roman" w:hAnsi="Times New Roman" w:cs="Times New Roman"/>
-          <w:noProof/>
-          <w:sz w:val="20"/>
-          <w:szCs w:val="20"/>
-          <w:lang w:val="ca-ES"/>
-        </w:rPr>
-        <w:t>. L’</w:t>
-      </w:r>
-      <w:r>
-        <w:rPr>
-          <w:rFonts w:ascii="Times New Roman" w:hAnsi="Times New Roman" w:cs="Times New Roman"/>
-          <w:noProof/>
-          <w:sz w:val="20"/>
-          <w:szCs w:val="20"/>
-          <w:lang w:val="ca-ES"/>
-        </w:rPr>
-        <w:t>a</w:t>
-      </w:r>
-      <w:r>
-        <w:rPr>
-          <w:rFonts w:ascii="Times New Roman" w:hAnsi="Times New Roman" w:cs="Times New Roman"/>
-          <w:noProof/>
-          <w:sz w:val="20"/>
-          <w:szCs w:val="20"/>
-          <w:lang w:val="ca-ES"/>
-        </w:rPr>
-        <w:t>n</w:t>
-      </w:r>
-      <w:r>
-        <w:rPr>
-          <w:rFonts w:ascii="Times New Roman" w:hAnsi="Times New Roman" w:cs="Times New Roman"/>
-          <w:noProof/>
-          <w:sz w:val="20"/>
-          <w:szCs w:val="20"/>
-          <w:lang w:val="ca-ES"/>
-        </w:rPr>
-        <w:t>à</w:t>
-      </w:r>
-      <w:r>
-        <w:rPr>
-          <w:rFonts w:ascii="Times New Roman" w:hAnsi="Times New Roman" w:cs="Times New Roman"/>
-          <w:noProof/>
-          <w:sz w:val="20"/>
-          <w:szCs w:val="20"/>
-          <w:lang w:val="ca-ES"/>
-        </w:rPr>
-        <w:t xml:space="preserve">lisi </w:t>
-      </w:r>
-      <w:r>
-        <w:rPr>
-          <w:rFonts w:ascii="Times New Roman" w:hAnsi="Times New Roman" w:cs="Times New Roman"/>
-          <w:noProof/>
-          <w:sz w:val="20"/>
-          <w:szCs w:val="20"/>
-          <w:lang w:val="ca-ES"/>
-        </w:rPr>
-        <w:t xml:space="preserve">posterior </w:t>
-      </w:r>
-      <w:r>
-        <w:rPr>
-          <w:rFonts w:ascii="Times New Roman" w:hAnsi="Times New Roman" w:cs="Times New Roman"/>
-          <w:noProof/>
-          <w:sz w:val="20"/>
-          <w:szCs w:val="20"/>
-          <w:lang w:val="ca-ES"/>
-        </w:rPr>
-        <w:t>s’ha dut a terme representant</w:t>
-      </w:r>
-      <w:r>
-        <w:rPr>
-          <w:rFonts w:ascii="Times New Roman" w:hAnsi="Times New Roman" w:cs="Times New Roman"/>
-          <w:noProof/>
-          <w:sz w:val="20"/>
-          <w:szCs w:val="20"/>
-          <w:lang w:val="ca-ES"/>
-        </w:rPr>
-        <w:t xml:space="preserve"> també</w:t>
-      </w:r>
-      <w:r>
-        <w:rPr>
-          <w:rFonts w:ascii="Times New Roman" w:hAnsi="Times New Roman" w:cs="Times New Roman"/>
-          <w:noProof/>
-          <w:sz w:val="20"/>
-          <w:szCs w:val="20"/>
-          <w:lang w:val="ca-ES"/>
-        </w:rPr>
-        <w:t xml:space="preserve"> magnituds com l’energia, el moment angular</w:t>
-      </w:r>
-      <w:r>
-        <w:rPr>
-          <w:rFonts w:ascii="Times New Roman" w:hAnsi="Times New Roman" w:cs="Times New Roman"/>
-          <w:noProof/>
-          <w:sz w:val="20"/>
-          <w:szCs w:val="20"/>
-          <w:lang w:val="ca-ES"/>
-        </w:rPr>
-        <w:t>,</w:t>
-      </w:r>
-      <w:r>
-        <w:rPr>
-          <w:rFonts w:ascii="Times New Roman" w:hAnsi="Times New Roman" w:cs="Times New Roman"/>
-          <w:noProof/>
-          <w:sz w:val="20"/>
-          <w:szCs w:val="20"/>
-          <w:lang w:val="ca-ES"/>
-        </w:rPr>
-        <w:t xml:space="preserve"> l’excentricitat de l’òrbita</w:t>
-      </w:r>
-      <w:r>
-        <w:rPr>
-          <w:rFonts w:ascii="Times New Roman" w:hAnsi="Times New Roman" w:cs="Times New Roman"/>
-          <w:noProof/>
-          <w:sz w:val="20"/>
-          <w:szCs w:val="20"/>
-          <w:lang w:val="ca-ES"/>
-        </w:rPr>
-        <w:t xml:space="preserve">, les </w:t>
-      </w:r>
-      <w:r>
-        <w:rPr>
-          <w:rFonts w:ascii="Times New Roman" w:hAnsi="Times New Roman" w:cs="Times New Roman"/>
-          <w:noProof/>
-          <w:sz w:val="20"/>
-          <w:szCs w:val="20"/>
-          <w:lang w:val="ca-ES"/>
-        </w:rPr>
-        <w:t>posicions i les velocitats.</w:t>
-      </w:r>
     </w:p>
     <w:p>
       <w:pPr>
@@ -906,7 +785,7 @@
         <w:autoSpaceDN w:val="0"/>
         <w:adjustRightInd w:val="0"/>
         <w:spacing w:after="0" w:line="240" w:lineRule="auto"/>
-        <w:ind w:left="-284"/>
+        <w:ind w:left="-284" w:firstLine="284"/>
         <w:jc w:val="both"/>
         <w:rPr>
           <w:rFonts w:ascii="Times New Roman" w:hAnsi="Times New Roman" w:cs="Times New Roman"/>
@@ -916,6 +795,207 @@
           <w:lang w:val="ca-ES"/>
         </w:rPr>
       </w:pPr>
+      <w:r>
+        <w:rPr>
+          <w:rFonts w:ascii="Times New Roman" w:hAnsi="Times New Roman" w:cs="Times New Roman"/>
+          <w:noProof/>
+          <w:sz w:val="20"/>
+          <w:szCs w:val="20"/>
+          <w:lang w:val="ca-ES"/>
+        </w:rPr>
+        <w:t>(foto diagrama hr per ensenyar on estan red clumps?)</w:t>
+      </w:r>
+    </w:p>
+    <w:p>
+      <w:pPr>
+        <w:autoSpaceDE w:val="0"/>
+        <w:autoSpaceDN w:val="0"/>
+        <w:adjustRightInd w:val="0"/>
+        <w:spacing w:after="0" w:line="240" w:lineRule="auto"/>
+        <w:ind w:left="-284" w:firstLine="284"/>
+        <w:jc w:val="both"/>
+        <w:rPr>
+          <w:rFonts w:ascii="Times New Roman" w:hAnsi="Times New Roman" w:cs="Times New Roman"/>
+          <w:noProof/>
+          <w:sz w:val="20"/>
+          <w:szCs w:val="20"/>
+          <w:lang w:val="ca-ES"/>
+        </w:rPr>
+      </w:pPr>
+    </w:p>
+    <w:p>
+      <w:pPr>
+        <w:autoSpaceDE w:val="0"/>
+        <w:autoSpaceDN w:val="0"/>
+        <w:adjustRightInd w:val="0"/>
+        <w:spacing w:after="0" w:line="240" w:lineRule="auto"/>
+        <w:ind w:left="-284" w:firstLine="284"/>
+        <w:jc w:val="both"/>
+        <w:rPr>
+          <w:rFonts w:ascii="Times New Roman" w:hAnsi="Times New Roman" w:cs="Times New Roman"/>
+          <w:noProof/>
+          <w:sz w:val="20"/>
+          <w:szCs w:val="20"/>
+          <w:lang w:val="ca-ES"/>
+        </w:rPr>
+      </w:pPr>
+    </w:p>
+    <w:p>
+      <w:pPr>
+        <w:autoSpaceDE w:val="0"/>
+        <w:autoSpaceDN w:val="0"/>
+        <w:adjustRightInd w:val="0"/>
+        <w:spacing w:after="0" w:line="240" w:lineRule="auto"/>
+        <w:ind w:left="-284" w:firstLine="284"/>
+        <w:jc w:val="both"/>
+        <w:rPr>
+          <w:rFonts w:ascii="Times New Roman" w:hAnsi="Times New Roman" w:cs="Times New Roman"/>
+          <w:noProof/>
+          <w:sz w:val="20"/>
+          <w:szCs w:val="20"/>
+          <w:lang w:val="ca-ES"/>
+        </w:rPr>
+      </w:pPr>
+      <w:r>
+        <w:rPr>
+          <w:rFonts w:ascii="Times New Roman" w:hAnsi="Times New Roman" w:cs="Times New Roman"/>
+          <w:noProof/>
+          <w:sz w:val="20"/>
+          <w:szCs w:val="20"/>
+          <w:lang w:val="ca-ES"/>
+        </w:rPr>
+        <w:t>S’han utilitzat un total de 24 abundàncies per la identificació de clústers: Fe, O, Na, Mg, Al, Si, K, Ca, Sc, Ti, V, Cr, Mn, Co, Ni, Cu, Zn, Y, Zr, Ba, La, Ce, Nd, Eu</w:t>
+      </w:r>
+      <w:r>
+        <w:rPr>
+          <w:rFonts w:ascii="Times New Roman" w:hAnsi="Times New Roman" w:cs="Times New Roman"/>
+          <w:noProof/>
+          <w:sz w:val="20"/>
+          <w:szCs w:val="20"/>
+          <w:lang w:val="ca-ES"/>
+        </w:rPr>
+        <w:t>. L’</w:t>
+      </w:r>
+      <w:r>
+        <w:rPr>
+          <w:rFonts w:ascii="Times New Roman" w:hAnsi="Times New Roman" w:cs="Times New Roman"/>
+          <w:noProof/>
+          <w:sz w:val="20"/>
+          <w:szCs w:val="20"/>
+          <w:lang w:val="ca-ES"/>
+        </w:rPr>
+        <w:t>a</w:t>
+      </w:r>
+      <w:r>
+        <w:rPr>
+          <w:rFonts w:ascii="Times New Roman" w:hAnsi="Times New Roman" w:cs="Times New Roman"/>
+          <w:noProof/>
+          <w:sz w:val="20"/>
+          <w:szCs w:val="20"/>
+          <w:lang w:val="ca-ES"/>
+        </w:rPr>
+        <w:t>n</w:t>
+      </w:r>
+      <w:r>
+        <w:rPr>
+          <w:rFonts w:ascii="Times New Roman" w:hAnsi="Times New Roman" w:cs="Times New Roman"/>
+          <w:noProof/>
+          <w:sz w:val="20"/>
+          <w:szCs w:val="20"/>
+          <w:lang w:val="ca-ES"/>
+        </w:rPr>
+        <w:t>à</w:t>
+      </w:r>
+      <w:r>
+        <w:rPr>
+          <w:rFonts w:ascii="Times New Roman" w:hAnsi="Times New Roman" w:cs="Times New Roman"/>
+          <w:noProof/>
+          <w:sz w:val="20"/>
+          <w:szCs w:val="20"/>
+          <w:lang w:val="ca-ES"/>
+        </w:rPr>
+        <w:t xml:space="preserve">lisi </w:t>
+      </w:r>
+      <w:r>
+        <w:rPr>
+          <w:rFonts w:ascii="Times New Roman" w:hAnsi="Times New Roman" w:cs="Times New Roman"/>
+          <w:noProof/>
+          <w:sz w:val="20"/>
+          <w:szCs w:val="20"/>
+          <w:lang w:val="ca-ES"/>
+        </w:rPr>
+        <w:t xml:space="preserve">posterior </w:t>
+      </w:r>
+      <w:r>
+        <w:rPr>
+          <w:rFonts w:ascii="Times New Roman" w:hAnsi="Times New Roman" w:cs="Times New Roman"/>
+          <w:noProof/>
+          <w:sz w:val="20"/>
+          <w:szCs w:val="20"/>
+          <w:lang w:val="ca-ES"/>
+        </w:rPr>
+        <w:t>s’ha dut a terme representant</w:t>
+      </w:r>
+      <w:r>
+        <w:rPr>
+          <w:rFonts w:ascii="Times New Roman" w:hAnsi="Times New Roman" w:cs="Times New Roman"/>
+          <w:noProof/>
+          <w:sz w:val="20"/>
+          <w:szCs w:val="20"/>
+          <w:lang w:val="ca-ES"/>
+        </w:rPr>
+        <w:t xml:space="preserve"> també</w:t>
+      </w:r>
+      <w:r>
+        <w:rPr>
+          <w:rFonts w:ascii="Times New Roman" w:hAnsi="Times New Roman" w:cs="Times New Roman"/>
+          <w:noProof/>
+          <w:sz w:val="20"/>
+          <w:szCs w:val="20"/>
+          <w:lang w:val="ca-ES"/>
+        </w:rPr>
+        <w:t xml:space="preserve"> magnituds com l’energia, el moment angular</w:t>
+      </w:r>
+      <w:r>
+        <w:rPr>
+          <w:rFonts w:ascii="Times New Roman" w:hAnsi="Times New Roman" w:cs="Times New Roman"/>
+          <w:noProof/>
+          <w:sz w:val="20"/>
+          <w:szCs w:val="20"/>
+          <w:lang w:val="ca-ES"/>
+        </w:rPr>
+        <w:t>,</w:t>
+      </w:r>
+      <w:r>
+        <w:rPr>
+          <w:rFonts w:ascii="Times New Roman" w:hAnsi="Times New Roman" w:cs="Times New Roman"/>
+          <w:noProof/>
+          <w:sz w:val="20"/>
+          <w:szCs w:val="20"/>
+          <w:lang w:val="ca-ES"/>
+        </w:rPr>
+        <w:t xml:space="preserve"> l’excentricitat de l’òrbita</w:t>
+      </w:r>
+      <w:r>
+        <w:rPr>
+          <w:rFonts w:ascii="Times New Roman" w:hAnsi="Times New Roman" w:cs="Times New Roman"/>
+          <w:noProof/>
+          <w:sz w:val="20"/>
+          <w:szCs w:val="20"/>
+          <w:lang w:val="ca-ES"/>
+        </w:rPr>
+        <w:t xml:space="preserve">, les </w:t>
+      </w:r>
+      <w:r>
+        <w:rPr>
+          <w:rFonts w:ascii="Times New Roman" w:hAnsi="Times New Roman" w:cs="Times New Roman"/>
+          <w:noProof/>
+          <w:sz w:val="20"/>
+          <w:szCs w:val="20"/>
+          <w:lang w:val="ca-ES"/>
+        </w:rPr>
+        <w:t>posicions i les velocitats.</w:t>
+      </w:r>
     </w:p>
     <w:p>
       <w:pPr>
@@ -970,5431 +1050,10 @@
     </w:p>
     <w:p>
       <w:pPr>
-        <w:autoSpaceDE w:val="0"/>
-        <w:autoSpaceDN w:val="0"/>
-        <w:adjustRightInd w:val="0"/>
-        <w:spacing w:after="0" w:line="240" w:lineRule="auto"/>
-        <w:ind w:left="-284"/>
-        <w:jc w:val="both"/>
-        <w:rPr>
-          <w:rFonts w:ascii="cmr10" w:hAnsi="cmr10" w:cs="cmr10"/>
-          <w:noProof/>
-          <w:sz w:val="20"/>
-          <w:szCs w:val="20"/>
-          <w:lang w:val="ca-ES"/>
-        </w:rPr>
-      </w:pPr>
-    </w:p>
-    <w:p>
-      <w:pPr>
-        <w:autoSpaceDE w:val="0"/>
-        <w:autoSpaceDN w:val="0"/>
-        <w:adjustRightInd w:val="0"/>
-        <w:spacing w:after="0" w:line="240" w:lineRule="auto"/>
-        <w:ind w:left="-284"/>
-        <w:jc w:val="both"/>
-        <w:rPr>
-          <w:rFonts w:ascii="cmr10" w:hAnsi="cmr10" w:cs="cmr10"/>
-          <w:noProof/>
-          <w:sz w:val="20"/>
-          <w:szCs w:val="20"/>
-          <w:lang w:val="ca-ES"/>
-        </w:rPr>
-      </w:pPr>
-    </w:p>
-    <w:p>
-      <w:pPr>
-        <w:autoSpaceDE w:val="0"/>
-        <w:autoSpaceDN w:val="0"/>
-        <w:adjustRightInd w:val="0"/>
-        <w:spacing w:after="0" w:line="240" w:lineRule="auto"/>
-        <w:ind w:left="-284"/>
-        <w:jc w:val="both"/>
-        <w:rPr>
-          <w:rFonts w:ascii="cmr10" w:hAnsi="cmr10" w:cs="cmr10"/>
-          <w:noProof/>
-          <w:sz w:val="20"/>
-          <w:szCs w:val="20"/>
-          <w:lang w:val="ca-ES"/>
-        </w:rPr>
-      </w:pPr>
-    </w:p>
-    <w:p>
-      <w:pPr>
-        <w:autoSpaceDE w:val="0"/>
-        <w:autoSpaceDN w:val="0"/>
-        <w:adjustRightInd w:val="0"/>
-        <w:spacing w:after="0" w:line="240" w:lineRule="auto"/>
-        <w:ind w:left="-284"/>
-        <w:jc w:val="both"/>
-        <w:rPr>
-          <w:rFonts w:ascii="cmr10" w:hAnsi="cmr10" w:cs="cmr10"/>
-          <w:noProof/>
-          <w:sz w:val="20"/>
-          <w:szCs w:val="20"/>
-          <w:lang w:val="ca-ES"/>
-        </w:rPr>
-      </w:pPr>
-    </w:p>
-    <w:p>
-      <w:pPr>
-        <w:autoSpaceDE w:val="0"/>
-        <w:autoSpaceDN w:val="0"/>
-        <w:adjustRightInd w:val="0"/>
-        <w:spacing w:after="0" w:line="240" w:lineRule="auto"/>
-        <w:ind w:left="-284"/>
-        <w:jc w:val="both"/>
-        <w:rPr>
-          <w:rFonts w:ascii="cmr10" w:hAnsi="cmr10" w:cs="cmr10"/>
-          <w:noProof/>
-          <w:sz w:val="20"/>
-          <w:szCs w:val="20"/>
-          <w:lang w:val="ca-ES"/>
-        </w:rPr>
-      </w:pPr>
-    </w:p>
-    <w:p>
-      <w:pPr>
-        <w:autoSpaceDE w:val="0"/>
-        <w:autoSpaceDN w:val="0"/>
-        <w:adjustRightInd w:val="0"/>
-        <w:spacing w:after="0" w:line="240" w:lineRule="auto"/>
-        <w:ind w:left="-284"/>
-        <w:jc w:val="both"/>
-        <w:rPr>
-          <w:rFonts w:ascii="cmr10" w:hAnsi="cmr10" w:cs="cmr10"/>
-          <w:noProof/>
-          <w:sz w:val="20"/>
-          <w:szCs w:val="20"/>
-          <w:lang w:val="ca-ES"/>
-        </w:rPr>
-      </w:pPr>
-    </w:p>
-    <w:p>
-      <w:pPr>
-        <w:autoSpaceDE w:val="0"/>
-        <w:autoSpaceDN w:val="0"/>
-        <w:adjustRightInd w:val="0"/>
-        <w:spacing w:after="0" w:line="240" w:lineRule="auto"/>
-        <w:ind w:left="-284"/>
-        <w:jc w:val="both"/>
-        <w:rPr>
-          <w:rFonts w:ascii="cmr10" w:hAnsi="cmr10" w:cs="cmr10"/>
-          <w:noProof/>
-          <w:sz w:val="20"/>
-          <w:szCs w:val="20"/>
-          <w:lang w:val="ca-ES"/>
-        </w:rPr>
-      </w:pPr>
-    </w:p>
-    <w:p>
-      <w:pPr>
-        <w:autoSpaceDE w:val="0"/>
-        <w:autoSpaceDN w:val="0"/>
-        <w:adjustRightInd w:val="0"/>
-        <w:spacing w:after="0" w:line="240" w:lineRule="auto"/>
-        <w:ind w:left="-284"/>
-        <w:jc w:val="both"/>
-        <w:rPr>
-          <w:rFonts w:ascii="cmr10" w:hAnsi="cmr10" w:cs="cmr10"/>
-          <w:noProof/>
-          <w:sz w:val="20"/>
-          <w:szCs w:val="20"/>
-          <w:lang w:val="ca-ES"/>
-        </w:rPr>
-      </w:pPr>
-    </w:p>
-    <w:p>
-      <w:pPr>
-        <w:autoSpaceDE w:val="0"/>
-        <w:autoSpaceDN w:val="0"/>
-        <w:adjustRightInd w:val="0"/>
-        <w:spacing w:after="0" w:line="240" w:lineRule="auto"/>
-        <w:ind w:left="-284"/>
-        <w:jc w:val="both"/>
-        <w:rPr>
-          <w:rFonts w:ascii="cmr10" w:hAnsi="cmr10" w:cs="cmr10"/>
-          <w:noProof/>
-          <w:sz w:val="20"/>
-          <w:szCs w:val="20"/>
-          <w:lang w:val="ca-ES"/>
-        </w:rPr>
-      </w:pPr>
-    </w:p>
-    <w:p>
-      <w:pPr>
-        <w:autoSpaceDE w:val="0"/>
-        <w:autoSpaceDN w:val="0"/>
-        <w:adjustRightInd w:val="0"/>
-        <w:spacing w:after="0" w:line="240" w:lineRule="auto"/>
-        <w:ind w:left="-284"/>
-        <w:jc w:val="both"/>
-        <w:rPr>
-          <w:rFonts w:ascii="cmr10" w:hAnsi="cmr10" w:cs="cmr10"/>
-          <w:noProof/>
-          <w:sz w:val="20"/>
-          <w:szCs w:val="20"/>
-          <w:lang w:val="ca-ES"/>
-        </w:rPr>
-      </w:pPr>
-    </w:p>
-    <w:p>
-      <w:pPr>
-        <w:autoSpaceDE w:val="0"/>
-        <w:autoSpaceDN w:val="0"/>
-        <w:adjustRightInd w:val="0"/>
-        <w:spacing w:after="0" w:line="240" w:lineRule="auto"/>
-        <w:ind w:left="-284"/>
-        <w:jc w:val="both"/>
-        <w:rPr>
-          <w:rFonts w:ascii="cmr10" w:hAnsi="cmr10" w:cs="cmr10"/>
-          <w:noProof/>
-          <w:sz w:val="20"/>
-          <w:szCs w:val="20"/>
-          <w:lang w:val="ca-ES"/>
-        </w:rPr>
-      </w:pPr>
-    </w:p>
-    <w:p>
-      <w:pPr>
-        <w:autoSpaceDE w:val="0"/>
-        <w:autoSpaceDN w:val="0"/>
-        <w:adjustRightInd w:val="0"/>
-        <w:spacing w:after="0" w:line="240" w:lineRule="auto"/>
-        <w:ind w:left="-284"/>
-        <w:jc w:val="both"/>
-        <w:rPr>
-          <w:rFonts w:ascii="cmr10" w:hAnsi="cmr10" w:cs="cmr10"/>
-          <w:noProof/>
-          <w:sz w:val="20"/>
-          <w:szCs w:val="20"/>
-          <w:lang w:val="ca-ES"/>
-        </w:rPr>
-      </w:pPr>
-    </w:p>
-    <w:p>
-      <w:pPr>
-        <w:autoSpaceDE w:val="0"/>
-        <w:autoSpaceDN w:val="0"/>
-        <w:adjustRightInd w:val="0"/>
-        <w:spacing w:after="0" w:line="240" w:lineRule="auto"/>
-        <w:ind w:left="-284"/>
-        <w:jc w:val="both"/>
-        <w:rPr>
-          <w:rFonts w:ascii="cmr10" w:hAnsi="cmr10" w:cs="cmr10"/>
-          <w:noProof/>
-          <w:sz w:val="20"/>
-          <w:szCs w:val="20"/>
-          <w:lang w:val="ca-ES"/>
-        </w:rPr>
-      </w:pPr>
-    </w:p>
-    <w:p>
-      <w:pPr>
-        <w:autoSpaceDE w:val="0"/>
-        <w:autoSpaceDN w:val="0"/>
-        <w:adjustRightInd w:val="0"/>
-        <w:spacing w:after="0" w:line="240" w:lineRule="auto"/>
-        <w:ind w:left="-284"/>
-        <w:jc w:val="both"/>
-        <w:rPr>
-          <w:rFonts w:ascii="cmr10" w:hAnsi="cmr10" w:cs="cmr10"/>
-          <w:noProof/>
-          <w:sz w:val="20"/>
-          <w:szCs w:val="20"/>
-          <w:lang w:val="ca-ES"/>
-        </w:rPr>
-      </w:pPr>
-    </w:p>
-    <w:p>
-      <w:pPr>
-        <w:autoSpaceDE w:val="0"/>
-        <w:autoSpaceDN w:val="0"/>
-        <w:adjustRightInd w:val="0"/>
-        <w:spacing w:after="0" w:line="240" w:lineRule="auto"/>
-        <w:ind w:left="-284"/>
-        <w:jc w:val="both"/>
-        <w:rPr>
-          <w:rFonts w:ascii="cmr10" w:hAnsi="cmr10" w:cs="cmr10"/>
-          <w:noProof/>
-          <w:sz w:val="20"/>
-          <w:szCs w:val="20"/>
-          <w:lang w:val="ca-ES"/>
-        </w:rPr>
-      </w:pPr>
-    </w:p>
-    <w:p>
-      <w:pPr>
-        <w:autoSpaceDE w:val="0"/>
-        <w:autoSpaceDN w:val="0"/>
-        <w:adjustRightInd w:val="0"/>
-        <w:spacing w:after="0" w:line="240" w:lineRule="auto"/>
-        <w:ind w:left="-284"/>
-        <w:jc w:val="both"/>
-        <w:rPr>
-          <w:rFonts w:ascii="cmr10" w:hAnsi="cmr10" w:cs="cmr10"/>
-          <w:noProof/>
-          <w:sz w:val="20"/>
-          <w:szCs w:val="20"/>
-          <w:lang w:val="ca-ES"/>
-        </w:rPr>
-      </w:pPr>
-    </w:p>
-    <w:p>
-      <w:pPr>
-        <w:autoSpaceDE w:val="0"/>
-        <w:autoSpaceDN w:val="0"/>
-        <w:adjustRightInd w:val="0"/>
-        <w:spacing w:after="0" w:line="240" w:lineRule="auto"/>
-        <w:ind w:left="-284"/>
-        <w:jc w:val="both"/>
-        <w:rPr>
-          <w:rFonts w:ascii="cmr10" w:hAnsi="cmr10" w:cs="cmr10"/>
-          <w:noProof/>
-          <w:sz w:val="20"/>
-          <w:szCs w:val="20"/>
-          <w:lang w:val="ca-ES"/>
-        </w:rPr>
-      </w:pPr>
-    </w:p>
-    <w:p>
-      <w:pPr>
-        <w:autoSpaceDE w:val="0"/>
-        <w:autoSpaceDN w:val="0"/>
-        <w:adjustRightInd w:val="0"/>
-        <w:spacing w:after="0" w:line="240" w:lineRule="auto"/>
-        <w:ind w:left="-284"/>
-        <w:jc w:val="both"/>
-        <w:rPr>
-          <w:rFonts w:ascii="cmr10" w:hAnsi="cmr10" w:cs="cmr10"/>
-          <w:noProof/>
-          <w:sz w:val="20"/>
-          <w:szCs w:val="20"/>
-          <w:lang w:val="ca-ES"/>
-        </w:rPr>
-      </w:pPr>
-    </w:p>
-    <w:tbl>
-      <w:tblPr>
-        <w:tblStyle w:val="Tablaconcuadrcula"/>
-        <w:tblW w:w="4835" w:type="pct"/>
-        <w:jc w:val="center"/>
-        <w:tblBorders>
-          <w:top w:val="none" w:sz="0" w:space="0" w:color="auto"/>
-          <w:left w:val="none" w:sz="0" w:space="0" w:color="auto"/>
-          <w:bottom w:val="none" w:sz="0" w:space="0" w:color="auto"/>
-          <w:right w:val="none" w:sz="0" w:space="0" w:color="auto"/>
-          <w:insideH w:val="none" w:sz="0" w:space="0" w:color="auto"/>
-          <w:insideV w:val="none" w:sz="0" w:space="0" w:color="auto"/>
-        </w:tblBorders>
-        <w:tblLook w:val="04A0" w:firstRow="1" w:lastRow="0" w:firstColumn="1" w:lastColumn="0" w:noHBand="0" w:noVBand="1"/>
-      </w:tblPr>
-      <w:tblGrid>
-        <w:gridCol w:w="426"/>
-        <w:gridCol w:w="3738"/>
-        <w:gridCol w:w="567"/>
-      </w:tblGrid>
-      <w:tr>
-        <w:trPr>
-          <w:jc w:val="center"/>
-        </w:trPr>
-        <w:tc>
-          <w:tcPr>
-            <w:tcW w:w="450" w:type="pct"/>
-            <w:vAlign w:val="center"/>
-          </w:tcPr>
-          <w:p>
-            <w:pPr>
-              <w:autoSpaceDE w:val="0"/>
-              <w:autoSpaceDN w:val="0"/>
-              <w:adjustRightInd w:val="0"/>
-              <w:jc w:val="center"/>
-              <w:rPr>
-                <w:rFonts w:ascii="Times New Roman" w:hAnsi="Times New Roman" w:cs="Times New Roman"/>
-                <w:noProof/>
-                <w:sz w:val="20"/>
-                <w:szCs w:val="20"/>
-                <w:lang w:val="ca-ES"/>
-              </w:rPr>
-            </w:pPr>
-          </w:p>
-        </w:tc>
-        <w:tc>
-          <w:tcPr>
-            <w:tcW w:w="3951" w:type="pct"/>
-            <w:vAlign w:val="center"/>
-          </w:tcPr>
-          <w:p>
-            <w:pPr>
-              <w:autoSpaceDE w:val="0"/>
-              <w:autoSpaceDN w:val="0"/>
-              <w:adjustRightInd w:val="0"/>
-              <w:ind w:left="-284"/>
-              <w:jc w:val="both"/>
-              <w:rPr>
-                <w:rFonts w:ascii="cmr10" w:eastAsiaTheme="minorEastAsia" w:hAnsi="cmr10" w:cs="cmr10"/>
-                <w:noProof/>
-                <w:sz w:val="20"/>
-                <w:szCs w:val="20"/>
-                <w:lang w:val="ca-ES"/>
-              </w:rPr>
-            </w:pPr>
-            <m:oMathPara>
-              <m:oMath>
-                <m:f>
-                  <m:fPr>
-                    <m:ctrlPr>
-                      <w:rPr>
-                        <w:rFonts w:ascii="Cambria Math" w:hAnsi="Cambria Math" w:cs="Times New Roman"/>
-                        <w:i/>
-                        <w:noProof/>
-                        <w:sz w:val="20"/>
-                        <w:szCs w:val="20"/>
-                        <w:lang w:val="ca-ES"/>
-                      </w:rPr>
-                    </m:ctrlPr>
-                  </m:fPr>
-                  <m:num>
-                    <m:r>
-                      <w:rPr>
-                        <w:rFonts w:ascii="Cambria Math" w:hAnsi="Cambria Math" w:cs="Times New Roman"/>
-                        <w:noProof/>
-                        <w:sz w:val="20"/>
-                        <w:szCs w:val="20"/>
-                        <w:lang w:val="ca-ES"/>
-                      </w:rPr>
-                      <m:t>du</m:t>
-                    </m:r>
-                    <m:d>
-                      <m:dPr>
-                        <m:ctrlPr>
-                          <w:rPr>
-                            <w:rFonts w:ascii="Cambria Math" w:hAnsi="Cambria Math" w:cs="Times New Roman"/>
-                            <w:i/>
-                            <w:noProof/>
-                            <w:sz w:val="20"/>
-                            <w:szCs w:val="20"/>
-                            <w:lang w:val="ca-ES"/>
-                          </w:rPr>
-                        </m:ctrlPr>
-                      </m:dPr>
-                      <m:e>
-                        <m:r>
-                          <w:rPr>
-                            <w:rFonts w:ascii="Cambria Math" w:hAnsi="Cambria Math" w:cs="Times New Roman"/>
-                            <w:noProof/>
-                            <w:sz w:val="20"/>
-                            <w:szCs w:val="20"/>
-                            <w:lang w:val="ca-ES"/>
-                          </w:rPr>
-                          <m:t>x</m:t>
-                        </m:r>
-                      </m:e>
-                    </m:d>
-                  </m:num>
-                  <m:den>
-                    <m:r>
-                      <w:rPr>
-                        <w:rFonts w:ascii="Cambria Math" w:hAnsi="Cambria Math" w:cs="Times New Roman"/>
-                        <w:noProof/>
-                        <w:sz w:val="20"/>
-                        <w:szCs w:val="20"/>
-                        <w:lang w:val="ca-ES"/>
-                      </w:rPr>
-                      <m:t>dx</m:t>
-                    </m:r>
-                  </m:den>
-                </m:f>
-                <m:r>
-                  <w:rPr>
-                    <w:rFonts w:ascii="Cambria Math" w:hAnsi="Cambria Math" w:cs="Times New Roman"/>
-                    <w:noProof/>
-                    <w:sz w:val="20"/>
-                    <w:szCs w:val="20"/>
-                    <w:lang w:val="ca-ES"/>
-                  </w:rPr>
-                  <m:t>+Vu</m:t>
-                </m:r>
-                <m:d>
-                  <m:dPr>
-                    <m:ctrlPr>
-                      <w:rPr>
-                        <w:rFonts w:ascii="Cambria Math" w:hAnsi="Cambria Math" w:cs="Times New Roman"/>
-                        <w:i/>
-                        <w:noProof/>
-                        <w:sz w:val="20"/>
-                        <w:szCs w:val="20"/>
-                        <w:lang w:val="ca-ES"/>
-                      </w:rPr>
-                    </m:ctrlPr>
-                  </m:dPr>
-                  <m:e>
-                    <m:r>
-                      <w:rPr>
-                        <w:rFonts w:ascii="Cambria Math" w:hAnsi="Cambria Math" w:cs="Times New Roman"/>
-                        <w:noProof/>
-                        <w:sz w:val="20"/>
-                        <w:szCs w:val="20"/>
-                        <w:lang w:val="ca-ES"/>
-                      </w:rPr>
-                      <m:t>x</m:t>
-                    </m:r>
-                  </m:e>
-                </m:d>
-                <m:r>
-                  <w:rPr>
-                    <w:rFonts w:ascii="Cambria Math" w:hAnsi="Cambria Math" w:cs="Times New Roman"/>
-                    <w:noProof/>
-                    <w:sz w:val="20"/>
-                    <w:szCs w:val="20"/>
-                    <w:lang w:val="ca-ES"/>
-                  </w:rPr>
-                  <m:t>+Wv</m:t>
-                </m:r>
-                <m:d>
-                  <m:dPr>
-                    <m:ctrlPr>
-                      <w:rPr>
-                        <w:rFonts w:ascii="Cambria Math" w:hAnsi="Cambria Math" w:cs="Times New Roman"/>
-                        <w:i/>
-                        <w:noProof/>
-                        <w:sz w:val="20"/>
-                        <w:szCs w:val="20"/>
-                        <w:lang w:val="ca-ES"/>
-                      </w:rPr>
-                    </m:ctrlPr>
-                  </m:dPr>
-                  <m:e>
-                    <m:r>
-                      <w:rPr>
-                        <w:rFonts w:ascii="Cambria Math" w:hAnsi="Cambria Math" w:cs="Times New Roman"/>
-                        <w:noProof/>
-                        <w:sz w:val="20"/>
-                        <w:szCs w:val="20"/>
-                        <w:lang w:val="ca-ES"/>
-                      </w:rPr>
-                      <m:t>x</m:t>
-                    </m:r>
-                  </m:e>
-                </m:d>
-                <m:r>
-                  <w:rPr>
-                    <w:rFonts w:ascii="Cambria Math" w:hAnsi="Cambria Math" w:cs="Times New Roman"/>
-                    <w:noProof/>
-                    <w:sz w:val="20"/>
-                    <w:szCs w:val="20"/>
-                    <w:lang w:val="ca-ES"/>
-                  </w:rPr>
-                  <m:t>=</m:t>
-                </m:r>
-                <m:d>
-                  <m:dPr>
-                    <m:ctrlPr>
-                      <w:rPr>
-                        <w:rFonts w:ascii="Cambria Math" w:hAnsi="Cambria Math" w:cs="Times New Roman"/>
-                        <w:i/>
-                        <w:noProof/>
-                        <w:sz w:val="20"/>
-                        <w:szCs w:val="20"/>
-                        <w:lang w:val="ca-ES"/>
-                      </w:rPr>
-                    </m:ctrlPr>
-                  </m:dPr>
-                  <m:e>
-                    <m:r>
-                      <w:rPr>
-                        <w:rFonts w:ascii="Cambria Math" w:hAnsi="Cambria Math" w:cs="Times New Roman"/>
-                        <w:noProof/>
-                        <w:sz w:val="20"/>
-                        <w:szCs w:val="20"/>
-                        <w:lang w:val="ca-ES"/>
-                      </w:rPr>
-                      <m:t>λ+α</m:t>
-                    </m:r>
-                  </m:e>
-                </m:d>
-                <m:r>
-                  <w:rPr>
-                    <w:rFonts w:ascii="Cambria Math" w:hAnsi="Cambria Math" w:cs="Times New Roman"/>
-                    <w:noProof/>
-                    <w:sz w:val="20"/>
-                    <w:szCs w:val="20"/>
-                    <w:lang w:val="ca-ES"/>
-                  </w:rPr>
-                  <m:t xml:space="preserve"> u</m:t>
-                </m:r>
-                <m:d>
-                  <m:dPr>
-                    <m:ctrlPr>
-                      <w:rPr>
-                        <w:rFonts w:ascii="Cambria Math" w:hAnsi="Cambria Math" w:cs="Times New Roman"/>
-                        <w:i/>
-                        <w:noProof/>
-                        <w:sz w:val="20"/>
-                        <w:szCs w:val="20"/>
-                        <w:lang w:val="ca-ES"/>
-                      </w:rPr>
-                    </m:ctrlPr>
-                  </m:dPr>
-                  <m:e>
-                    <m:r>
-                      <w:rPr>
-                        <w:rFonts w:ascii="Cambria Math" w:hAnsi="Cambria Math" w:cs="Times New Roman"/>
-                        <w:noProof/>
-                        <w:sz w:val="20"/>
-                        <w:szCs w:val="20"/>
-                        <w:lang w:val="ca-ES"/>
-                      </w:rPr>
-                      <m:t>x</m:t>
-                    </m:r>
-                  </m:e>
-                </m:d>
-              </m:oMath>
-            </m:oMathPara>
-          </w:p>
-          <w:p>
-            <w:pPr>
-              <w:autoSpaceDE w:val="0"/>
-              <w:autoSpaceDN w:val="0"/>
-              <w:adjustRightInd w:val="0"/>
-              <w:ind w:left="-284"/>
-              <w:jc w:val="both"/>
-              <w:rPr>
-                <w:rFonts w:ascii="Times New Roman" w:hAnsi="Times New Roman" w:cs="Times New Roman"/>
-                <w:noProof/>
-                <w:sz w:val="20"/>
-                <w:szCs w:val="20"/>
-                <w:lang w:val="ca-ES"/>
-              </w:rPr>
-            </w:pPr>
-          </w:p>
-        </w:tc>
-        <w:tc>
-          <w:tcPr>
-            <w:tcW w:w="599" w:type="pct"/>
-            <w:vAlign w:val="center"/>
-          </w:tcPr>
-          <w:p>
-            <w:pPr>
-              <w:pStyle w:val="Prrafodelista"/>
-              <w:autoSpaceDE w:val="0"/>
-              <w:autoSpaceDN w:val="0"/>
-              <w:adjustRightInd w:val="0"/>
-              <w:ind w:left="360"/>
-              <w:jc w:val="center"/>
-              <w:rPr>
-                <w:rFonts w:ascii="Times New Roman" w:hAnsi="Times New Roman" w:cs="Times New Roman"/>
-                <w:noProof/>
-                <w:sz w:val="20"/>
-                <w:szCs w:val="20"/>
-                <w:lang w:val="ca-ES"/>
-              </w:rPr>
-            </w:pPr>
-          </w:p>
-        </w:tc>
-      </w:tr>
-      <w:tr>
-        <w:trPr>
-          <w:jc w:val="center"/>
-        </w:trPr>
-        <w:tc>
-          <w:tcPr>
-            <w:tcW w:w="450" w:type="pct"/>
-            <w:vAlign w:val="center"/>
-          </w:tcPr>
-          <w:p>
-            <w:pPr>
-              <w:autoSpaceDE w:val="0"/>
-              <w:autoSpaceDN w:val="0"/>
-              <w:adjustRightInd w:val="0"/>
-              <w:jc w:val="center"/>
-              <w:rPr>
-                <w:rFonts w:ascii="Times New Roman" w:hAnsi="Times New Roman" w:cs="Times New Roman"/>
-                <w:noProof/>
-                <w:sz w:val="20"/>
-                <w:szCs w:val="20"/>
-                <w:lang w:val="ca-ES"/>
-              </w:rPr>
-            </w:pPr>
-          </w:p>
-        </w:tc>
-        <w:tc>
-          <w:tcPr>
-            <w:tcW w:w="3951" w:type="pct"/>
-            <w:vAlign w:val="center"/>
-          </w:tcPr>
-          <w:p>
-            <w:pPr>
-              <w:autoSpaceDE w:val="0"/>
-              <w:autoSpaceDN w:val="0"/>
-              <w:adjustRightInd w:val="0"/>
-              <w:ind w:left="-284"/>
-              <w:jc w:val="center"/>
-              <w:rPr>
-                <w:rFonts w:ascii="Times New Roman" w:eastAsiaTheme="minorEastAsia" w:hAnsi="Times New Roman" w:cs="Times New Roman"/>
-                <w:noProof/>
-                <w:sz w:val="20"/>
-                <w:szCs w:val="20"/>
-                <w:lang w:val="ca-ES"/>
-              </w:rPr>
-            </w:pPr>
-            <m:oMathPara>
-              <m:oMath>
-                <m:f>
-                  <m:fPr>
-                    <m:ctrlPr>
-                      <w:rPr>
-                        <w:rFonts w:ascii="Cambria Math" w:hAnsi="Cambria Math" w:cs="Times New Roman"/>
-                        <w:i/>
-                        <w:noProof/>
-                        <w:sz w:val="20"/>
-                        <w:szCs w:val="20"/>
-                        <w:lang w:val="ca-ES"/>
-                      </w:rPr>
-                    </m:ctrlPr>
-                  </m:fPr>
-                  <m:num>
-                    <m:r>
-                      <w:rPr>
-                        <w:rFonts w:ascii="Cambria Math" w:hAnsi="Cambria Math" w:cs="Times New Roman"/>
-                        <w:noProof/>
-                        <w:sz w:val="20"/>
-                        <w:szCs w:val="20"/>
-                        <w:lang w:val="ca-ES"/>
-                      </w:rPr>
-                      <m:t>dv</m:t>
-                    </m:r>
-                    <m:d>
-                      <m:dPr>
-                        <m:ctrlPr>
-                          <w:rPr>
-                            <w:rFonts w:ascii="Cambria Math" w:hAnsi="Cambria Math" w:cs="Times New Roman"/>
-                            <w:i/>
-                            <w:noProof/>
-                            <w:sz w:val="20"/>
-                            <w:szCs w:val="20"/>
-                            <w:lang w:val="ca-ES"/>
-                          </w:rPr>
-                        </m:ctrlPr>
-                      </m:dPr>
-                      <m:e>
-                        <m:r>
-                          <w:rPr>
-                            <w:rFonts w:ascii="Cambria Math" w:hAnsi="Cambria Math" w:cs="Times New Roman"/>
-                            <w:noProof/>
-                            <w:sz w:val="20"/>
-                            <w:szCs w:val="20"/>
-                            <w:lang w:val="ca-ES"/>
-                          </w:rPr>
-                          <m:t>x</m:t>
-                        </m:r>
-                      </m:e>
-                    </m:d>
-                  </m:num>
-                  <m:den>
-                    <m:r>
-                      <w:rPr>
-                        <w:rFonts w:ascii="Cambria Math" w:hAnsi="Cambria Math" w:cs="Times New Roman"/>
-                        <w:noProof/>
-                        <w:sz w:val="20"/>
-                        <w:szCs w:val="20"/>
-                        <w:lang w:val="ca-ES"/>
-                      </w:rPr>
-                      <m:t>dx</m:t>
-                    </m:r>
-                  </m:den>
-                </m:f>
-                <m:r>
-                  <w:rPr>
-                    <w:rFonts w:ascii="Cambria Math" w:hAnsi="Cambria Math" w:cs="Times New Roman"/>
-                    <w:noProof/>
-                    <w:sz w:val="20"/>
-                    <w:szCs w:val="20"/>
-                    <w:lang w:val="ca-ES"/>
-                  </w:rPr>
-                  <m:t>+Vv</m:t>
-                </m:r>
-                <m:d>
-                  <m:dPr>
-                    <m:ctrlPr>
-                      <w:rPr>
-                        <w:rFonts w:ascii="Cambria Math" w:hAnsi="Cambria Math" w:cs="Times New Roman"/>
-                        <w:i/>
-                        <w:noProof/>
-                        <w:sz w:val="20"/>
-                        <w:szCs w:val="20"/>
-                        <w:lang w:val="ca-ES"/>
-                      </w:rPr>
-                    </m:ctrlPr>
-                  </m:dPr>
-                  <m:e>
-                    <m:r>
-                      <w:rPr>
-                        <w:rFonts w:ascii="Cambria Math" w:hAnsi="Cambria Math" w:cs="Times New Roman"/>
-                        <w:noProof/>
-                        <w:sz w:val="20"/>
-                        <w:szCs w:val="20"/>
-                        <w:lang w:val="ca-ES"/>
-                      </w:rPr>
-                      <m:t>x</m:t>
-                    </m:r>
-                  </m:e>
-                </m:d>
-                <m:r>
-                  <w:rPr>
-                    <w:rFonts w:ascii="Cambria Math" w:hAnsi="Cambria Math" w:cs="Times New Roman"/>
-                    <w:noProof/>
-                    <w:sz w:val="20"/>
-                    <w:szCs w:val="20"/>
-                    <w:lang w:val="ca-ES"/>
-                  </w:rPr>
-                  <m:t>+Wu</m:t>
-                </m:r>
-                <m:d>
-                  <m:dPr>
-                    <m:ctrlPr>
-                      <w:rPr>
-                        <w:rFonts w:ascii="Cambria Math" w:hAnsi="Cambria Math" w:cs="Times New Roman"/>
-                        <w:i/>
-                        <w:noProof/>
-                        <w:sz w:val="20"/>
-                        <w:szCs w:val="20"/>
-                        <w:lang w:val="ca-ES"/>
-                      </w:rPr>
-                    </m:ctrlPr>
-                  </m:dPr>
-                  <m:e>
-                    <m:r>
-                      <w:rPr>
-                        <w:rFonts w:ascii="Cambria Math" w:hAnsi="Cambria Math" w:cs="Times New Roman"/>
-                        <w:noProof/>
-                        <w:sz w:val="20"/>
-                        <w:szCs w:val="20"/>
-                        <w:lang w:val="ca-ES"/>
-                      </w:rPr>
-                      <m:t>x</m:t>
-                    </m:r>
-                  </m:e>
-                </m:d>
-                <m:r>
-                  <w:rPr>
-                    <w:rFonts w:ascii="Cambria Math" w:hAnsi="Cambria Math" w:cs="Times New Roman"/>
-                    <w:noProof/>
-                    <w:sz w:val="20"/>
-                    <w:szCs w:val="20"/>
-                    <w:lang w:val="ca-ES"/>
-                  </w:rPr>
-                  <m:t>=</m:t>
-                </m:r>
-                <m:d>
-                  <m:dPr>
-                    <m:ctrlPr>
-                      <w:rPr>
-                        <w:rFonts w:ascii="Cambria Math" w:hAnsi="Cambria Math" w:cs="Times New Roman"/>
-                        <w:i/>
-                        <w:noProof/>
-                        <w:sz w:val="20"/>
-                        <w:szCs w:val="20"/>
-                        <w:lang w:val="ca-ES"/>
-                      </w:rPr>
-                    </m:ctrlPr>
-                  </m:dPr>
-                  <m:e>
-                    <m:r>
-                      <w:rPr>
-                        <w:rFonts w:ascii="Cambria Math" w:hAnsi="Cambria Math" w:cs="Times New Roman"/>
-                        <w:noProof/>
-                        <w:sz w:val="20"/>
-                        <w:szCs w:val="20"/>
-                        <w:lang w:val="ca-ES"/>
-                      </w:rPr>
-                      <m:t>λ-α</m:t>
-                    </m:r>
-                  </m:e>
-                </m:d>
-                <m:r>
-                  <w:rPr>
-                    <w:rFonts w:ascii="Cambria Math" w:hAnsi="Cambria Math" w:cs="Times New Roman"/>
-                    <w:noProof/>
-                    <w:sz w:val="20"/>
-                    <w:szCs w:val="20"/>
-                    <w:lang w:val="ca-ES"/>
-                  </w:rPr>
-                  <m:t xml:space="preserve"> v(x)</m:t>
-                </m:r>
-              </m:oMath>
-            </m:oMathPara>
-          </w:p>
-        </w:tc>
-        <w:tc>
-          <w:tcPr>
-            <w:tcW w:w="599" w:type="pct"/>
-            <w:vAlign w:val="center"/>
-          </w:tcPr>
-          <w:p>
-            <w:pPr>
-              <w:pStyle w:val="Prrafodelista"/>
-              <w:numPr>
-                <w:ilvl w:val="0"/>
-                <w:numId w:val="10"/>
-              </w:numPr>
-              <w:autoSpaceDE w:val="0"/>
-              <w:autoSpaceDN w:val="0"/>
-              <w:adjustRightInd w:val="0"/>
-              <w:jc w:val="center"/>
-              <w:rPr>
-                <w:rFonts w:ascii="Times New Roman" w:hAnsi="Times New Roman" w:cs="Times New Roman"/>
-                <w:noProof/>
-                <w:sz w:val="20"/>
-                <w:szCs w:val="20"/>
-                <w:lang w:val="ca-ES"/>
-              </w:rPr>
-            </w:pPr>
-          </w:p>
-        </w:tc>
-      </w:tr>
-    </w:tbl>
-    <w:p>
-      <w:pPr>
-        <w:autoSpaceDE w:val="0"/>
-        <w:autoSpaceDN w:val="0"/>
-        <w:adjustRightInd w:val="0"/>
-        <w:spacing w:after="0" w:line="240" w:lineRule="auto"/>
-        <w:ind w:left="-284"/>
-        <w:jc w:val="both"/>
-        <w:rPr>
-          <w:rFonts w:ascii="Times New Roman" w:hAnsi="Times New Roman" w:cs="Times New Roman"/>
-          <w:noProof/>
-          <w:sz w:val="20"/>
-          <w:szCs w:val="20"/>
-          <w:lang w:val="ca-ES"/>
-        </w:rPr>
-      </w:pPr>
-    </w:p>
-    <w:p>
-      <w:pPr>
-        <w:autoSpaceDE w:val="0"/>
-        <w:autoSpaceDN w:val="0"/>
-        <w:adjustRightInd w:val="0"/>
-        <w:spacing w:after="0" w:line="240" w:lineRule="auto"/>
-        <w:ind w:left="-284"/>
-        <w:jc w:val="both"/>
-        <w:rPr>
-          <w:rFonts w:ascii="Times New Roman" w:hAnsi="Times New Roman" w:cs="Times New Roman"/>
-          <w:noProof/>
-          <w:sz w:val="20"/>
-          <w:szCs w:val="20"/>
-          <w:lang w:val="ca-ES"/>
-        </w:rPr>
-      </w:pPr>
-    </w:p>
-    <w:p>
-      <w:pPr>
-        <w:autoSpaceDE w:val="0"/>
-        <w:autoSpaceDN w:val="0"/>
-        <w:adjustRightInd w:val="0"/>
-        <w:spacing w:after="0" w:line="240" w:lineRule="auto"/>
-        <w:ind w:left="-284"/>
-        <w:jc w:val="both"/>
-        <w:rPr>
-          <w:rFonts w:ascii="Times New Roman" w:hAnsi="Times New Roman" w:cs="Times New Roman"/>
-          <w:noProof/>
-          <w:sz w:val="20"/>
-          <w:szCs w:val="20"/>
-          <w:lang w:val="ca-ES"/>
-        </w:rPr>
-      </w:pPr>
-      <w:r>
-        <w:rPr>
-          <w:rFonts w:ascii="Times New Roman" w:hAnsi="Times New Roman" w:cs="Times New Roman"/>
-          <w:noProof/>
-          <w:sz w:val="20"/>
-          <w:szCs w:val="20"/>
-          <w:lang w:val="ca-ES"/>
-        </w:rPr>
-        <w:t>Further examples are,</w:t>
-      </w:r>
-    </w:p>
-    <w:tbl>
-      <w:tblPr>
-        <w:tblStyle w:val="Tablaconcuadrcula"/>
-        <w:tblW w:w="4892" w:type="pct"/>
-        <w:tblBorders>
-          <w:top w:val="none" w:sz="0" w:space="0" w:color="auto"/>
-          <w:left w:val="none" w:sz="0" w:space="0" w:color="auto"/>
-          <w:bottom w:val="none" w:sz="0" w:space="0" w:color="auto"/>
-          <w:right w:val="none" w:sz="0" w:space="0" w:color="auto"/>
-          <w:insideH w:val="none" w:sz="0" w:space="0" w:color="auto"/>
-          <w:insideV w:val="none" w:sz="0" w:space="0" w:color="auto"/>
-        </w:tblBorders>
-        <w:tblLook w:val="04A0" w:firstRow="1" w:lastRow="0" w:firstColumn="1" w:lastColumn="0" w:noHBand="0" w:noVBand="1"/>
-      </w:tblPr>
-      <w:tblGrid>
-        <w:gridCol w:w="734"/>
-        <w:gridCol w:w="3350"/>
-        <w:gridCol w:w="702"/>
-      </w:tblGrid>
-      <w:tr>
-        <w:tc>
-          <w:tcPr>
-            <w:tcW w:w="767" w:type="pct"/>
-            <w:vAlign w:val="center"/>
-          </w:tcPr>
-          <w:p>
-            <w:pPr>
-              <w:autoSpaceDE w:val="0"/>
-              <w:autoSpaceDN w:val="0"/>
-              <w:adjustRightInd w:val="0"/>
-              <w:jc w:val="center"/>
-              <w:rPr>
-                <w:rFonts w:ascii="Times New Roman" w:hAnsi="Times New Roman" w:cs="Times New Roman"/>
-                <w:noProof/>
-                <w:sz w:val="20"/>
-                <w:szCs w:val="20"/>
-                <w:lang w:val="ca-ES"/>
-              </w:rPr>
-            </w:pPr>
-          </w:p>
-        </w:tc>
-        <w:tc>
-          <w:tcPr>
-            <w:tcW w:w="3500" w:type="pct"/>
-            <w:vAlign w:val="center"/>
-          </w:tcPr>
-          <w:p>
-            <w:pPr>
-              <w:autoSpaceDE w:val="0"/>
-              <w:autoSpaceDN w:val="0"/>
-              <w:adjustRightInd w:val="0"/>
-              <w:ind w:left="-284"/>
-              <w:jc w:val="both"/>
-              <w:rPr>
-                <w:rFonts w:ascii="Times New Roman" w:eastAsiaTheme="minorEastAsia" w:hAnsi="Times New Roman" w:cs="Times New Roman"/>
-                <w:noProof/>
-                <w:sz w:val="20"/>
-                <w:szCs w:val="20"/>
-                <w:lang w:val="ca-ES"/>
-              </w:rPr>
-            </w:pPr>
-            <m:oMathPara>
-              <m:oMath>
-                <m:m>
-                  <m:mPr>
-                    <m:mcs>
-                      <m:mc>
-                        <m:mcPr>
-                          <m:count m:val="1"/>
-                          <m:mcJc m:val="center"/>
-                        </m:mcPr>
-                      </m:mc>
-                    </m:mcs>
-                    <m:ctrlPr>
-                      <w:rPr>
-                        <w:rFonts w:ascii="Cambria Math" w:hAnsi="Cambria Math" w:cs="Times New Roman"/>
-                        <w:noProof/>
-                        <w:sz w:val="20"/>
-                        <w:szCs w:val="20"/>
-                        <w:lang w:val="ca-ES"/>
-                      </w:rPr>
-                    </m:ctrlPr>
-                  </m:mPr>
-                  <m:mr>
-                    <m:e>
-                      <m:m>
-                        <m:mPr>
-                          <m:mcs>
-                            <m:mc>
-                              <m:mcPr>
-                                <m:count m:val="1"/>
-                                <m:mcJc m:val="center"/>
-                              </m:mcPr>
-                            </m:mc>
-                          </m:mcs>
-                          <m:ctrlPr>
-                            <w:rPr>
-                              <w:rFonts w:ascii="Cambria Math" w:hAnsi="Cambria Math" w:cs="Times New Roman"/>
-                              <w:noProof/>
-                              <w:sz w:val="20"/>
-                              <w:szCs w:val="20"/>
-                              <w:lang w:val="ca-ES"/>
-                            </w:rPr>
-                          </m:ctrlPr>
-                        </m:mPr>
-                        <m:mr>
-                          <m:e/>
-                        </m:mr>
-                        <m:mr>
-                          <m:e>
-                            <m:m>
-                              <m:mPr>
-                                <m:mcs>
-                                  <m:mc>
-                                    <m:mcPr>
-                                      <m:count m:val="1"/>
-                                      <m:mcJc m:val="center"/>
-                                    </m:mcPr>
-                                  </m:mc>
-                                </m:mcs>
-                                <m:ctrlPr>
-                                  <w:rPr>
-                                    <w:rFonts w:ascii="Cambria Math" w:hAnsi="Cambria Math" w:cs="Times New Roman"/>
-                                    <w:noProof/>
-                                    <w:sz w:val="20"/>
-                                    <w:szCs w:val="20"/>
-                                    <w:lang w:val="ca-ES"/>
-                                  </w:rPr>
-                                </m:ctrlPr>
-                              </m:mPr>
-                              <m:mr>
-                                <m:e>
-                                  <m:r>
-                                    <m:rPr>
-                                      <m:sty m:val="p"/>
-                                    </m:rPr>
-                                    <w:rPr>
-                                      <w:rFonts w:ascii="Cambria Math" w:hAnsi="Cambria Math" w:cs="Times New Roman"/>
-                                      <w:noProof/>
-                                      <w:sz w:val="20"/>
-                                      <w:szCs w:val="20"/>
-                                      <w:lang w:val="ca-ES"/>
-                                    </w:rPr>
-                                    <m:t>∇</m:t>
-                                  </m:r>
-                                  <m:r>
-                                    <w:rPr>
-                                      <w:rFonts w:ascii="Cambria Math" w:hAnsi="Cambria Math" w:cs="Times New Roman"/>
-                                      <w:noProof/>
-                                      <w:sz w:val="20"/>
-                                      <w:szCs w:val="20"/>
-                                      <w:lang w:val="ca-ES"/>
-                                    </w:rPr>
-                                    <m:t>·</m:t>
-                                  </m:r>
-                                  <m:box>
-                                    <m:boxPr>
-                                      <m:opEmu m:val="1"/>
-                                      <m:ctrlPr>
-                                        <w:rPr>
-                                          <w:rFonts w:ascii="Cambria Math" w:hAnsi="Cambria Math" w:cs="Times New Roman"/>
-                                          <w:i/>
-                                          <w:noProof/>
-                                          <w:sz w:val="20"/>
-                                          <w:szCs w:val="20"/>
-                                          <w:lang w:val="ca-ES"/>
-                                        </w:rPr>
-                                      </m:ctrlPr>
-                                    </m:boxPr>
-                                    <m:e>
-                                      <m:acc>
-                                        <m:accPr>
-                                          <m:chr m:val="⃗"/>
-                                          <m:ctrlPr>
-                                            <w:rPr>
-                                              <w:rFonts w:ascii="Cambria Math" w:hAnsi="Cambria Math" w:cs="Times New Roman"/>
-                                              <w:i/>
-                                              <w:noProof/>
-                                              <w:sz w:val="20"/>
-                                              <w:szCs w:val="20"/>
-                                              <w:lang w:val="ca-ES"/>
-                                            </w:rPr>
-                                          </m:ctrlPr>
-                                        </m:accPr>
-                                        <m:e>
-                                          <m:r>
-                                            <w:rPr>
-                                              <w:rFonts w:ascii="Cambria Math" w:hAnsi="Cambria Math" w:cs="Times New Roman"/>
-                                              <w:noProof/>
-                                              <w:sz w:val="20"/>
-                                              <w:szCs w:val="20"/>
-                                              <w:lang w:val="ca-ES"/>
-                                            </w:rPr>
-                                            <m:t>E</m:t>
-                                          </m:r>
-                                        </m:e>
-                                      </m:acc>
-                                      <m:r>
-                                        <w:rPr>
-                                          <w:rFonts w:ascii="Cambria Math" w:hAnsi="Cambria Math" w:cs="Times New Roman"/>
-                                          <w:noProof/>
-                                          <w:sz w:val="20"/>
-                                          <w:szCs w:val="20"/>
-                                          <w:lang w:val="ca-ES"/>
-                                        </w:rPr>
-                                        <m:t xml:space="preserve">=4πρ </m:t>
-                                      </m:r>
-                                    </m:e>
-                                  </m:box>
-                                </m:e>
-                              </m:mr>
-                              <m:mr>
-                                <m:e>
-                                  <m:r>
-                                    <m:rPr>
-                                      <m:sty m:val="p"/>
-                                    </m:rPr>
-                                    <w:rPr>
-                                      <w:rFonts w:ascii="Cambria Math" w:hAnsi="Cambria Math" w:cs="Times New Roman"/>
-                                      <w:noProof/>
-                                      <w:sz w:val="20"/>
-                                      <w:szCs w:val="20"/>
-                                      <w:lang w:val="ca-ES"/>
-                                    </w:rPr>
-                                    <m:t>∇×</m:t>
-                                  </m:r>
-                                  <m:box>
-                                    <m:boxPr>
-                                      <m:opEmu m:val="1"/>
-                                      <m:aln m:val="1"/>
-                                      <m:ctrlPr>
-                                        <w:rPr>
-                                          <w:rFonts w:ascii="Cambria Math" w:hAnsi="Cambria Math" w:cs="Times New Roman"/>
-                                          <w:i/>
-                                          <w:noProof/>
-                                          <w:sz w:val="20"/>
-                                          <w:szCs w:val="20"/>
-                                          <w:lang w:val="ca-ES"/>
-                                        </w:rPr>
-                                      </m:ctrlPr>
-                                    </m:boxPr>
-                                    <m:e>
-                                      <m:acc>
-                                        <m:accPr>
-                                          <m:chr m:val="⃗"/>
-                                          <m:ctrlPr>
-                                            <w:rPr>
-                                              <w:rFonts w:ascii="Cambria Math" w:hAnsi="Cambria Math" w:cs="Times New Roman"/>
-                                              <w:i/>
-                                              <w:noProof/>
-                                              <w:sz w:val="20"/>
-                                              <w:szCs w:val="20"/>
-                                              <w:lang w:val="ca-ES"/>
-                                            </w:rPr>
-                                          </m:ctrlPr>
-                                        </m:accPr>
-                                        <m:e>
-                                          <m:r>
-                                            <w:rPr>
-                                              <w:rFonts w:ascii="Cambria Math" w:hAnsi="Cambria Math" w:cs="Times New Roman"/>
-                                              <w:noProof/>
-                                              <w:sz w:val="20"/>
-                                              <w:szCs w:val="20"/>
-                                              <w:lang w:val="ca-ES"/>
-                                            </w:rPr>
-                                            <m:t>B</m:t>
-                                          </m:r>
-                                        </m:e>
-                                      </m:acc>
-                                      <m:r>
-                                        <w:rPr>
-                                          <w:rFonts w:ascii="Cambria Math" w:hAnsi="Cambria Math" w:cs="Times New Roman"/>
-                                          <w:noProof/>
-                                          <w:sz w:val="20"/>
-                                          <w:szCs w:val="20"/>
-                                          <w:lang w:val="ca-ES"/>
-                                        </w:rPr>
-                                        <m:t xml:space="preserve">- </m:t>
-                                      </m:r>
-                                      <m:f>
-                                        <m:fPr>
-                                          <m:ctrlPr>
-                                            <w:rPr>
-                                              <w:rFonts w:ascii="Cambria Math" w:hAnsi="Cambria Math" w:cs="Times New Roman"/>
-                                              <w:i/>
-                                              <w:noProof/>
-                                              <w:sz w:val="20"/>
-                                              <w:szCs w:val="20"/>
-                                              <w:lang w:val="ca-ES"/>
-                                            </w:rPr>
-                                          </m:ctrlPr>
-                                        </m:fPr>
-                                        <m:num>
-                                          <m:r>
-                                            <w:rPr>
-                                              <w:rFonts w:ascii="Cambria Math" w:hAnsi="Cambria Math" w:cs="Times New Roman"/>
-                                              <w:noProof/>
-                                              <w:sz w:val="20"/>
-                                              <w:szCs w:val="20"/>
-                                              <w:lang w:val="ca-ES"/>
-                                            </w:rPr>
-                                            <m:t>1</m:t>
-                                          </m:r>
-                                        </m:num>
-                                        <m:den>
-                                          <m:r>
-                                            <w:rPr>
-                                              <w:rFonts w:ascii="Cambria Math" w:hAnsi="Cambria Math" w:cs="Times New Roman"/>
-                                              <w:noProof/>
-                                              <w:sz w:val="20"/>
-                                              <w:szCs w:val="20"/>
-                                              <w:lang w:val="ca-ES"/>
-                                            </w:rPr>
-                                            <m:t>c</m:t>
-                                          </m:r>
-                                        </m:den>
-                                      </m:f>
-                                      <m:f>
-                                        <m:fPr>
-                                          <m:ctrlPr>
-                                            <w:rPr>
-                                              <w:rFonts w:ascii="Cambria Math" w:hAnsi="Cambria Math" w:cs="Times New Roman"/>
-                                              <w:i/>
-                                              <w:noProof/>
-                                              <w:sz w:val="20"/>
-                                              <w:szCs w:val="20"/>
-                                              <w:lang w:val="ca-ES"/>
-                                            </w:rPr>
-                                          </m:ctrlPr>
-                                        </m:fPr>
-                                        <m:num>
-                                          <m:r>
-                                            <w:rPr>
-                                              <w:rFonts w:ascii="Cambria Math" w:hAnsi="Cambria Math" w:cs="Times New Roman"/>
-                                              <w:noProof/>
-                                              <w:sz w:val="20"/>
-                                              <w:szCs w:val="20"/>
-                                              <w:lang w:val="ca-ES"/>
-                                            </w:rPr>
-                                            <m:t>∂</m:t>
-                                          </m:r>
-                                          <m:acc>
-                                            <m:accPr>
-                                              <m:chr m:val="⃗"/>
-                                              <m:ctrlPr>
-                                                <w:rPr>
-                                                  <w:rFonts w:ascii="Cambria Math" w:hAnsi="Cambria Math" w:cs="Times New Roman"/>
-                                                  <w:i/>
-                                                  <w:noProof/>
-                                                  <w:sz w:val="20"/>
-                                                  <w:szCs w:val="20"/>
-                                                  <w:lang w:val="ca-ES"/>
-                                                </w:rPr>
-                                              </m:ctrlPr>
-                                            </m:accPr>
-                                            <m:e>
-                                              <m:r>
-                                                <w:rPr>
-                                                  <w:rFonts w:ascii="Cambria Math" w:hAnsi="Cambria Math" w:cs="Times New Roman"/>
-                                                  <w:noProof/>
-                                                  <w:sz w:val="20"/>
-                                                  <w:szCs w:val="20"/>
-                                                  <w:lang w:val="ca-ES"/>
-                                                </w:rPr>
-                                                <m:t>E</m:t>
-                                              </m:r>
-                                            </m:e>
-                                          </m:acc>
-                                        </m:num>
-                                        <m:den>
-                                          <m:r>
-                                            <w:rPr>
-                                              <w:rFonts w:ascii="Cambria Math" w:hAnsi="Cambria Math" w:cs="Times New Roman"/>
-                                              <w:noProof/>
-                                              <w:sz w:val="20"/>
-                                              <w:szCs w:val="20"/>
-                                              <w:lang w:val="ca-ES"/>
-                                            </w:rPr>
-                                            <m:t>∂t</m:t>
-                                          </m:r>
-                                        </m:den>
-                                      </m:f>
-                                      <m:r>
-                                        <w:rPr>
-                                          <w:rFonts w:ascii="Cambria Math" w:hAnsi="Cambria Math" w:cs="Times New Roman"/>
-                                          <w:noProof/>
-                                          <w:sz w:val="20"/>
-                                          <w:szCs w:val="20"/>
-                                          <w:lang w:val="ca-ES"/>
-                                        </w:rPr>
-                                        <m:t>=</m:t>
-                                      </m:r>
-                                      <m:f>
-                                        <m:fPr>
-                                          <m:ctrlPr>
-                                            <w:rPr>
-                                              <w:rFonts w:ascii="Cambria Math" w:hAnsi="Cambria Math" w:cs="Times New Roman"/>
-                                              <w:i/>
-                                              <w:noProof/>
-                                              <w:sz w:val="20"/>
-                                              <w:szCs w:val="20"/>
-                                              <w:lang w:val="ca-ES"/>
-                                            </w:rPr>
-                                          </m:ctrlPr>
-                                        </m:fPr>
-                                        <m:num>
-                                          <m:r>
-                                            <w:rPr>
-                                              <w:rFonts w:ascii="Cambria Math" w:hAnsi="Cambria Math" w:cs="Times New Roman"/>
-                                              <w:noProof/>
-                                              <w:sz w:val="20"/>
-                                              <w:szCs w:val="20"/>
-                                              <w:lang w:val="ca-ES"/>
-                                            </w:rPr>
-                                            <m:t>4π</m:t>
-                                          </m:r>
-                                        </m:num>
-                                        <m:den>
-                                          <m:r>
-                                            <w:rPr>
-                                              <w:rFonts w:ascii="Cambria Math" w:hAnsi="Cambria Math" w:cs="Times New Roman"/>
-                                              <w:noProof/>
-                                              <w:sz w:val="20"/>
-                                              <w:szCs w:val="20"/>
-                                              <w:lang w:val="ca-ES"/>
-                                            </w:rPr>
-                                            <m:t>c</m:t>
-                                          </m:r>
-                                        </m:den>
-                                      </m:f>
-                                    </m:e>
-                                  </m:box>
-                                  <m:acc>
-                                    <m:accPr>
-                                      <m:chr m:val="⃗"/>
-                                      <m:ctrlPr>
-                                        <w:rPr>
-                                          <w:rFonts w:ascii="Cambria Math" w:hAnsi="Cambria Math" w:cs="Times New Roman"/>
-                                          <w:i/>
-                                          <w:noProof/>
-                                          <w:sz w:val="20"/>
-                                          <w:szCs w:val="20"/>
-                                          <w:lang w:val="ca-ES"/>
-                                        </w:rPr>
-                                      </m:ctrlPr>
-                                    </m:accPr>
-                                    <m:e>
-                                      <m:r>
-                                        <w:rPr>
-                                          <w:rFonts w:ascii="Cambria Math" w:hAnsi="Cambria Math" w:cs="Times New Roman"/>
-                                          <w:noProof/>
-                                          <w:sz w:val="20"/>
-                                          <w:szCs w:val="20"/>
-                                          <w:lang w:val="ca-ES"/>
-                                        </w:rPr>
-                                        <m:t>J</m:t>
-                                      </m:r>
-                                    </m:e>
-                                  </m:acc>
-                                </m:e>
-                              </m:mr>
-                            </m:m>
-                          </m:e>
-                        </m:mr>
-                        <m:mr>
-                          <m:e>
-                            <m:r>
-                              <m:rPr>
-                                <m:sty m:val="p"/>
-                              </m:rPr>
-                              <w:rPr>
-                                <w:rFonts w:ascii="Cambria Math" w:hAnsi="Cambria Math" w:cs="Times New Roman"/>
-                                <w:noProof/>
-                                <w:sz w:val="20"/>
-                                <w:szCs w:val="20"/>
-                                <w:lang w:val="ca-ES"/>
-                              </w:rPr>
-                              <m:t>∇ ×</m:t>
-                            </m:r>
-                            <m:box>
-                              <m:boxPr>
-                                <m:opEmu m:val="1"/>
-                                <m:ctrlPr>
-                                  <w:rPr>
-                                    <w:rFonts w:ascii="Cambria Math" w:hAnsi="Cambria Math" w:cs="Times New Roman"/>
-                                    <w:i/>
-                                    <w:noProof/>
-                                    <w:sz w:val="20"/>
-                                    <w:szCs w:val="20"/>
-                                    <w:lang w:val="ca-ES"/>
-                                  </w:rPr>
-                                </m:ctrlPr>
-                              </m:boxPr>
-                              <m:e>
-                                <m:acc>
-                                  <m:accPr>
-                                    <m:chr m:val="⃗"/>
-                                    <m:ctrlPr>
-                                      <w:rPr>
-                                        <w:rFonts w:ascii="Cambria Math" w:hAnsi="Cambria Math" w:cs="Times New Roman"/>
-                                        <w:i/>
-                                        <w:noProof/>
-                                        <w:sz w:val="20"/>
-                                        <w:szCs w:val="20"/>
-                                        <w:lang w:val="ca-ES"/>
-                                      </w:rPr>
-                                    </m:ctrlPr>
-                                  </m:accPr>
-                                  <m:e>
-                                    <m:r>
-                                      <w:rPr>
-                                        <w:rFonts w:ascii="Cambria Math" w:hAnsi="Cambria Math" w:cs="Times New Roman"/>
-                                        <w:noProof/>
-                                        <w:sz w:val="20"/>
-                                        <w:szCs w:val="20"/>
-                                        <w:lang w:val="ca-ES"/>
-                                      </w:rPr>
-                                      <m:t xml:space="preserve"> E</m:t>
-                                    </m:r>
-                                  </m:e>
-                                </m:acc>
-                                <m:r>
-                                  <w:rPr>
-                                    <w:rFonts w:ascii="Cambria Math" w:hAnsi="Cambria Math" w:cs="Times New Roman"/>
-                                    <w:noProof/>
-                                    <w:sz w:val="20"/>
-                                    <w:szCs w:val="20"/>
-                                    <w:lang w:val="ca-ES"/>
-                                  </w:rPr>
-                                  <m:t xml:space="preserve">- </m:t>
-                                </m:r>
-                                <m:f>
-                                  <m:fPr>
-                                    <m:ctrlPr>
-                                      <w:rPr>
-                                        <w:rFonts w:ascii="Cambria Math" w:hAnsi="Cambria Math" w:cs="Times New Roman"/>
-                                        <w:i/>
-                                        <w:noProof/>
-                                        <w:sz w:val="20"/>
-                                        <w:szCs w:val="20"/>
-                                        <w:lang w:val="ca-ES"/>
-                                      </w:rPr>
-                                    </m:ctrlPr>
-                                  </m:fPr>
-                                  <m:num>
-                                    <m:r>
-                                      <w:rPr>
-                                        <w:rFonts w:ascii="Cambria Math" w:hAnsi="Cambria Math" w:cs="Times New Roman"/>
-                                        <w:noProof/>
-                                        <w:sz w:val="20"/>
-                                        <w:szCs w:val="20"/>
-                                        <w:lang w:val="ca-ES"/>
-                                      </w:rPr>
-                                      <m:t>1</m:t>
-                                    </m:r>
-                                  </m:num>
-                                  <m:den>
-                                    <m:r>
-                                      <w:rPr>
-                                        <w:rFonts w:ascii="Cambria Math" w:hAnsi="Cambria Math" w:cs="Times New Roman"/>
-                                        <w:noProof/>
-                                        <w:sz w:val="20"/>
-                                        <w:szCs w:val="20"/>
-                                        <w:lang w:val="ca-ES"/>
-                                      </w:rPr>
-                                      <m:t>c</m:t>
-                                    </m:r>
-                                  </m:den>
-                                </m:f>
-                                <m:f>
-                                  <m:fPr>
-                                    <m:ctrlPr>
-                                      <w:rPr>
-                                        <w:rFonts w:ascii="Cambria Math" w:hAnsi="Cambria Math" w:cs="Times New Roman"/>
-                                        <w:i/>
-                                        <w:noProof/>
-                                        <w:sz w:val="20"/>
-                                        <w:szCs w:val="20"/>
-                                        <w:lang w:val="ca-ES"/>
-                                      </w:rPr>
-                                    </m:ctrlPr>
-                                  </m:fPr>
-                                  <m:num>
-                                    <m:r>
-                                      <w:rPr>
-                                        <w:rFonts w:ascii="Cambria Math" w:hAnsi="Cambria Math" w:cs="Times New Roman"/>
-                                        <w:noProof/>
-                                        <w:sz w:val="20"/>
-                                        <w:szCs w:val="20"/>
-                                        <w:lang w:val="ca-ES"/>
-                                      </w:rPr>
-                                      <m:t>∂</m:t>
-                                    </m:r>
-                                    <m:acc>
-                                      <m:accPr>
-                                        <m:chr m:val="⃗"/>
-                                        <m:ctrlPr>
-                                          <w:rPr>
-                                            <w:rFonts w:ascii="Cambria Math" w:hAnsi="Cambria Math" w:cs="Times New Roman"/>
-                                            <w:i/>
-                                            <w:noProof/>
-                                            <w:sz w:val="20"/>
-                                            <w:szCs w:val="20"/>
-                                            <w:lang w:val="ca-ES"/>
-                                          </w:rPr>
-                                        </m:ctrlPr>
-                                      </m:accPr>
-                                      <m:e>
-                                        <m:r>
-                                          <w:rPr>
-                                            <w:rFonts w:ascii="Cambria Math" w:hAnsi="Cambria Math" w:cs="Times New Roman"/>
-                                            <w:noProof/>
-                                            <w:sz w:val="20"/>
-                                            <w:szCs w:val="20"/>
-                                            <w:lang w:val="ca-ES"/>
-                                          </w:rPr>
-                                          <m:t>B</m:t>
-                                        </m:r>
-                                      </m:e>
-                                    </m:acc>
-                                  </m:num>
-                                  <m:den>
-                                    <m:r>
-                                      <w:rPr>
-                                        <w:rFonts w:ascii="Cambria Math" w:hAnsi="Cambria Math" w:cs="Times New Roman"/>
-                                        <w:noProof/>
-                                        <w:sz w:val="20"/>
-                                        <w:szCs w:val="20"/>
-                                        <w:lang w:val="ca-ES"/>
-                                      </w:rPr>
-                                      <m:t>∂t</m:t>
-                                    </m:r>
-                                  </m:den>
-                                </m:f>
-                                <m:r>
-                                  <w:rPr>
-                                    <w:rFonts w:ascii="Cambria Math" w:hAnsi="Cambria Math" w:cs="Times New Roman"/>
-                                    <w:noProof/>
-                                    <w:sz w:val="20"/>
-                                    <w:szCs w:val="20"/>
-                                    <w:lang w:val="ca-ES"/>
-                                  </w:rPr>
-                                  <m:t>=</m:t>
-                                </m:r>
-                              </m:e>
-                            </m:box>
-                            <m:r>
-                              <w:rPr>
-                                <w:rFonts w:ascii="Cambria Math" w:hAnsi="Cambria Math" w:cs="Times New Roman"/>
-                                <w:noProof/>
-                                <w:sz w:val="20"/>
-                                <w:szCs w:val="20"/>
-                                <w:lang w:val="ca-ES"/>
-                              </w:rPr>
-                              <m:t>0</m:t>
-                            </m:r>
-                          </m:e>
-                        </m:mr>
-                      </m:m>
-                    </m:e>
-                  </m:mr>
-                  <m:mr>
-                    <m:e>
-                      <m:r>
-                        <m:rPr>
-                          <m:sty m:val="p"/>
-                        </m:rPr>
-                        <w:rPr>
-                          <w:rFonts w:ascii="Cambria Math" w:hAnsi="Cambria Math" w:cs="Times New Roman"/>
-                          <w:noProof/>
-                          <w:sz w:val="20"/>
-                          <w:szCs w:val="20"/>
-                          <w:lang w:val="ca-ES"/>
-                        </w:rPr>
-                        <m:t>∇</m:t>
-                      </m:r>
-                      <m:r>
-                        <w:rPr>
-                          <w:rFonts w:ascii="Cambria Math" w:hAnsi="Cambria Math" w:cs="Times New Roman"/>
-                          <w:noProof/>
-                          <w:sz w:val="20"/>
-                          <w:szCs w:val="20"/>
-                          <w:lang w:val="ca-ES"/>
-                        </w:rPr>
-                        <m:t>·</m:t>
-                      </m:r>
-                      <m:box>
-                        <m:boxPr>
-                          <m:opEmu m:val="1"/>
-                          <m:ctrlPr>
-                            <w:rPr>
-                              <w:rFonts w:ascii="Cambria Math" w:hAnsi="Cambria Math" w:cs="Times New Roman"/>
-                              <w:i/>
-                              <w:noProof/>
-                              <w:sz w:val="20"/>
-                              <w:szCs w:val="20"/>
-                              <w:lang w:val="ca-ES"/>
-                            </w:rPr>
-                          </m:ctrlPr>
-                        </m:boxPr>
-                        <m:e>
-                          <m:acc>
-                            <m:accPr>
-                              <m:chr m:val="⃗"/>
-                              <m:ctrlPr>
-                                <w:rPr>
-                                  <w:rFonts w:ascii="Cambria Math" w:hAnsi="Cambria Math" w:cs="Times New Roman"/>
-                                  <w:i/>
-                                  <w:noProof/>
-                                  <w:sz w:val="20"/>
-                                  <w:szCs w:val="20"/>
-                                  <w:lang w:val="ca-ES"/>
-                                </w:rPr>
-                              </m:ctrlPr>
-                            </m:accPr>
-                            <m:e>
-                              <m:r>
-                                <w:rPr>
-                                  <w:rFonts w:ascii="Cambria Math" w:hAnsi="Cambria Math" w:cs="Times New Roman"/>
-                                  <w:noProof/>
-                                  <w:sz w:val="20"/>
-                                  <w:szCs w:val="20"/>
-                                  <w:lang w:val="ca-ES"/>
-                                </w:rPr>
-                                <m:t>E</m:t>
-                              </m:r>
-                            </m:e>
-                          </m:acc>
-                          <m:r>
-                            <w:rPr>
-                              <w:rFonts w:ascii="Cambria Math" w:hAnsi="Cambria Math" w:cs="Times New Roman"/>
-                              <w:noProof/>
-                              <w:sz w:val="20"/>
-                              <w:szCs w:val="20"/>
-                              <w:lang w:val="ca-ES"/>
-                            </w:rPr>
-                            <m:t xml:space="preserve">=0 </m:t>
-                          </m:r>
-                        </m:e>
-                      </m:box>
-                    </m:e>
-                  </m:mr>
-                </m:m>
-              </m:oMath>
-            </m:oMathPara>
-          </w:p>
-        </w:tc>
-        <w:tc>
-          <w:tcPr>
-            <w:tcW w:w="733" w:type="pct"/>
-            <w:vAlign w:val="bottom"/>
-          </w:tcPr>
-          <w:p>
-            <w:pPr>
-              <w:pStyle w:val="Prrafodelista"/>
-              <w:numPr>
-                <w:ilvl w:val="0"/>
-                <w:numId w:val="10"/>
-              </w:numPr>
-              <w:autoSpaceDE w:val="0"/>
-              <w:autoSpaceDN w:val="0"/>
-              <w:adjustRightInd w:val="0"/>
-              <w:jc w:val="right"/>
-              <w:rPr>
-                <w:rFonts w:ascii="Times New Roman" w:hAnsi="Times New Roman" w:cs="Times New Roman"/>
-                <w:noProof/>
-                <w:sz w:val="20"/>
-                <w:szCs w:val="20"/>
-                <w:lang w:val="ca-ES"/>
-              </w:rPr>
-            </w:pPr>
-          </w:p>
-        </w:tc>
-      </w:tr>
-    </w:tbl>
-    <w:p>
-      <w:pPr>
-        <w:autoSpaceDE w:val="0"/>
-        <w:autoSpaceDN w:val="0"/>
-        <w:adjustRightInd w:val="0"/>
-        <w:spacing w:after="0" w:line="240" w:lineRule="auto"/>
-        <w:ind w:left="-284"/>
-        <w:jc w:val="both"/>
-        <w:rPr>
-          <w:rFonts w:ascii="Times New Roman" w:eastAsiaTheme="minorEastAsia" w:hAnsi="Times New Roman" w:cs="Times New Roman"/>
-          <w:noProof/>
-          <w:sz w:val="20"/>
-          <w:szCs w:val="20"/>
-          <w:lang w:val="ca-ES"/>
-        </w:rPr>
-      </w:pPr>
-    </w:p>
-    <w:p>
-      <w:pPr>
-        <w:autoSpaceDE w:val="0"/>
-        <w:autoSpaceDN w:val="0"/>
-        <w:adjustRightInd w:val="0"/>
-        <w:spacing w:after="0" w:line="240" w:lineRule="auto"/>
-        <w:ind w:left="-284"/>
-        <w:jc w:val="both"/>
-        <w:rPr>
-          <w:rFonts w:ascii="Times New Roman" w:eastAsiaTheme="minorEastAsia" w:hAnsi="Times New Roman" w:cs="Times New Roman"/>
-          <w:noProof/>
-          <w:sz w:val="20"/>
-          <w:szCs w:val="20"/>
-          <w:lang w:val="ca-ES"/>
-        </w:rPr>
-      </w:pPr>
-      <w:r>
-        <w:rPr>
-          <w:rFonts w:ascii="Times New Roman" w:eastAsiaTheme="minorEastAsia" w:hAnsi="Times New Roman" w:cs="Times New Roman"/>
-          <w:noProof/>
-          <w:sz w:val="20"/>
-          <w:szCs w:val="20"/>
-          <w:lang w:val="ca-ES"/>
-        </w:rPr>
-        <w:t>or</w:t>
-      </w:r>
-    </w:p>
-    <w:tbl>
-      <w:tblPr>
-        <w:tblStyle w:val="Tablaconcuadrcula"/>
-        <w:tblW w:w="5000" w:type="pct"/>
-        <w:tblBorders>
-          <w:top w:val="none" w:sz="0" w:space="0" w:color="auto"/>
-          <w:left w:val="none" w:sz="0" w:space="0" w:color="auto"/>
-          <w:bottom w:val="none" w:sz="0" w:space="0" w:color="auto"/>
-          <w:right w:val="none" w:sz="0" w:space="0" w:color="auto"/>
-          <w:insideH w:val="none" w:sz="0" w:space="0" w:color="auto"/>
-          <w:insideV w:val="none" w:sz="0" w:space="0" w:color="auto"/>
-        </w:tblBorders>
-        <w:tblLook w:val="04A0" w:firstRow="1" w:lastRow="0" w:firstColumn="1" w:lastColumn="0" w:noHBand="0" w:noVBand="1"/>
-      </w:tblPr>
-      <w:tblGrid>
-        <w:gridCol w:w="687"/>
-        <w:gridCol w:w="3456"/>
-        <w:gridCol w:w="749"/>
-      </w:tblGrid>
-      <w:tr>
-        <w:tc>
-          <w:tcPr>
-            <w:tcW w:w="702" w:type="pct"/>
-            <w:vAlign w:val="center"/>
-          </w:tcPr>
-          <w:p>
-            <w:pPr>
-              <w:autoSpaceDE w:val="0"/>
-              <w:autoSpaceDN w:val="0"/>
-              <w:adjustRightInd w:val="0"/>
-              <w:jc w:val="center"/>
-              <w:rPr>
-                <w:rFonts w:ascii="Times New Roman" w:hAnsi="Times New Roman" w:cs="Times New Roman"/>
-                <w:noProof/>
-                <w:sz w:val="20"/>
-                <w:szCs w:val="20"/>
-                <w:lang w:val="ca-ES"/>
-              </w:rPr>
-            </w:pPr>
-          </w:p>
-        </w:tc>
-        <w:tc>
-          <w:tcPr>
-            <w:tcW w:w="3532" w:type="pct"/>
-            <w:vAlign w:val="center"/>
-          </w:tcPr>
-          <w:p>
-            <w:pPr>
-              <w:autoSpaceDE w:val="0"/>
-              <w:autoSpaceDN w:val="0"/>
-              <w:adjustRightInd w:val="0"/>
-              <w:ind w:left="-284"/>
-              <w:jc w:val="center"/>
-              <w:rPr>
-                <w:rFonts w:ascii="Times New Roman" w:hAnsi="Times New Roman" w:cs="Times New Roman"/>
-                <w:noProof/>
-                <w:sz w:val="20"/>
-                <w:szCs w:val="20"/>
-                <w:lang w:val="ca-ES"/>
-              </w:rPr>
-            </w:pPr>
-            <m:oMathPara>
-              <m:oMath>
-                <m:r>
-                  <m:rPr>
-                    <m:sty m:val="p"/>
-                  </m:rPr>
-                  <w:rPr>
-                    <w:rFonts w:ascii="Cambria Math" w:hAnsi="Cambria Math" w:cs="Times New Roman"/>
-                    <w:noProof/>
-                    <w:sz w:val="20"/>
-                    <w:szCs w:val="20"/>
-                    <w:lang w:val="ca-ES"/>
-                  </w:rPr>
-                  <m:t>E=-J</m:t>
-                </m:r>
-                <m:nary>
-                  <m:naryPr>
-                    <m:chr m:val="∑"/>
-                    <m:limLoc m:val="undOvr"/>
-                    <m:ctrlPr>
-                      <w:rPr>
-                        <w:rFonts w:ascii="Cambria Math" w:hAnsi="Cambria Math" w:cs="Times New Roman"/>
-                        <w:noProof/>
-                        <w:sz w:val="20"/>
-                        <w:szCs w:val="20"/>
-                        <w:lang w:val="ca-ES"/>
-                      </w:rPr>
-                    </m:ctrlPr>
-                  </m:naryPr>
-                  <m:sub>
-                    <m:r>
-                      <m:rPr>
-                        <m:sty m:val="p"/>
-                      </m:rPr>
-                      <w:rPr>
-                        <w:rFonts w:ascii="Cambria Math" w:hAnsi="Cambria Math" w:cs="Times New Roman"/>
-                        <w:noProof/>
-                        <w:sz w:val="20"/>
-                        <w:szCs w:val="20"/>
-                        <w:lang w:val="ca-ES"/>
-                      </w:rPr>
-                      <m:t>i=1</m:t>
-                    </m:r>
-                  </m:sub>
-                  <m:sup>
-                    <m:r>
-                      <m:rPr>
-                        <m:sty m:val="p"/>
-                      </m:rPr>
-                      <w:rPr>
-                        <w:rFonts w:ascii="Cambria Math" w:hAnsi="Cambria Math" w:cs="Times New Roman"/>
-                        <w:noProof/>
-                        <w:sz w:val="20"/>
-                        <w:szCs w:val="20"/>
-                        <w:lang w:val="ca-ES"/>
-                      </w:rPr>
-                      <m:t>N</m:t>
-                    </m:r>
-                  </m:sup>
-                  <m:e>
-                    <m:sSub>
-                      <m:sSubPr>
-                        <m:ctrlPr>
-                          <w:rPr>
-                            <w:rFonts w:ascii="Cambria Math" w:hAnsi="Cambria Math" w:cs="Times New Roman"/>
-                            <w:noProof/>
-                            <w:sz w:val="20"/>
-                            <w:szCs w:val="20"/>
-                            <w:lang w:val="ca-ES"/>
-                          </w:rPr>
-                        </m:ctrlPr>
-                      </m:sSubPr>
-                      <m:e>
-                        <m:r>
-                          <m:rPr>
-                            <m:sty m:val="p"/>
-                          </m:rPr>
-                          <w:rPr>
-                            <w:rFonts w:ascii="Cambria Math" w:hAnsi="Cambria Math" w:cs="Times New Roman"/>
-                            <w:noProof/>
-                            <w:sz w:val="20"/>
-                            <w:szCs w:val="20"/>
-                            <w:lang w:val="ca-ES"/>
-                          </w:rPr>
-                          <m:t>s</m:t>
-                        </m:r>
-                      </m:e>
-                      <m:sub>
-                        <m:r>
-                          <m:rPr>
-                            <m:sty m:val="p"/>
-                          </m:rPr>
-                          <w:rPr>
-                            <w:rFonts w:ascii="Cambria Math" w:hAnsi="Cambria Math" w:cs="Times New Roman"/>
-                            <w:noProof/>
-                            <w:sz w:val="20"/>
-                            <w:szCs w:val="20"/>
-                            <w:lang w:val="ca-ES"/>
-                          </w:rPr>
-                          <m:t>i</m:t>
-                        </m:r>
-                      </m:sub>
-                    </m:sSub>
-                    <m:sSub>
-                      <m:sSubPr>
-                        <m:ctrlPr>
-                          <w:rPr>
-                            <w:rFonts w:ascii="Cambria Math" w:hAnsi="Cambria Math" w:cs="Times New Roman"/>
-                            <w:noProof/>
-                            <w:sz w:val="20"/>
-                            <w:szCs w:val="20"/>
-                            <w:lang w:val="ca-ES"/>
-                          </w:rPr>
-                        </m:ctrlPr>
-                      </m:sSubPr>
-                      <m:e>
-                        <m:r>
-                          <m:rPr>
-                            <m:sty m:val="p"/>
-                          </m:rPr>
-                          <w:rPr>
-                            <w:rFonts w:ascii="Cambria Math" w:hAnsi="Cambria Math" w:cs="Times New Roman"/>
-                            <w:noProof/>
-                            <w:sz w:val="20"/>
-                            <w:szCs w:val="20"/>
-                            <w:lang w:val="ca-ES"/>
-                          </w:rPr>
-                          <m:t>s</m:t>
-                        </m:r>
-                      </m:e>
-                      <m:sub>
-                        <m:r>
-                          <m:rPr>
-                            <m:sty m:val="p"/>
-                          </m:rPr>
-                          <w:rPr>
-                            <w:rFonts w:ascii="Cambria Math" w:hAnsi="Cambria Math" w:cs="Times New Roman"/>
-                            <w:noProof/>
-                            <w:sz w:val="20"/>
-                            <w:szCs w:val="20"/>
-                            <w:lang w:val="ca-ES"/>
-                          </w:rPr>
-                          <m:t>i+1</m:t>
-                        </m:r>
-                      </m:sub>
-                    </m:sSub>
-                    <m:r>
-                      <m:rPr>
-                        <m:sty m:val="p"/>
-                      </m:rPr>
-                      <w:rPr>
-                        <w:rFonts w:ascii="Cambria Math" w:hAnsi="Cambria Math" w:cs="Times New Roman"/>
-                        <w:noProof/>
-                        <w:sz w:val="20"/>
-                        <w:szCs w:val="20"/>
-                        <w:lang w:val="ca-ES"/>
-                      </w:rPr>
-                      <m:t>.</m:t>
-                    </m:r>
-                  </m:e>
-                </m:nary>
-              </m:oMath>
-            </m:oMathPara>
-          </w:p>
-        </w:tc>
-        <w:tc>
-          <w:tcPr>
-            <w:tcW w:w="766" w:type="pct"/>
-            <w:vAlign w:val="center"/>
-          </w:tcPr>
-          <w:p>
-            <w:pPr>
-              <w:pStyle w:val="Prrafodelista"/>
-              <w:numPr>
-                <w:ilvl w:val="0"/>
-                <w:numId w:val="10"/>
-              </w:numPr>
-              <w:autoSpaceDE w:val="0"/>
-              <w:autoSpaceDN w:val="0"/>
-              <w:adjustRightInd w:val="0"/>
-              <w:jc w:val="center"/>
-              <w:rPr>
-                <w:rFonts w:ascii="Times New Roman" w:hAnsi="Times New Roman" w:cs="Times New Roman"/>
-                <w:noProof/>
-                <w:sz w:val="20"/>
-                <w:szCs w:val="20"/>
-                <w:lang w:val="ca-ES"/>
-              </w:rPr>
-            </w:pPr>
-          </w:p>
-        </w:tc>
-      </w:tr>
-    </w:tbl>
-    <w:p>
-      <w:pPr>
-        <w:autoSpaceDE w:val="0"/>
-        <w:autoSpaceDN w:val="0"/>
-        <w:adjustRightInd w:val="0"/>
-        <w:spacing w:after="0" w:line="240" w:lineRule="auto"/>
-        <w:ind w:left="-284"/>
-        <w:jc w:val="both"/>
-        <w:rPr>
-          <w:rFonts w:ascii="Times New Roman" w:eastAsiaTheme="minorEastAsia" w:hAnsi="Times New Roman" w:cs="Times New Roman"/>
-          <w:noProof/>
-          <w:sz w:val="20"/>
-          <w:szCs w:val="20"/>
-          <w:lang w:val="ca-ES"/>
-        </w:rPr>
-      </w:pPr>
-    </w:p>
-    <w:p>
-      <w:pPr>
-        <w:autoSpaceDE w:val="0"/>
-        <w:autoSpaceDN w:val="0"/>
-        <w:adjustRightInd w:val="0"/>
-        <w:spacing w:after="0" w:line="240" w:lineRule="auto"/>
-        <w:ind w:left="-284"/>
-        <w:jc w:val="both"/>
-        <w:rPr>
-          <w:rFonts w:ascii="Times New Roman" w:eastAsiaTheme="minorEastAsia" w:hAnsi="Times New Roman" w:cs="Times New Roman"/>
-          <w:noProof/>
-          <w:sz w:val="20"/>
-          <w:szCs w:val="20"/>
-          <w:lang w:val="ca-ES"/>
-        </w:rPr>
-      </w:pPr>
-      <w:r>
-        <w:rPr>
-          <w:rFonts w:ascii="Times New Roman" w:eastAsiaTheme="minorEastAsia" w:hAnsi="Times New Roman" w:cs="Times New Roman"/>
-          <w:noProof/>
-          <w:sz w:val="20"/>
-          <w:szCs w:val="20"/>
-          <w:lang w:val="ca-ES"/>
-        </w:rPr>
-        <w:t xml:space="preserve">You can write </w:t>
-      </w:r>
-      <m:oMath>
-        <m:acc>
-          <m:accPr>
-            <m:chr m:val="̃"/>
-            <m:ctrlPr>
-              <w:rPr>
-                <w:rFonts w:ascii="Cambria Math" w:eastAsiaTheme="minorEastAsia" w:hAnsi="Cambria Math" w:cs="Times New Roman"/>
-                <w:i/>
-                <w:noProof/>
-                <w:sz w:val="20"/>
-                <w:szCs w:val="20"/>
-                <w:lang w:val="ca-ES"/>
-              </w:rPr>
-            </m:ctrlPr>
-          </m:accPr>
-          <m:e>
-            <m:r>
-              <w:rPr>
-                <w:rFonts w:ascii="Cambria Math" w:eastAsiaTheme="minorEastAsia" w:hAnsi="Cambria Math" w:cs="Times New Roman"/>
-                <w:noProof/>
-                <w:sz w:val="20"/>
-                <w:szCs w:val="20"/>
-                <w:lang w:val="ca-ES"/>
-              </w:rPr>
-              <m:t>x</m:t>
-            </m:r>
-          </m:e>
-        </m:acc>
-        <m:r>
-          <w:rPr>
-            <w:rFonts w:ascii="Cambria Math" w:eastAsiaTheme="minorEastAsia" w:hAnsi="Cambria Math" w:cs="Times New Roman"/>
-            <w:noProof/>
-            <w:sz w:val="20"/>
-            <w:szCs w:val="20"/>
-            <w:lang w:val="ca-ES"/>
-          </w:rPr>
-          <m:t xml:space="preserve">, </m:t>
-        </m:r>
-        <m:acc>
-          <m:accPr>
-            <m:chr m:val="̅"/>
-            <m:ctrlPr>
-              <w:rPr>
-                <w:rFonts w:ascii="Cambria Math" w:eastAsiaTheme="minorEastAsia" w:hAnsi="Cambria Math" w:cs="Times New Roman"/>
-                <w:i/>
-                <w:noProof/>
-                <w:sz w:val="20"/>
-                <w:szCs w:val="20"/>
-                <w:lang w:val="ca-ES"/>
-              </w:rPr>
-            </m:ctrlPr>
-          </m:accPr>
-          <m:e>
-            <m:r>
-              <w:rPr>
-                <w:rFonts w:ascii="Cambria Math" w:eastAsiaTheme="minorEastAsia" w:hAnsi="Cambria Math" w:cs="Times New Roman"/>
-                <w:noProof/>
-                <w:sz w:val="20"/>
-                <w:szCs w:val="20"/>
-                <w:lang w:val="ca-ES"/>
-              </w:rPr>
-              <m:t>A</m:t>
-            </m:r>
-          </m:e>
-        </m:acc>
-        <m:r>
-          <w:rPr>
-            <w:rFonts w:ascii="Cambria Math" w:eastAsiaTheme="minorEastAsia" w:hAnsi="Cambria Math" w:cs="Times New Roman"/>
-            <w:noProof/>
-            <w:sz w:val="20"/>
-            <w:szCs w:val="20"/>
-            <w:lang w:val="ca-ES"/>
-          </w:rPr>
-          <m:t>;</m:t>
-        </m:r>
-      </m:oMath>
-      <w:r>
-        <w:rPr>
-          <w:rFonts w:ascii="Times New Roman" w:eastAsiaTheme="minorEastAsia" w:hAnsi="Times New Roman" w:cs="Times New Roman"/>
-          <w:noProof/>
-          <w:sz w:val="20"/>
-          <w:szCs w:val="20"/>
-          <w:lang w:val="ca-ES"/>
-        </w:rPr>
-        <w:t xml:space="preserve"> accents: Schrödinger and é, à, À, Martí; calçotada</w:t>
-      </w:r>
-      <m:oMath>
-        <m:r>
-          <w:rPr>
-            <w:rFonts w:ascii="Cambria Math" w:eastAsiaTheme="minorEastAsia" w:hAnsi="Cambria Math" w:cs="Times New Roman"/>
-            <w:noProof/>
-            <w:sz w:val="20"/>
-            <w:szCs w:val="20"/>
-            <w:lang w:val="ca-ES"/>
-          </w:rPr>
-          <m:t xml:space="preserve">, A≡B,  </m:t>
-        </m:r>
-        <m:acc>
-          <m:accPr>
-            <m:chr m:val="⃗"/>
-            <m:ctrlPr>
-              <w:rPr>
-                <w:rFonts w:ascii="Cambria Math" w:eastAsiaTheme="minorEastAsia" w:hAnsi="Cambria Math" w:cs="Times New Roman"/>
-                <w:i/>
-                <w:noProof/>
-                <w:sz w:val="20"/>
-                <w:szCs w:val="20"/>
-                <w:lang w:val="ca-ES"/>
-              </w:rPr>
-            </m:ctrlPr>
-          </m:accPr>
-          <m:e>
-            <m:r>
-              <w:rPr>
-                <w:rFonts w:ascii="Cambria Math" w:eastAsiaTheme="minorEastAsia" w:hAnsi="Cambria Math" w:cs="Times New Roman"/>
-                <w:noProof/>
-                <w:sz w:val="20"/>
-                <w:szCs w:val="20"/>
-                <w:lang w:val="ca-ES"/>
-              </w:rPr>
-              <m:t>A</m:t>
-            </m:r>
-          </m:e>
-        </m:acc>
-        <m:r>
-          <w:rPr>
-            <w:rFonts w:ascii="Cambria Math" w:eastAsiaTheme="minorEastAsia" w:hAnsi="Cambria Math" w:cs="Times New Roman"/>
-            <w:noProof/>
-            <w:sz w:val="20"/>
-            <w:szCs w:val="20"/>
-            <w:lang w:val="ca-ES"/>
-          </w:rPr>
-          <m:t>·</m:t>
-        </m:r>
-        <m:acc>
-          <m:accPr>
-            <m:chr m:val="⃗"/>
-            <m:ctrlPr>
-              <w:rPr>
-                <w:rFonts w:ascii="Cambria Math" w:eastAsiaTheme="minorEastAsia" w:hAnsi="Cambria Math" w:cs="Times New Roman"/>
-                <w:i/>
-                <w:noProof/>
-                <w:sz w:val="20"/>
-                <w:szCs w:val="20"/>
-                <w:lang w:val="ca-ES"/>
-              </w:rPr>
-            </m:ctrlPr>
-          </m:accPr>
-          <m:e>
-            <m:r>
-              <w:rPr>
-                <w:rFonts w:ascii="Cambria Math" w:eastAsiaTheme="minorEastAsia" w:hAnsi="Cambria Math" w:cs="Times New Roman"/>
-                <w:noProof/>
-                <w:sz w:val="20"/>
-                <w:szCs w:val="20"/>
-                <w:lang w:val="ca-ES"/>
-              </w:rPr>
-              <m:t>B</m:t>
-            </m:r>
-          </m:e>
-        </m:acc>
-        <m:r>
-          <w:rPr>
-            <w:rFonts w:ascii="Cambria Math" w:eastAsiaTheme="minorEastAsia" w:hAnsi="Cambria Math" w:cs="Times New Roman"/>
-            <w:noProof/>
-            <w:sz w:val="20"/>
-            <w:szCs w:val="20"/>
-            <w:lang w:val="ca-ES"/>
-          </w:rPr>
-          <m:t xml:space="preserve">, </m:t>
-        </m:r>
-        <m:acc>
-          <m:accPr>
-            <m:chr m:val="⃗"/>
-            <m:ctrlPr>
-              <w:rPr>
-                <w:rFonts w:ascii="Cambria Math" w:eastAsiaTheme="minorEastAsia" w:hAnsi="Cambria Math" w:cs="Times New Roman"/>
-                <w:i/>
-                <w:noProof/>
-                <w:sz w:val="20"/>
-                <w:szCs w:val="20"/>
-                <w:lang w:val="ca-ES"/>
-              </w:rPr>
-            </m:ctrlPr>
-          </m:accPr>
-          <m:e>
-            <m:r>
-              <w:rPr>
-                <w:rFonts w:ascii="Cambria Math" w:eastAsiaTheme="minorEastAsia" w:hAnsi="Cambria Math" w:cs="Times New Roman"/>
-                <w:noProof/>
-                <w:sz w:val="20"/>
-                <w:szCs w:val="20"/>
-                <w:lang w:val="ca-ES"/>
-              </w:rPr>
-              <m:t>v</m:t>
-            </m:r>
-          </m:e>
-        </m:acc>
-        <m:r>
-          <w:rPr>
-            <w:rFonts w:ascii="Cambria Math" w:eastAsiaTheme="minorEastAsia" w:hAnsi="Cambria Math" w:cs="Times New Roman"/>
-            <w:noProof/>
-            <w:sz w:val="20"/>
-            <w:szCs w:val="20"/>
-            <w:lang w:val="ca-ES"/>
-          </w:rPr>
-          <m:t xml:space="preserve">, </m:t>
-        </m:r>
-        <m:acc>
-          <m:accPr>
-            <m:ctrlPr>
-              <w:rPr>
-                <w:rFonts w:ascii="Cambria Math" w:eastAsiaTheme="minorEastAsia" w:hAnsi="Cambria Math" w:cs="Times New Roman"/>
-                <w:i/>
-                <w:noProof/>
-                <w:sz w:val="20"/>
-                <w:szCs w:val="20"/>
-                <w:lang w:val="ca-ES"/>
-              </w:rPr>
-            </m:ctrlPr>
-          </m:accPr>
-          <m:e>
-            <m:r>
-              <w:rPr>
-                <w:rFonts w:ascii="Cambria Math" w:eastAsiaTheme="minorEastAsia" w:hAnsi="Cambria Math" w:cs="Times New Roman"/>
-                <w:noProof/>
-                <w:sz w:val="20"/>
-                <w:szCs w:val="20"/>
-                <w:lang w:val="ca-ES"/>
-              </w:rPr>
-              <m:t>n</m:t>
-            </m:r>
-          </m:e>
-        </m:acc>
-        <m:r>
-          <w:rPr>
-            <w:rFonts w:ascii="Cambria Math" w:eastAsiaTheme="minorEastAsia" w:hAnsi="Cambria Math" w:cs="Times New Roman"/>
-            <w:noProof/>
-            <w:sz w:val="20"/>
-            <w:szCs w:val="20"/>
-            <w:lang w:val="ca-ES"/>
-          </w:rPr>
-          <m:t xml:space="preserve">, c ~ d, z≈w, </m:t>
-        </m:r>
-        <m:d>
-          <m:dPr>
-            <m:begChr m:val="〈"/>
-            <m:endChr m:val="〉"/>
-            <m:ctrlPr>
-              <w:rPr>
-                <w:rFonts w:ascii="Cambria Math" w:eastAsiaTheme="minorEastAsia" w:hAnsi="Cambria Math" w:cs="Times New Roman"/>
-                <w:i/>
-                <w:noProof/>
-                <w:sz w:val="20"/>
-                <w:szCs w:val="20"/>
-                <w:lang w:val="ca-ES"/>
-              </w:rPr>
-            </m:ctrlPr>
-          </m:dPr>
-          <m:e>
-            <m:r>
-              <w:rPr>
-                <w:rFonts w:ascii="Cambria Math" w:eastAsiaTheme="minorEastAsia" w:hAnsi="Cambria Math" w:cs="Times New Roman"/>
-                <w:noProof/>
-                <w:sz w:val="20"/>
-                <w:szCs w:val="20"/>
-                <w:lang w:val="ca-ES"/>
-              </w:rPr>
-              <m:t>x</m:t>
-            </m:r>
-          </m:e>
-        </m:d>
-        <m:r>
-          <w:rPr>
-            <w:rFonts w:ascii="Cambria Math" w:eastAsiaTheme="minorEastAsia" w:hAnsi="Cambria Math" w:cs="Times New Roman"/>
-            <w:noProof/>
-            <w:sz w:val="20"/>
-            <w:szCs w:val="20"/>
-            <w:lang w:val="ca-ES"/>
-          </w:rPr>
-          <m:t xml:space="preserve">, </m:t>
-        </m:r>
-        <m:d>
-          <m:dPr>
-            <m:begChr m:val="〈"/>
-            <m:endChr m:val="〉"/>
-            <m:ctrlPr>
-              <w:rPr>
-                <w:rFonts w:ascii="Cambria Math" w:eastAsiaTheme="minorEastAsia" w:hAnsi="Cambria Math" w:cs="Times New Roman"/>
-                <w:i/>
-                <w:noProof/>
-                <w:sz w:val="20"/>
-                <w:szCs w:val="20"/>
-                <w:lang w:val="ca-ES"/>
-              </w:rPr>
-            </m:ctrlPr>
-          </m:dPr>
-          <m:e>
-            <m:r>
-              <w:rPr>
-                <w:rFonts w:ascii="Cambria Math" w:eastAsiaTheme="minorEastAsia" w:hAnsi="Cambria Math" w:cs="Times New Roman"/>
-                <w:noProof/>
-                <w:sz w:val="20"/>
-                <w:szCs w:val="20"/>
-                <w:lang w:val="ca-ES"/>
-              </w:rPr>
-              <m:t>ψ|X|ψ</m:t>
-            </m:r>
-          </m:e>
-        </m:d>
-        <m:r>
-          <w:rPr>
-            <w:rFonts w:ascii="Cambria Math" w:eastAsiaTheme="minorEastAsia" w:hAnsi="Cambria Math" w:cs="Times New Roman"/>
-            <w:noProof/>
-            <w:sz w:val="20"/>
-            <w:szCs w:val="20"/>
-            <w:lang w:val="ca-ES"/>
-          </w:rPr>
-          <m:t xml:space="preserve">, </m:t>
-        </m:r>
-        <m:r>
-          <w:rPr>
-            <w:rFonts w:ascii="Cambria Math" w:eastAsiaTheme="minorEastAsia" w:hAnsi="Cambria Math" w:cs="Lucida Sans Unicode"/>
-            <w:noProof/>
-            <w:sz w:val="20"/>
-            <w:szCs w:val="20"/>
-            <w:lang w:val="ca-ES"/>
-          </w:rPr>
-          <m:t>ℏ</m:t>
-        </m:r>
-      </m:oMath>
-      <w:r>
-        <w:rPr>
-          <w:rFonts w:ascii="Times New Roman" w:eastAsiaTheme="minorEastAsia" w:hAnsi="Times New Roman" w:cs="Times New Roman"/>
-          <w:noProof/>
-          <w:sz w:val="20"/>
-          <w:szCs w:val="20"/>
-          <w:lang w:val="ca-ES"/>
-        </w:rPr>
-        <w:t>(</w:t>
-      </w:r>
-      <w:r>
-        <w:rPr>
-          <w:rFonts w:ascii="Times New Roman" w:eastAsiaTheme="minorEastAsia" w:hAnsi="Times New Roman" w:cs="Times New Roman"/>
-          <w:noProof/>
-          <w:sz w:val="20"/>
-          <w:szCs w:val="20"/>
-          <w:lang w:val="ca-ES"/>
-        </w:rPr>
-        <w:t>the “</w:t>
-      </w:r>
-      <w:r>
-        <w:rPr>
-          <w:rFonts w:ascii="Times New Roman" w:eastAsiaTheme="minorEastAsia" w:hAnsi="Times New Roman" w:cs="Times New Roman"/>
-          <w:noProof/>
-          <w:sz w:val="20"/>
-          <w:szCs w:val="20"/>
-          <w:lang w:val="ca-ES"/>
-        </w:rPr>
-        <w:t>hbar</w:t>
-      </w:r>
-      <w:r>
-        <w:rPr>
-          <w:rFonts w:ascii="Times New Roman" w:eastAsiaTheme="minorEastAsia" w:hAnsi="Times New Roman" w:cs="Times New Roman"/>
-          <w:noProof/>
-          <w:sz w:val="20"/>
-          <w:szCs w:val="20"/>
-          <w:lang w:val="ca-ES"/>
-        </w:rPr>
-        <w:t>”</w:t>
-      </w:r>
-      <w:r>
-        <w:rPr>
-          <w:rFonts w:ascii="Times New Roman" w:eastAsiaTheme="minorEastAsia" w:hAnsi="Times New Roman" w:cs="Times New Roman"/>
-          <w:noProof/>
-          <w:sz w:val="20"/>
-          <w:szCs w:val="20"/>
-          <w:lang w:val="ca-ES"/>
-        </w:rPr>
-        <w:t xml:space="preserve"> symbol</w:t>
-      </w:r>
-      <w:r>
-        <w:rPr>
-          <w:rFonts w:ascii="Times New Roman" w:eastAsiaTheme="minorEastAsia" w:hAnsi="Times New Roman" w:cs="Times New Roman"/>
-          <w:noProof/>
-          <w:sz w:val="20"/>
-          <w:szCs w:val="20"/>
-          <w:lang w:val="ca-ES"/>
-        </w:rPr>
-        <w:t xml:space="preserve"> is available in MS-Word in the </w:t>
-      </w:r>
-      <w:r>
-        <w:rPr>
-          <w:rFonts w:ascii="Times New Roman" w:eastAsiaTheme="minorEastAsia" w:hAnsi="Times New Roman" w:cs="Times New Roman"/>
-          <w:noProof/>
-          <w:sz w:val="20"/>
-          <w:szCs w:val="20"/>
-          <w:lang w:val="ca-ES"/>
-        </w:rPr>
-        <w:t>Lucida Sans Unicode</w:t>
-      </w:r>
-      <w:r>
-        <w:rPr>
-          <w:rFonts w:ascii="Times New Roman" w:eastAsiaTheme="minorEastAsia" w:hAnsi="Times New Roman" w:cs="Times New Roman"/>
-          <w:noProof/>
-          <w:sz w:val="20"/>
-          <w:szCs w:val="20"/>
-          <w:lang w:val="ca-ES"/>
-        </w:rPr>
-        <w:t xml:space="preserve"> character set</w:t>
-      </w:r>
-      <w:r>
-        <w:rPr>
-          <w:rFonts w:ascii="Times New Roman" w:eastAsiaTheme="minorEastAsia" w:hAnsi="Times New Roman" w:cs="Times New Roman"/>
-          <w:noProof/>
-          <w:sz w:val="20"/>
-          <w:szCs w:val="20"/>
-          <w:lang w:val="ca-ES"/>
-        </w:rPr>
-        <w:t xml:space="preserve">, symbol 210f), </w:t>
-      </w:r>
-      <w:r>
-        <w:rPr>
-          <w:rFonts w:ascii="Times New Roman" w:eastAsiaTheme="minorEastAsia" w:hAnsi="Times New Roman" w:cs="Times New Roman"/>
-          <w:i/>
-          <w:noProof/>
-          <w:sz w:val="20"/>
-          <w:szCs w:val="20"/>
-          <w:lang w:val="ca-ES"/>
-        </w:rPr>
-        <w:t>g</w:t>
-      </w:r>
-      <w:r>
-        <w:rPr>
-          <w:rFonts w:ascii="Times New Roman" w:eastAsiaTheme="minorEastAsia" w:hAnsi="Times New Roman" w:cs="Times New Roman"/>
-          <w:i/>
-          <w:noProof/>
-          <w:sz w:val="20"/>
-          <w:szCs w:val="20"/>
-          <w:vertAlign w:val="subscript"/>
-          <w:lang w:val="ca-ES"/>
-        </w:rPr>
-        <w:t>ij</w:t>
-      </w:r>
-      <w:r>
-        <w:rPr>
-          <w:rFonts w:ascii="Times New Roman" w:eastAsiaTheme="minorEastAsia" w:hAnsi="Times New Roman" w:cs="Times New Roman"/>
-          <w:noProof/>
-          <w:sz w:val="20"/>
-          <w:szCs w:val="20"/>
-          <w:lang w:val="ca-ES"/>
-        </w:rPr>
-        <w:t xml:space="preserve">, </w:t>
-      </w:r>
-      <m:oMath>
-        <m:sSubSup>
-          <m:sSubSupPr>
-            <m:ctrlPr>
-              <w:rPr>
-                <w:rFonts w:ascii="Cambria Math" w:eastAsiaTheme="minorEastAsia" w:hAnsi="Cambria Math" w:cs="Times New Roman"/>
-                <w:i/>
-                <w:noProof/>
-                <w:sz w:val="20"/>
-                <w:szCs w:val="20"/>
-                <w:lang w:val="ca-ES"/>
-              </w:rPr>
-            </m:ctrlPr>
-          </m:sSubSupPr>
-          <m:e>
-            <m:r>
-              <w:rPr>
-                <w:rFonts w:ascii="Cambria Math" w:eastAsiaTheme="minorEastAsia" w:hAnsi="Cambria Math" w:cs="Times New Roman"/>
-                <w:noProof/>
-                <w:sz w:val="20"/>
-                <w:szCs w:val="20"/>
-                <w:lang w:val="ca-ES"/>
-              </w:rPr>
-              <m:t>δ</m:t>
-            </m:r>
-          </m:e>
-          <m:sub>
-            <m:r>
-              <w:rPr>
-                <w:rFonts w:ascii="Cambria Math" w:eastAsiaTheme="minorEastAsia" w:hAnsi="Cambria Math" w:cs="Times New Roman"/>
-                <w:noProof/>
-                <w:sz w:val="20"/>
-                <w:szCs w:val="20"/>
-                <w:lang w:val="ca-ES"/>
-              </w:rPr>
-              <m:t>j</m:t>
-            </m:r>
-          </m:sub>
-          <m:sup>
-            <m:r>
-              <w:rPr>
-                <w:rFonts w:ascii="Cambria Math" w:eastAsiaTheme="minorEastAsia" w:hAnsi="Cambria Math" w:cs="Times New Roman"/>
-                <w:noProof/>
-                <w:sz w:val="20"/>
-                <w:szCs w:val="20"/>
-                <w:lang w:val="ca-ES"/>
-              </w:rPr>
-              <m:t>i</m:t>
-            </m:r>
-          </m:sup>
-        </m:sSubSup>
-      </m:oMath>
-      <w:r>
-        <w:rPr>
-          <w:rFonts w:ascii="Times New Roman" w:eastAsiaTheme="minorEastAsia" w:hAnsi="Times New Roman" w:cs="Times New Roman"/>
-          <w:noProof/>
-          <w:sz w:val="20"/>
-          <w:szCs w:val="20"/>
-          <w:lang w:val="ca-ES"/>
-        </w:rPr>
-        <w:t xml:space="preserve">,  </w:t>
-      </w:r>
-      <m:oMath>
-        <m:sSub>
-          <m:sSubPr>
-            <m:ctrlPr>
-              <w:rPr>
-                <w:rFonts w:ascii="Cambria Math" w:eastAsiaTheme="minorEastAsia" w:hAnsi="Cambria Math" w:cs="Times New Roman"/>
-                <w:i/>
-                <w:noProof/>
-                <w:sz w:val="20"/>
-                <w:szCs w:val="20"/>
-                <w:lang w:val="ca-ES"/>
-              </w:rPr>
-            </m:ctrlPr>
-          </m:sSubPr>
-          <m:e>
-            <m:r>
-              <w:rPr>
-                <w:rFonts w:ascii="Cambria Math" w:eastAsiaTheme="minorEastAsia" w:hAnsi="Cambria Math" w:cs="Times New Roman"/>
-                <w:noProof/>
-                <w:sz w:val="20"/>
-                <w:szCs w:val="20"/>
-                <w:lang w:val="ca-ES"/>
-              </w:rPr>
-              <m:t>R</m:t>
-            </m:r>
-          </m:e>
-          <m:sub>
-            <m:r>
-              <w:rPr>
-                <w:rFonts w:ascii="Cambria Math" w:eastAsiaTheme="minorEastAsia" w:hAnsi="Cambria Math" w:cs="Times New Roman"/>
-                <w:noProof/>
-                <w:sz w:val="20"/>
-                <w:szCs w:val="20"/>
-                <w:lang w:val="ca-ES"/>
-              </w:rPr>
-              <m:t>μναβ;ξ</m:t>
-            </m:r>
-          </m:sub>
-        </m:sSub>
-        <m:r>
-          <w:rPr>
-            <w:rFonts w:ascii="Cambria Math" w:eastAsiaTheme="minorEastAsia" w:hAnsi="Cambria Math" w:cs="Times New Roman"/>
-            <w:noProof/>
-            <w:sz w:val="20"/>
-            <w:szCs w:val="20"/>
-            <w:lang w:val="ca-ES"/>
-          </w:rPr>
-          <m:t>.</m:t>
-        </m:r>
-      </m:oMath>
-    </w:p>
-    <w:p>
-      <w:pPr>
-        <w:autoSpaceDE w:val="0"/>
-        <w:autoSpaceDN w:val="0"/>
-        <w:adjustRightInd w:val="0"/>
-        <w:spacing w:after="0" w:line="240" w:lineRule="auto"/>
-        <w:ind w:left="-284"/>
-        <w:jc w:val="both"/>
-        <w:rPr>
-          <w:rFonts w:ascii="Times New Roman" w:eastAsiaTheme="minorEastAsia" w:hAnsi="Times New Roman" w:cs="Times New Roman"/>
-          <w:noProof/>
-          <w:sz w:val="20"/>
-          <w:szCs w:val="20"/>
-          <w:lang w:val="ca-ES"/>
-        </w:rPr>
-      </w:pPr>
-    </w:p>
-    <w:p>
-      <w:pPr>
-        <w:autoSpaceDE w:val="0"/>
-        <w:autoSpaceDN w:val="0"/>
-        <w:adjustRightInd w:val="0"/>
-        <w:spacing w:after="0" w:line="240" w:lineRule="auto"/>
-        <w:ind w:left="-284"/>
-        <w:jc w:val="both"/>
-        <w:rPr>
-          <w:rFonts w:ascii="Times New Roman" w:eastAsiaTheme="minorEastAsia" w:hAnsi="Times New Roman" w:cs="Times New Roman"/>
-          <w:sz w:val="20"/>
-          <w:szCs w:val="20"/>
-        </w:rPr>
-      </w:pPr>
-      <w:r>
-        <w:rPr>
-          <w:rFonts w:ascii="Times New Roman" w:eastAsiaTheme="minorEastAsia" w:hAnsi="Times New Roman" w:cs="Times New Roman"/>
-          <w:noProof/>
-          <w:sz w:val="20"/>
-          <w:szCs w:val="20"/>
-          <w:lang w:val="ca-ES"/>
-        </w:rPr>
-        <w:t>You can also</w:t>
-      </w:r>
-      <w:r>
-        <w:rPr>
-          <w:rFonts w:ascii="Times New Roman" w:eastAsiaTheme="minorEastAsia" w:hAnsi="Times New Roman" w:cs="Times New Roman"/>
-          <w:noProof/>
-          <w:sz w:val="20"/>
-          <w:szCs w:val="20"/>
-          <w:lang w:val="ca-ES"/>
-        </w:rPr>
-        <w:t xml:space="preserve"> quote references easily, i.e.</w:t>
-      </w:r>
-      <w:sdt>
-        <w:sdtPr>
-          <w:rPr>
-            <w:rFonts w:ascii="Times New Roman" w:eastAsiaTheme="minorEastAsia" w:hAnsi="Times New Roman" w:cs="Times New Roman"/>
-            <w:noProof/>
-            <w:sz w:val="20"/>
-            <w:szCs w:val="20"/>
-            <w:lang w:val="ca-ES"/>
-          </w:rPr>
-          <w:id w:val="-2058609661"/>
-          <w:citation/>
-        </w:sdtPr>
-        <w:sdtEndPr/>
-        <w:sdtContent>
-          <w:r>
-            <w:rPr>
-              <w:rFonts w:ascii="Times New Roman" w:eastAsiaTheme="minorEastAsia" w:hAnsi="Times New Roman" w:cs="Times New Roman"/>
-              <w:noProof/>
-              <w:sz w:val="20"/>
-              <w:szCs w:val="20"/>
-              <w:lang w:val="ca-ES"/>
-            </w:rPr>
-            <w:fldChar w:fldCharType="begin"/>
-          </w:r>
-          <w:r>
-            <w:rPr>
-              <w:rFonts w:ascii="Times New Roman" w:eastAsiaTheme="minorEastAsia" w:hAnsi="Times New Roman" w:cs="Times New Roman"/>
-              <w:noProof/>
-              <w:sz w:val="20"/>
-              <w:szCs w:val="20"/>
-              <w:lang w:val="ca-ES"/>
-            </w:rPr>
-            <w:instrText xml:space="preserve">CITATION Hin09 \l 3082 </w:instrText>
-          </w:r>
-          <w:r>
-            <w:rPr>
-              <w:rFonts w:ascii="Times New Roman" w:eastAsiaTheme="minorEastAsia" w:hAnsi="Times New Roman" w:cs="Times New Roman"/>
-              <w:noProof/>
-              <w:sz w:val="20"/>
-              <w:szCs w:val="20"/>
-              <w:lang w:val="ca-ES"/>
-            </w:rPr>
-            <w:fldChar w:fldCharType="separate"/>
-          </w:r>
-          <w:r>
-            <w:rPr>
-              <w:rFonts w:ascii="Times New Roman" w:eastAsiaTheme="minorEastAsia" w:hAnsi="Times New Roman" w:cs="Times New Roman"/>
-              <w:noProof/>
-              <w:sz w:val="20"/>
-              <w:szCs w:val="20"/>
-              <w:lang w:val="ca-ES"/>
-            </w:rPr>
-            <w:t>[1]</w:t>
-          </w:r>
-          <w:r>
-            <w:rPr>
-              <w:rFonts w:ascii="Times New Roman" w:eastAsiaTheme="minorEastAsia" w:hAnsi="Times New Roman" w:cs="Times New Roman"/>
-              <w:noProof/>
-              <w:sz w:val="20"/>
-              <w:szCs w:val="20"/>
-              <w:lang w:val="ca-ES"/>
-            </w:rPr>
-            <w:fldChar w:fldCharType="end"/>
-          </w:r>
-        </w:sdtContent>
-      </w:sdt>
-      <w:r>
-        <w:rPr>
-          <w:rFonts w:ascii="Times New Roman" w:eastAsiaTheme="minorEastAsia" w:hAnsi="Times New Roman" w:cs="Times New Roman"/>
-          <w:noProof/>
-          <w:sz w:val="20"/>
-          <w:szCs w:val="20"/>
-          <w:lang w:val="ca-ES"/>
-        </w:rPr>
-        <w:t xml:space="preserve">, </w:t>
-      </w:r>
-      <w:sdt>
-        <w:sdtPr>
-          <w:rPr>
-            <w:rFonts w:ascii="Times New Roman" w:eastAsiaTheme="minorEastAsia" w:hAnsi="Times New Roman" w:cs="Times New Roman"/>
-            <w:noProof/>
-            <w:sz w:val="20"/>
-            <w:szCs w:val="20"/>
-            <w:lang w:val="ca-ES"/>
-          </w:rPr>
-          <w:id w:val="-1177572406"/>
-          <w:citation/>
-        </w:sdtPr>
-        <w:sdtEndPr/>
-        <w:sdtContent>
-          <w:r>
-            <w:rPr>
-              <w:rFonts w:ascii="Times New Roman" w:eastAsiaTheme="minorEastAsia" w:hAnsi="Times New Roman" w:cs="Times New Roman"/>
-              <w:noProof/>
-              <w:sz w:val="20"/>
-              <w:szCs w:val="20"/>
-              <w:lang w:val="ca-ES"/>
-            </w:rPr>
-            <w:fldChar w:fldCharType="begin"/>
-          </w:r>
-          <w:r>
-            <w:rPr>
-              <w:rFonts w:ascii="Times New Roman" w:eastAsiaTheme="minorEastAsia" w:hAnsi="Times New Roman" w:cs="Times New Roman"/>
-              <w:noProof/>
-              <w:sz w:val="20"/>
-              <w:szCs w:val="20"/>
-              <w:lang w:val="ca-ES"/>
-            </w:rPr>
-            <w:instrText xml:space="preserve">CITATION JDJ75 \l 3082 </w:instrText>
-          </w:r>
-          <w:r>
-            <w:rPr>
-              <w:rFonts w:ascii="Times New Roman" w:eastAsiaTheme="minorEastAsia" w:hAnsi="Times New Roman" w:cs="Times New Roman"/>
-              <w:noProof/>
-              <w:sz w:val="20"/>
-              <w:szCs w:val="20"/>
-              <w:lang w:val="ca-ES"/>
-            </w:rPr>
-            <w:fldChar w:fldCharType="separate"/>
-          </w:r>
-          <w:r>
-            <w:rPr>
-              <w:rFonts w:ascii="Times New Roman" w:eastAsiaTheme="minorEastAsia" w:hAnsi="Times New Roman" w:cs="Times New Roman"/>
-              <w:noProof/>
-              <w:sz w:val="20"/>
-              <w:szCs w:val="20"/>
-              <w:lang w:val="ca-ES"/>
-            </w:rPr>
-            <w:t>[2]</w:t>
-          </w:r>
-          <w:r>
-            <w:rPr>
-              <w:rFonts w:ascii="Times New Roman" w:eastAsiaTheme="minorEastAsia" w:hAnsi="Times New Roman" w:cs="Times New Roman"/>
-              <w:noProof/>
-              <w:sz w:val="20"/>
-              <w:szCs w:val="20"/>
-              <w:lang w:val="ca-ES"/>
-            </w:rPr>
-            <w:fldChar w:fldCharType="end"/>
-          </w:r>
-        </w:sdtContent>
-      </w:sdt>
-      <w:r>
-        <w:rPr>
-          <w:rFonts w:ascii="Times New Roman" w:eastAsiaTheme="minorEastAsia" w:hAnsi="Times New Roman" w:cs="Times New Roman"/>
-          <w:noProof/>
-          <w:sz w:val="20"/>
-          <w:szCs w:val="20"/>
-          <w:lang w:val="ca-ES"/>
-        </w:rPr>
-        <w:t xml:space="preserve">, </w:t>
-      </w:r>
-      <w:sdt>
-        <w:sdtPr>
-          <w:rPr>
-            <w:rFonts w:ascii="Times New Roman" w:eastAsiaTheme="minorEastAsia" w:hAnsi="Times New Roman" w:cs="Times New Roman"/>
-            <w:noProof/>
-            <w:sz w:val="20"/>
-            <w:szCs w:val="20"/>
-            <w:lang w:val="ca-ES"/>
-          </w:rPr>
-          <w:id w:val="-414868139"/>
-          <w:citation/>
-        </w:sdtPr>
-        <w:sdtEndPr/>
-        <w:sdtContent>
-          <w:r>
-            <w:rPr>
-              <w:rFonts w:ascii="Times New Roman" w:eastAsiaTheme="minorEastAsia" w:hAnsi="Times New Roman" w:cs="Times New Roman"/>
-              <w:noProof/>
-              <w:sz w:val="20"/>
-              <w:szCs w:val="20"/>
-              <w:lang w:val="ca-ES"/>
-            </w:rPr>
-            <w:fldChar w:fldCharType="begin"/>
-          </w:r>
-          <w:r>
-            <w:rPr>
-              <w:rFonts w:ascii="Times New Roman" w:eastAsiaTheme="minorEastAsia" w:hAnsi="Times New Roman" w:cs="Times New Roman"/>
-              <w:noProof/>
-              <w:sz w:val="20"/>
-              <w:szCs w:val="20"/>
-              <w:lang w:val="ca-ES"/>
-            </w:rPr>
-            <w:instrText xml:space="preserve">CITATION Uni \l 3082 </w:instrText>
-          </w:r>
-          <w:r>
-            <w:rPr>
-              <w:rFonts w:ascii="Times New Roman" w:eastAsiaTheme="minorEastAsia" w:hAnsi="Times New Roman" w:cs="Times New Roman"/>
-              <w:noProof/>
-              <w:sz w:val="20"/>
-              <w:szCs w:val="20"/>
-              <w:lang w:val="ca-ES"/>
-            </w:rPr>
-            <w:fldChar w:fldCharType="separate"/>
-          </w:r>
-          <w:r>
-            <w:rPr>
-              <w:rFonts w:ascii="Times New Roman" w:eastAsiaTheme="minorEastAsia" w:hAnsi="Times New Roman" w:cs="Times New Roman"/>
-              <w:noProof/>
-              <w:sz w:val="20"/>
-              <w:szCs w:val="20"/>
-              <w:lang w:val="ca-ES"/>
-            </w:rPr>
-            <w:t>[3]</w:t>
-          </w:r>
-          <w:r>
-            <w:rPr>
-              <w:rFonts w:ascii="Times New Roman" w:eastAsiaTheme="minorEastAsia" w:hAnsi="Times New Roman" w:cs="Times New Roman"/>
-              <w:noProof/>
-              <w:sz w:val="20"/>
-              <w:szCs w:val="20"/>
-              <w:lang w:val="ca-ES"/>
-            </w:rPr>
-            <w:fldChar w:fldCharType="end"/>
-          </w:r>
-        </w:sdtContent>
-      </w:sdt>
-      <w:r>
-        <w:rPr>
-          <w:rFonts w:ascii="Times New Roman" w:eastAsiaTheme="minorEastAsia" w:hAnsi="Times New Roman" w:cs="Times New Roman"/>
-          <w:noProof/>
-          <w:sz w:val="20"/>
-          <w:szCs w:val="20"/>
-          <w:lang w:val="ca-ES"/>
-        </w:rPr>
-        <w:t xml:space="preserve"> and </w:t>
-      </w:r>
-      <w:sdt>
-        <w:sdtPr>
-          <w:rPr>
-            <w:rFonts w:ascii="Times New Roman" w:eastAsiaTheme="minorEastAsia" w:hAnsi="Times New Roman" w:cs="Times New Roman"/>
-            <w:noProof/>
-            <w:sz w:val="20"/>
-            <w:szCs w:val="20"/>
-            <w:lang w:val="ca-ES"/>
-          </w:rPr>
-          <w:id w:val="-690837479"/>
-          <w:citation/>
-        </w:sdtPr>
-        <w:sdtEndPr/>
-        <w:sdtContent>
-          <w:r>
-            <w:rPr>
-              <w:rFonts w:ascii="Times New Roman" w:eastAsiaTheme="minorEastAsia" w:hAnsi="Times New Roman" w:cs="Times New Roman"/>
-              <w:noProof/>
-              <w:sz w:val="20"/>
-              <w:szCs w:val="20"/>
-              <w:lang w:val="ca-ES"/>
-            </w:rPr>
-            <w:fldChar w:fldCharType="begin"/>
-          </w:r>
-          <w:r>
-            <w:rPr>
-              <w:rFonts w:ascii="Times New Roman" w:eastAsiaTheme="minorEastAsia" w:hAnsi="Times New Roman" w:cs="Times New Roman"/>
-              <w:noProof/>
-              <w:sz w:val="20"/>
-              <w:szCs w:val="20"/>
-              <w:lang w:val="ca-ES"/>
-            </w:rPr>
-            <w:instrText xml:space="preserve">CITATION Wei60 \l 3082 </w:instrText>
-          </w:r>
-          <w:r>
-            <w:rPr>
-              <w:rFonts w:ascii="Times New Roman" w:eastAsiaTheme="minorEastAsia" w:hAnsi="Times New Roman" w:cs="Times New Roman"/>
-              <w:noProof/>
-              <w:sz w:val="20"/>
-              <w:szCs w:val="20"/>
-              <w:lang w:val="ca-ES"/>
-            </w:rPr>
-            <w:fldChar w:fldCharType="separate"/>
-          </w:r>
-          <w:r>
-            <w:rPr>
-              <w:rFonts w:ascii="Times New Roman" w:eastAsiaTheme="minorEastAsia" w:hAnsi="Times New Roman" w:cs="Times New Roman"/>
-              <w:noProof/>
-              <w:sz w:val="20"/>
-              <w:szCs w:val="20"/>
-              <w:lang w:val="ca-ES"/>
-            </w:rPr>
-            <w:t>[4]</w:t>
-          </w:r>
-          <w:r>
-            <w:rPr>
-              <w:rFonts w:ascii="Times New Roman" w:eastAsiaTheme="minorEastAsia" w:hAnsi="Times New Roman" w:cs="Times New Roman"/>
-              <w:noProof/>
-              <w:sz w:val="20"/>
-              <w:szCs w:val="20"/>
-              <w:lang w:val="ca-ES"/>
-            </w:rPr>
-            <w:fldChar w:fldCharType="end"/>
-          </w:r>
-        </w:sdtContent>
-      </w:sdt>
-      <w:r>
-        <w:rPr>
-          <w:rFonts w:ascii="Times New Roman" w:eastAsiaTheme="minorEastAsia" w:hAnsi="Times New Roman" w:cs="Times New Roman"/>
-          <w:noProof/>
-          <w:sz w:val="20"/>
-          <w:szCs w:val="20"/>
-          <w:lang w:val="ca-ES"/>
-        </w:rPr>
-        <w:t>,using the main menu</w:t>
-      </w:r>
-      <w:r>
-        <w:rPr>
-          <w:rFonts w:ascii="Times New Roman" w:eastAsiaTheme="minorEastAsia" w:hAnsi="Times New Roman" w:cs="Times New Roman"/>
-          <w:noProof/>
-          <w:sz w:val="20"/>
-          <w:szCs w:val="20"/>
-          <w:lang w:val="ca-ES"/>
-        </w:rPr>
-        <w:t xml:space="preserve"> Insert -&gt; References -&gt; Insert quote. This will list all references entered in the document</w:t>
-      </w:r>
-      <w:r>
-        <w:rPr>
-          <w:rFonts w:ascii="Times New Roman" w:eastAsiaTheme="minorEastAsia" w:hAnsi="Times New Roman" w:cs="Times New Roman"/>
-          <w:noProof/>
-          <w:sz w:val="20"/>
-          <w:szCs w:val="20"/>
-          <w:lang w:val="ca-ES"/>
-        </w:rPr>
-        <w:t xml:space="preserve"> previously</w:t>
-      </w:r>
-      <w:r>
-        <w:rPr>
-          <w:rFonts w:ascii="Times New Roman" w:eastAsiaTheme="minorEastAsia" w:hAnsi="Times New Roman" w:cs="Times New Roman"/>
-          <w:noProof/>
-          <w:sz w:val="20"/>
-          <w:szCs w:val="20"/>
-          <w:lang w:val="ca-ES"/>
-        </w:rPr>
-        <w:t>. They are shown in the reference section</w:t>
-      </w:r>
-      <w:r>
-        <w:rPr>
-          <w:rFonts w:ascii="Times New Roman" w:eastAsiaTheme="minorEastAsia" w:hAnsi="Times New Roman" w:cs="Times New Roman"/>
-          <w:sz w:val="20"/>
-          <w:szCs w:val="20"/>
-        </w:rPr>
-        <w:t xml:space="preserve"> according to the IEEE 2006 standard.</w:t>
-      </w:r>
-    </w:p>
-    <w:p>
-      <w:pPr>
-        <w:autoSpaceDE w:val="0"/>
-        <w:autoSpaceDN w:val="0"/>
-        <w:adjustRightInd w:val="0"/>
-        <w:spacing w:after="0" w:line="240" w:lineRule="auto"/>
-        <w:ind w:left="-284"/>
-        <w:jc w:val="both"/>
-        <w:rPr>
-          <w:rFonts w:ascii="Times New Roman" w:eastAsiaTheme="minorEastAsia" w:hAnsi="Times New Roman" w:cs="Times New Roman"/>
-          <w:sz w:val="20"/>
-          <w:szCs w:val="20"/>
-        </w:rPr>
-      </w:pPr>
-    </w:p>
-    <w:p>
-      <w:pPr>
-        <w:autoSpaceDE w:val="0"/>
-        <w:autoSpaceDN w:val="0"/>
-        <w:adjustRightInd w:val="0"/>
-        <w:spacing w:after="0" w:line="240" w:lineRule="auto"/>
-        <w:ind w:left="-284"/>
-        <w:jc w:val="both"/>
-        <w:rPr>
-          <w:rFonts w:ascii="Times New Roman" w:eastAsiaTheme="minorEastAsia" w:hAnsi="Times New Roman" w:cs="Times New Roman"/>
-          <w:sz w:val="20"/>
-          <w:szCs w:val="20"/>
-        </w:rPr>
-      </w:pPr>
-      <w:r>
-        <w:rPr>
-          <w:rFonts w:ascii="Times New Roman" w:eastAsiaTheme="minorEastAsia" w:hAnsi="Times New Roman" w:cs="Times New Roman"/>
-          <w:sz w:val="20"/>
-          <w:szCs w:val="20"/>
-        </w:rPr>
-        <w:lastRenderedPageBreak/>
-        <w:t>E</w:t>
-      </w:r>
-      <w:r>
-        <w:rPr>
-          <w:rFonts w:ascii="Times New Roman" w:eastAsiaTheme="minorEastAsia" w:hAnsi="Times New Roman" w:cs="Times New Roman"/>
-          <w:sz w:val="20"/>
-          <w:szCs w:val="20"/>
-        </w:rPr>
-        <w:t>xamples of e</w:t>
-      </w:r>
-      <w:r>
-        <w:rPr>
-          <w:rFonts w:ascii="Times New Roman" w:eastAsiaTheme="minorEastAsia" w:hAnsi="Times New Roman" w:cs="Times New Roman"/>
-          <w:sz w:val="20"/>
-          <w:szCs w:val="20"/>
-        </w:rPr>
-        <w:t>quations and mathematical expressions available include a</w:t>
-      </w:r>
-      <w:r>
-        <w:rPr>
-          <w:rFonts w:ascii="Times New Roman" w:eastAsiaTheme="minorEastAsia" w:hAnsi="Times New Roman" w:cs="Times New Roman"/>
-          <w:sz w:val="20"/>
-          <w:szCs w:val="20"/>
-        </w:rPr>
-        <w:t xml:space="preserve"> matrix</w:t>
-      </w:r>
-    </w:p>
-    <w:p>
-      <w:pPr>
-        <w:autoSpaceDE w:val="0"/>
-        <w:autoSpaceDN w:val="0"/>
-        <w:adjustRightInd w:val="0"/>
-        <w:spacing w:after="0" w:line="240" w:lineRule="auto"/>
-        <w:ind w:left="-284"/>
-        <w:jc w:val="both"/>
-        <w:rPr>
-          <w:rFonts w:ascii="Times New Roman" w:eastAsiaTheme="minorEastAsia" w:hAnsi="Times New Roman" w:cs="Times New Roman"/>
-          <w:sz w:val="20"/>
-          <w:szCs w:val="20"/>
-        </w:rPr>
-      </w:pPr>
-    </w:p>
-    <w:tbl>
-      <w:tblPr>
-        <w:tblStyle w:val="Tablaconcuadrcula"/>
-        <w:tblW w:w="5000" w:type="pct"/>
-        <w:tblBorders>
-          <w:top w:val="none" w:sz="0" w:space="0" w:color="auto"/>
-          <w:left w:val="none" w:sz="0" w:space="0" w:color="auto"/>
-          <w:bottom w:val="none" w:sz="0" w:space="0" w:color="auto"/>
-          <w:right w:val="none" w:sz="0" w:space="0" w:color="auto"/>
-          <w:insideH w:val="none" w:sz="0" w:space="0" w:color="auto"/>
-          <w:insideV w:val="none" w:sz="0" w:space="0" w:color="auto"/>
-        </w:tblBorders>
-        <w:tblLook w:val="04A0" w:firstRow="1" w:lastRow="0" w:firstColumn="1" w:lastColumn="0" w:noHBand="0" w:noVBand="1"/>
-      </w:tblPr>
-      <w:tblGrid>
-        <w:gridCol w:w="687"/>
-        <w:gridCol w:w="3456"/>
-        <w:gridCol w:w="749"/>
-      </w:tblGrid>
-      <w:tr>
-        <w:tc>
-          <w:tcPr>
-            <w:tcW w:w="702" w:type="pct"/>
-            <w:vAlign w:val="center"/>
-          </w:tcPr>
-          <w:p>
-            <w:pPr>
-              <w:autoSpaceDE w:val="0"/>
-              <w:autoSpaceDN w:val="0"/>
-              <w:adjustRightInd w:val="0"/>
-              <w:jc w:val="center"/>
-              <w:rPr>
-                <w:rFonts w:ascii="Times New Roman" w:hAnsi="Times New Roman" w:cs="Times New Roman"/>
-                <w:sz w:val="20"/>
-                <w:szCs w:val="20"/>
-              </w:rPr>
-            </w:pPr>
-          </w:p>
-        </w:tc>
-        <w:tc>
-          <w:tcPr>
-            <w:tcW w:w="3532" w:type="pct"/>
-            <w:vAlign w:val="center"/>
-          </w:tcPr>
-          <w:p>
-            <w:pPr>
-              <w:autoSpaceDE w:val="0"/>
-              <w:autoSpaceDN w:val="0"/>
-              <w:adjustRightInd w:val="0"/>
-              <w:ind w:left="-284"/>
-              <w:jc w:val="center"/>
-              <w:rPr>
-                <w:rFonts w:ascii="Times New Roman" w:eastAsiaTheme="minorEastAsia" w:hAnsi="Times New Roman" w:cs="Times New Roman"/>
-                <w:sz w:val="20"/>
-                <w:szCs w:val="20"/>
-              </w:rPr>
-            </w:pPr>
-            <m:oMath>
-              <m:d>
-                <m:dPr>
-                  <m:ctrlPr>
-                    <w:rPr>
-                      <w:rFonts w:ascii="Cambria Math" w:eastAsiaTheme="minorEastAsia" w:hAnsi="Cambria Math" w:cs="Times New Roman"/>
-                      <w:i/>
-                      <w:sz w:val="20"/>
-                      <w:szCs w:val="20"/>
-                    </w:rPr>
-                  </m:ctrlPr>
-                </m:dPr>
-                <m:e>
-                  <m:m>
-                    <m:mPr>
-                      <m:mcs>
-                        <m:mc>
-                          <m:mcPr>
-                            <m:count m:val="3"/>
-                            <m:mcJc m:val="center"/>
-                          </m:mcPr>
-                        </m:mc>
-                      </m:mcs>
-                      <m:ctrlPr>
-                        <w:rPr>
-                          <w:rFonts w:ascii="Cambria Math" w:eastAsiaTheme="minorEastAsia" w:hAnsi="Cambria Math" w:cs="Times New Roman"/>
-                          <w:i/>
-                          <w:sz w:val="20"/>
-                          <w:szCs w:val="20"/>
-                        </w:rPr>
-                      </m:ctrlPr>
-                    </m:mPr>
-                    <m:mr>
-                      <m:e>
-                        <m:r>
-                          <w:rPr>
-                            <w:rFonts w:ascii="Cambria Math" w:eastAsiaTheme="minorEastAsia" w:hAnsi="Cambria Math" w:cs="Times New Roman"/>
-                            <w:sz w:val="20"/>
-                            <w:szCs w:val="20"/>
-                          </w:rPr>
-                          <m:t>0</m:t>
-                        </m:r>
-                      </m:e>
-                      <m:e>
-                        <m:r>
-                          <w:rPr>
-                            <w:rFonts w:ascii="Cambria Math" w:eastAsiaTheme="minorEastAsia" w:hAnsi="Cambria Math" w:cs="Times New Roman"/>
-                            <w:sz w:val="20"/>
-                            <w:szCs w:val="20"/>
-                          </w:rPr>
-                          <m:t>1</m:t>
-                        </m:r>
-                      </m:e>
-                      <m:e>
-                        <m:r>
-                          <w:rPr>
-                            <w:rFonts w:ascii="Cambria Math" w:eastAsiaTheme="minorEastAsia" w:hAnsi="Cambria Math" w:cs="Times New Roman"/>
-                            <w:sz w:val="20"/>
-                            <w:szCs w:val="20"/>
-                          </w:rPr>
-                          <m:t>0</m:t>
-                        </m:r>
-                      </m:e>
-                    </m:mr>
-                    <m:mr>
-                      <m:e>
-                        <m:r>
-                          <w:rPr>
-                            <w:rFonts w:ascii="Cambria Math" w:eastAsiaTheme="minorEastAsia" w:hAnsi="Cambria Math" w:cs="Times New Roman"/>
-                            <w:sz w:val="20"/>
-                            <w:szCs w:val="20"/>
-                          </w:rPr>
-                          <m:t>1</m:t>
-                        </m:r>
-                      </m:e>
-                      <m:e>
-                        <m:r>
-                          <w:rPr>
-                            <w:rFonts w:ascii="Cambria Math" w:eastAsiaTheme="minorEastAsia" w:hAnsi="Cambria Math" w:cs="Times New Roman"/>
-                            <w:sz w:val="20"/>
-                            <w:szCs w:val="20"/>
-                          </w:rPr>
-                          <m:t>0</m:t>
-                        </m:r>
-                      </m:e>
-                      <m:e>
-                        <m:r>
-                          <w:rPr>
-                            <w:rFonts w:ascii="Cambria Math" w:eastAsiaTheme="minorEastAsia" w:hAnsi="Cambria Math" w:cs="Times New Roman"/>
-                            <w:sz w:val="20"/>
-                            <w:szCs w:val="20"/>
-                          </w:rPr>
-                          <m:t>1</m:t>
-                        </m:r>
-                      </m:e>
-                    </m:mr>
-                    <m:mr>
-                      <m:e>
-                        <m:r>
-                          <w:rPr>
-                            <w:rFonts w:ascii="Cambria Math" w:eastAsiaTheme="minorEastAsia" w:hAnsi="Cambria Math" w:cs="Times New Roman"/>
-                            <w:sz w:val="20"/>
-                            <w:szCs w:val="20"/>
-                          </w:rPr>
-                          <m:t>0</m:t>
-                        </m:r>
-                      </m:e>
-                      <m:e>
-                        <m:r>
-                          <w:rPr>
-                            <w:rFonts w:ascii="Cambria Math" w:eastAsiaTheme="minorEastAsia" w:hAnsi="Cambria Math" w:cs="Times New Roman"/>
-                            <w:sz w:val="20"/>
-                            <w:szCs w:val="20"/>
-                          </w:rPr>
-                          <m:t>1</m:t>
-                        </m:r>
-                      </m:e>
-                      <m:e>
-                        <m:r>
-                          <w:rPr>
-                            <w:rFonts w:ascii="Cambria Math" w:eastAsiaTheme="minorEastAsia" w:hAnsi="Cambria Math" w:cs="Times New Roman"/>
-                            <w:sz w:val="20"/>
-                            <w:szCs w:val="20"/>
-                          </w:rPr>
-                          <m:t>0</m:t>
-                        </m:r>
-                      </m:e>
-                    </m:mr>
-                  </m:m>
-                </m:e>
-              </m:d>
-            </m:oMath>
-            <w:r>
-              <w:rPr>
-                <w:rFonts w:ascii="Times New Roman" w:eastAsiaTheme="minorEastAsia" w:hAnsi="Times New Roman" w:cs="Times New Roman"/>
-                <w:sz w:val="20"/>
-                <w:szCs w:val="20"/>
-              </w:rPr>
-              <w:t>,</w:t>
-            </w:r>
-          </w:p>
-        </w:tc>
-        <w:tc>
-          <w:tcPr>
-            <w:tcW w:w="766" w:type="pct"/>
-            <w:vAlign w:val="center"/>
-          </w:tcPr>
-          <w:p>
-            <w:pPr>
-              <w:pStyle w:val="Prrafodelista"/>
-              <w:numPr>
-                <w:ilvl w:val="0"/>
-                <w:numId w:val="10"/>
-              </w:numPr>
-              <w:autoSpaceDE w:val="0"/>
-              <w:autoSpaceDN w:val="0"/>
-              <w:adjustRightInd w:val="0"/>
-              <w:jc w:val="center"/>
-              <w:rPr>
-                <w:rFonts w:ascii="Times New Roman" w:hAnsi="Times New Roman" w:cs="Times New Roman"/>
-                <w:sz w:val="20"/>
-                <w:szCs w:val="20"/>
-              </w:rPr>
-            </w:pPr>
-          </w:p>
-        </w:tc>
-      </w:tr>
-    </w:tbl>
-    <w:p>
-      <w:pPr>
-        <w:autoSpaceDE w:val="0"/>
-        <w:autoSpaceDN w:val="0"/>
-        <w:adjustRightInd w:val="0"/>
-        <w:spacing w:after="0" w:line="240" w:lineRule="auto"/>
-        <w:ind w:left="-284"/>
-        <w:jc w:val="both"/>
-        <w:rPr>
-          <w:rFonts w:ascii="Times New Roman" w:eastAsiaTheme="minorEastAsia" w:hAnsi="Times New Roman" w:cs="Times New Roman"/>
-          <w:sz w:val="20"/>
-          <w:szCs w:val="20"/>
-        </w:rPr>
-      </w:pPr>
-    </w:p>
-    <w:p>
-      <w:pPr>
-        <w:autoSpaceDE w:val="0"/>
-        <w:autoSpaceDN w:val="0"/>
-        <w:adjustRightInd w:val="0"/>
-        <w:spacing w:after="0" w:line="240" w:lineRule="auto"/>
-        <w:ind w:left="-284"/>
-        <w:jc w:val="both"/>
-        <w:rPr>
-          <w:rFonts w:ascii="Times New Roman" w:eastAsiaTheme="minorEastAsia" w:hAnsi="Times New Roman" w:cs="Times New Roman"/>
-          <w:sz w:val="20"/>
-          <w:szCs w:val="20"/>
-        </w:rPr>
-      </w:pPr>
-      <w:r>
-        <w:rPr>
-          <w:rFonts w:ascii="Times New Roman" w:eastAsiaTheme="minorEastAsia" w:hAnsi="Times New Roman" w:cs="Times New Roman"/>
-          <w:sz w:val="20"/>
-          <w:szCs w:val="20"/>
-        </w:rPr>
-        <w:t>a vector (column)</w:t>
-      </w:r>
-    </w:p>
-    <w:tbl>
-      <w:tblPr>
-        <w:tblStyle w:val="Tablaconcuadrcula"/>
-        <w:tblW w:w="5000" w:type="pct"/>
-        <w:tblBorders>
-          <w:top w:val="none" w:sz="0" w:space="0" w:color="auto"/>
-          <w:left w:val="none" w:sz="0" w:space="0" w:color="auto"/>
-          <w:bottom w:val="none" w:sz="0" w:space="0" w:color="auto"/>
-          <w:right w:val="none" w:sz="0" w:space="0" w:color="auto"/>
-          <w:insideH w:val="none" w:sz="0" w:space="0" w:color="auto"/>
-          <w:insideV w:val="none" w:sz="0" w:space="0" w:color="auto"/>
-        </w:tblBorders>
-        <w:tblLook w:val="04A0" w:firstRow="1" w:lastRow="0" w:firstColumn="1" w:lastColumn="0" w:noHBand="0" w:noVBand="1"/>
-      </w:tblPr>
-      <w:tblGrid>
-        <w:gridCol w:w="687"/>
-        <w:gridCol w:w="3456"/>
-        <w:gridCol w:w="749"/>
-      </w:tblGrid>
-      <w:tr>
-        <w:tc>
-          <w:tcPr>
-            <w:tcW w:w="702" w:type="pct"/>
-            <w:vAlign w:val="center"/>
-          </w:tcPr>
-          <w:p>
-            <w:pPr>
-              <w:autoSpaceDE w:val="0"/>
-              <w:autoSpaceDN w:val="0"/>
-              <w:adjustRightInd w:val="0"/>
-              <w:jc w:val="center"/>
-              <w:rPr>
-                <w:rFonts w:ascii="Times New Roman" w:hAnsi="Times New Roman" w:cs="Times New Roman"/>
-                <w:sz w:val="20"/>
-                <w:szCs w:val="20"/>
-              </w:rPr>
-            </w:pPr>
-          </w:p>
-        </w:tc>
-        <w:tc>
-          <w:tcPr>
-            <w:tcW w:w="3532" w:type="pct"/>
-            <w:vAlign w:val="center"/>
-          </w:tcPr>
-          <w:p>
-            <w:pPr>
-              <w:autoSpaceDE w:val="0"/>
-              <w:autoSpaceDN w:val="0"/>
-              <w:adjustRightInd w:val="0"/>
-              <w:ind w:left="-284"/>
-              <w:jc w:val="center"/>
-              <w:rPr>
-                <w:rFonts w:ascii="Times New Roman" w:eastAsiaTheme="minorEastAsia" w:hAnsi="Times New Roman" w:cs="Times New Roman"/>
-                <w:sz w:val="20"/>
-                <w:szCs w:val="20"/>
-              </w:rPr>
-            </w:pPr>
-            <m:oMath>
-              <m:d>
-                <m:dPr>
-                  <m:ctrlPr>
-                    <w:rPr>
-                      <w:rFonts w:ascii="Cambria Math" w:eastAsiaTheme="minorEastAsia" w:hAnsi="Cambria Math" w:cs="Times New Roman"/>
-                      <w:i/>
-                      <w:sz w:val="20"/>
-                      <w:szCs w:val="20"/>
-                    </w:rPr>
-                  </m:ctrlPr>
-                </m:dPr>
-                <m:e>
-                  <m:m>
-                    <m:mPr>
-                      <m:mcs>
-                        <m:mc>
-                          <m:mcPr>
-                            <m:count m:val="1"/>
-                            <m:mcJc m:val="center"/>
-                          </m:mcPr>
-                        </m:mc>
-                      </m:mcs>
-                      <m:ctrlPr>
-                        <w:rPr>
-                          <w:rFonts w:ascii="Cambria Math" w:eastAsiaTheme="minorEastAsia" w:hAnsi="Cambria Math" w:cs="Times New Roman"/>
-                          <w:i/>
-                          <w:sz w:val="20"/>
-                          <w:szCs w:val="20"/>
-                        </w:rPr>
-                      </m:ctrlPr>
-                    </m:mPr>
-                    <m:mr>
-                      <m:e>
-                        <m:r>
-                          <w:rPr>
-                            <w:rFonts w:ascii="Cambria Math" w:eastAsiaTheme="minorEastAsia" w:hAnsi="Cambria Math" w:cs="Times New Roman"/>
-                            <w:sz w:val="20"/>
-                            <w:szCs w:val="20"/>
-                          </w:rPr>
-                          <m:t>1</m:t>
-                        </m:r>
-                      </m:e>
-                    </m:mr>
-                    <m:mr>
-                      <m:e>
-                        <m:rad>
-                          <m:radPr>
-                            <m:degHide m:val="1"/>
-                            <m:ctrlPr>
-                              <w:rPr>
-                                <w:rFonts w:ascii="Cambria Math" w:eastAsiaTheme="minorEastAsia" w:hAnsi="Cambria Math" w:cs="Times New Roman"/>
-                                <w:i/>
-                                <w:sz w:val="20"/>
-                                <w:szCs w:val="20"/>
-                              </w:rPr>
-                            </m:ctrlPr>
-                          </m:radPr>
-                          <m:deg/>
-                          <m:e>
-                            <m:r>
-                              <w:rPr>
-                                <w:rFonts w:ascii="Cambria Math" w:eastAsiaTheme="minorEastAsia" w:hAnsi="Cambria Math" w:cs="Times New Roman"/>
-                                <w:sz w:val="20"/>
-                                <w:szCs w:val="20"/>
-                              </w:rPr>
-                              <m:t>3</m:t>
-                            </m:r>
-                          </m:e>
-                        </m:rad>
-                      </m:e>
-                    </m:mr>
-                    <m:mr>
-                      <m:e>
-                        <m:r>
-                          <w:rPr>
-                            <w:rFonts w:ascii="Cambria Math" w:eastAsiaTheme="minorEastAsia" w:hAnsi="Cambria Math" w:cs="Times New Roman"/>
-                            <w:sz w:val="20"/>
-                            <w:szCs w:val="20"/>
-                          </w:rPr>
-                          <m:t>π</m:t>
-                        </m:r>
-                      </m:e>
-                    </m:mr>
-                  </m:m>
-                </m:e>
-              </m:d>
-            </m:oMath>
-            <w:r>
-              <w:rPr>
-                <w:rFonts w:ascii="Times New Roman" w:eastAsiaTheme="minorEastAsia" w:hAnsi="Times New Roman" w:cs="Times New Roman"/>
-                <w:sz w:val="20"/>
-                <w:szCs w:val="20"/>
-              </w:rPr>
-              <w:t>,</w:t>
-            </w:r>
-          </w:p>
-        </w:tc>
-        <w:tc>
-          <w:tcPr>
-            <w:tcW w:w="766" w:type="pct"/>
-            <w:vAlign w:val="center"/>
-          </w:tcPr>
-          <w:p>
-            <w:pPr>
-              <w:pStyle w:val="Prrafodelista"/>
-              <w:numPr>
-                <w:ilvl w:val="0"/>
-                <w:numId w:val="10"/>
-              </w:numPr>
-              <w:autoSpaceDE w:val="0"/>
-              <w:autoSpaceDN w:val="0"/>
-              <w:adjustRightInd w:val="0"/>
-              <w:jc w:val="center"/>
-              <w:rPr>
-                <w:rFonts w:ascii="Times New Roman" w:hAnsi="Times New Roman" w:cs="Times New Roman"/>
-                <w:sz w:val="20"/>
-                <w:szCs w:val="20"/>
-              </w:rPr>
-            </w:pPr>
-          </w:p>
-        </w:tc>
-      </w:tr>
-    </w:tbl>
-    <w:p>
-      <w:pPr>
-        <w:autoSpaceDE w:val="0"/>
-        <w:autoSpaceDN w:val="0"/>
-        <w:adjustRightInd w:val="0"/>
-        <w:spacing w:after="0" w:line="240" w:lineRule="auto"/>
-        <w:ind w:left="-284"/>
-        <w:jc w:val="both"/>
-        <w:rPr>
-          <w:rFonts w:ascii="Times New Roman" w:eastAsiaTheme="minorEastAsia" w:hAnsi="Times New Roman" w:cs="Times New Roman"/>
-          <w:sz w:val="20"/>
-          <w:szCs w:val="20"/>
-        </w:rPr>
-      </w:pPr>
-    </w:p>
-    <w:p>
-      <w:pPr>
-        <w:autoSpaceDE w:val="0"/>
-        <w:autoSpaceDN w:val="0"/>
-        <w:adjustRightInd w:val="0"/>
-        <w:spacing w:after="0" w:line="240" w:lineRule="auto"/>
-        <w:ind w:left="-284"/>
-        <w:jc w:val="both"/>
-        <w:rPr>
-          <w:rFonts w:ascii="Times New Roman" w:eastAsiaTheme="minorEastAsia" w:hAnsi="Times New Roman" w:cs="Times New Roman"/>
-          <w:sz w:val="20"/>
-          <w:szCs w:val="20"/>
-        </w:rPr>
-      </w:pPr>
-      <w:r>
-        <w:rPr>
-          <w:rFonts w:ascii="Times New Roman" w:eastAsiaTheme="minorEastAsia" w:hAnsi="Times New Roman" w:cs="Times New Roman"/>
-          <w:sz w:val="20"/>
-          <w:szCs w:val="20"/>
-        </w:rPr>
-        <w:t>a row,</w:t>
-      </w:r>
-    </w:p>
-    <w:tbl>
-      <w:tblPr>
-        <w:tblStyle w:val="Tablaconcuadrcula"/>
-        <w:tblW w:w="5000" w:type="pct"/>
-        <w:tblBorders>
-          <w:top w:val="none" w:sz="0" w:space="0" w:color="auto"/>
-          <w:left w:val="none" w:sz="0" w:space="0" w:color="auto"/>
-          <w:bottom w:val="none" w:sz="0" w:space="0" w:color="auto"/>
-          <w:right w:val="none" w:sz="0" w:space="0" w:color="auto"/>
-          <w:insideH w:val="none" w:sz="0" w:space="0" w:color="auto"/>
-          <w:insideV w:val="none" w:sz="0" w:space="0" w:color="auto"/>
-        </w:tblBorders>
-        <w:tblLook w:val="04A0" w:firstRow="1" w:lastRow="0" w:firstColumn="1" w:lastColumn="0" w:noHBand="0" w:noVBand="1"/>
-      </w:tblPr>
-      <w:tblGrid>
-        <w:gridCol w:w="687"/>
-        <w:gridCol w:w="3456"/>
-        <w:gridCol w:w="749"/>
-      </w:tblGrid>
-      <w:tr>
-        <w:tc>
-          <w:tcPr>
-            <w:tcW w:w="702" w:type="pct"/>
-            <w:vAlign w:val="center"/>
-          </w:tcPr>
-          <w:p>
-            <w:pPr>
-              <w:autoSpaceDE w:val="0"/>
-              <w:autoSpaceDN w:val="0"/>
-              <w:adjustRightInd w:val="0"/>
-              <w:jc w:val="center"/>
-              <w:rPr>
-                <w:rFonts w:ascii="Times New Roman" w:hAnsi="Times New Roman" w:cs="Times New Roman"/>
-                <w:sz w:val="20"/>
-                <w:szCs w:val="20"/>
-              </w:rPr>
-            </w:pPr>
-          </w:p>
-        </w:tc>
-        <w:tc>
-          <w:tcPr>
-            <w:tcW w:w="3532" w:type="pct"/>
-            <w:vAlign w:val="center"/>
-          </w:tcPr>
-          <w:p>
-            <w:pPr>
-              <w:autoSpaceDE w:val="0"/>
-              <w:autoSpaceDN w:val="0"/>
-              <w:adjustRightInd w:val="0"/>
-              <w:ind w:left="-284"/>
-              <w:jc w:val="center"/>
-              <w:rPr>
-                <w:rFonts w:ascii="Times New Roman" w:eastAsiaTheme="minorEastAsia" w:hAnsi="Times New Roman" w:cs="Times New Roman"/>
-                <w:sz w:val="20"/>
-                <w:szCs w:val="20"/>
-              </w:rPr>
-            </w:pPr>
-            <m:oMath>
-              <m:d>
-                <m:dPr>
-                  <m:ctrlPr>
-                    <w:rPr>
-                      <w:rFonts w:ascii="Cambria Math" w:eastAsiaTheme="minorEastAsia" w:hAnsi="Cambria Math" w:cs="Times New Roman"/>
-                      <w:i/>
-                      <w:sz w:val="20"/>
-                      <w:szCs w:val="20"/>
-                    </w:rPr>
-                  </m:ctrlPr>
-                </m:dPr>
-                <m:e>
-                  <m:m>
-                    <m:mPr>
-                      <m:mcs>
-                        <m:mc>
-                          <m:mcPr>
-                            <m:count m:val="3"/>
-                            <m:mcJc m:val="center"/>
-                          </m:mcPr>
-                        </m:mc>
-                      </m:mcs>
-                      <m:ctrlPr>
-                        <w:rPr>
-                          <w:rFonts w:ascii="Cambria Math" w:eastAsiaTheme="minorEastAsia" w:hAnsi="Cambria Math" w:cs="Times New Roman"/>
-                          <w:i/>
-                          <w:sz w:val="20"/>
-                          <w:szCs w:val="20"/>
-                        </w:rPr>
-                      </m:ctrlPr>
-                    </m:mPr>
-                    <m:mr>
-                      <m:e>
-                        <m:r>
-                          <w:rPr>
-                            <w:rFonts w:ascii="Cambria Math" w:eastAsiaTheme="minorEastAsia" w:hAnsi="Cambria Math" w:cs="Times New Roman"/>
-                            <w:sz w:val="20"/>
-                            <w:szCs w:val="20"/>
-                          </w:rPr>
-                          <m:t>p</m:t>
-                        </m:r>
-                      </m:e>
-                      <m:e>
-                        <m:r>
-                          <w:rPr>
-                            <w:rFonts w:ascii="Cambria Math" w:eastAsiaTheme="minorEastAsia" w:hAnsi="Cambria Math" w:cs="Times New Roman"/>
-                            <w:sz w:val="20"/>
-                            <w:szCs w:val="20"/>
-                          </w:rPr>
-                          <m:t>q</m:t>
-                        </m:r>
-                      </m:e>
-                      <m:e>
-                        <m:r>
-                          <w:rPr>
-                            <w:rFonts w:ascii="Cambria Math" w:eastAsiaTheme="minorEastAsia" w:hAnsi="Cambria Math" w:cs="Times New Roman"/>
-                            <w:sz w:val="20"/>
-                            <w:szCs w:val="20"/>
-                          </w:rPr>
-                          <m:t>r</m:t>
-                        </m:r>
-                      </m:e>
-                    </m:mr>
-                  </m:m>
-                </m:e>
-              </m:d>
-            </m:oMath>
-            <w:r>
-              <w:rPr>
-                <w:rFonts w:ascii="Times New Roman" w:eastAsiaTheme="minorEastAsia" w:hAnsi="Times New Roman" w:cs="Times New Roman"/>
-                <w:sz w:val="20"/>
-                <w:szCs w:val="20"/>
-              </w:rPr>
-              <w:t>,</w:t>
-            </w:r>
-          </w:p>
-        </w:tc>
-        <w:tc>
-          <w:tcPr>
-            <w:tcW w:w="766" w:type="pct"/>
-            <w:vAlign w:val="center"/>
-          </w:tcPr>
-          <w:p>
-            <w:pPr>
-              <w:pStyle w:val="Prrafodelista"/>
-              <w:numPr>
-                <w:ilvl w:val="0"/>
-                <w:numId w:val="10"/>
-              </w:numPr>
-              <w:autoSpaceDE w:val="0"/>
-              <w:autoSpaceDN w:val="0"/>
-              <w:adjustRightInd w:val="0"/>
-              <w:jc w:val="center"/>
-              <w:rPr>
-                <w:rFonts w:ascii="Times New Roman" w:hAnsi="Times New Roman" w:cs="Times New Roman"/>
-                <w:sz w:val="20"/>
-                <w:szCs w:val="20"/>
-              </w:rPr>
-            </w:pPr>
-          </w:p>
-        </w:tc>
-      </w:tr>
-    </w:tbl>
-    <w:p>
-      <w:pPr>
-        <w:autoSpaceDE w:val="0"/>
-        <w:autoSpaceDN w:val="0"/>
-        <w:adjustRightInd w:val="0"/>
-        <w:spacing w:after="0" w:line="240" w:lineRule="auto"/>
-        <w:ind w:left="-284"/>
-        <w:jc w:val="both"/>
-        <w:rPr>
-          <w:rFonts w:ascii="Times New Roman" w:eastAsiaTheme="minorEastAsia" w:hAnsi="Times New Roman" w:cs="Times New Roman"/>
-          <w:sz w:val="20"/>
-          <w:szCs w:val="20"/>
-        </w:rPr>
-      </w:pPr>
-    </w:p>
-    <w:p>
-      <w:pPr>
-        <w:autoSpaceDE w:val="0"/>
-        <w:autoSpaceDN w:val="0"/>
-        <w:adjustRightInd w:val="0"/>
-        <w:spacing w:after="0" w:line="240" w:lineRule="auto"/>
-        <w:ind w:left="-284"/>
-        <w:jc w:val="both"/>
-        <w:rPr>
-          <w:rFonts w:ascii="Times New Roman" w:eastAsiaTheme="minorEastAsia" w:hAnsi="Times New Roman" w:cs="Times New Roman"/>
-          <w:sz w:val="20"/>
-          <w:szCs w:val="20"/>
-        </w:rPr>
-      </w:pPr>
-      <w:r>
-        <w:rPr>
-          <w:rFonts w:ascii="Times New Roman" w:eastAsiaTheme="minorEastAsia" w:hAnsi="Times New Roman" w:cs="Times New Roman"/>
-          <w:sz w:val="20"/>
-          <w:szCs w:val="20"/>
-        </w:rPr>
-        <w:t>and a determinant,</w:t>
-      </w:r>
-    </w:p>
-    <w:tbl>
-      <w:tblPr>
-        <w:tblStyle w:val="Tablaconcuadrcula"/>
-        <w:tblW w:w="5000" w:type="pct"/>
-        <w:tblBorders>
-          <w:top w:val="none" w:sz="0" w:space="0" w:color="auto"/>
-          <w:left w:val="none" w:sz="0" w:space="0" w:color="auto"/>
-          <w:bottom w:val="none" w:sz="0" w:space="0" w:color="auto"/>
-          <w:right w:val="none" w:sz="0" w:space="0" w:color="auto"/>
-          <w:insideH w:val="none" w:sz="0" w:space="0" w:color="auto"/>
-          <w:insideV w:val="none" w:sz="0" w:space="0" w:color="auto"/>
-        </w:tblBorders>
-        <w:tblLook w:val="04A0" w:firstRow="1" w:lastRow="0" w:firstColumn="1" w:lastColumn="0" w:noHBand="0" w:noVBand="1"/>
-      </w:tblPr>
-      <w:tblGrid>
-        <w:gridCol w:w="687"/>
-        <w:gridCol w:w="3456"/>
-        <w:gridCol w:w="749"/>
-      </w:tblGrid>
-      <w:tr>
-        <w:tc>
-          <w:tcPr>
-            <w:tcW w:w="702" w:type="pct"/>
-            <w:vAlign w:val="center"/>
-          </w:tcPr>
-          <w:p>
-            <w:pPr>
-              <w:autoSpaceDE w:val="0"/>
-              <w:autoSpaceDN w:val="0"/>
-              <w:adjustRightInd w:val="0"/>
-              <w:jc w:val="center"/>
-              <w:rPr>
-                <w:rFonts w:ascii="Times New Roman" w:hAnsi="Times New Roman" w:cs="Times New Roman"/>
-                <w:sz w:val="20"/>
-                <w:szCs w:val="20"/>
-              </w:rPr>
-            </w:pPr>
-          </w:p>
-        </w:tc>
-        <w:tc>
-          <w:tcPr>
-            <w:tcW w:w="3532" w:type="pct"/>
-            <w:vAlign w:val="center"/>
-          </w:tcPr>
-          <w:p>
-            <w:pPr>
-              <w:autoSpaceDE w:val="0"/>
-              <w:autoSpaceDN w:val="0"/>
-              <w:adjustRightInd w:val="0"/>
-              <w:ind w:left="-284"/>
-              <w:jc w:val="center"/>
-              <w:rPr>
-                <w:rFonts w:ascii="Times New Roman" w:eastAsiaTheme="minorEastAsia" w:hAnsi="Times New Roman" w:cs="Times New Roman"/>
-                <w:sz w:val="20"/>
-                <w:szCs w:val="20"/>
-              </w:rPr>
-            </w:pPr>
-            <m:oMath>
-              <m:d>
-                <m:dPr>
-                  <m:begChr m:val="|"/>
-                  <m:endChr m:val="|"/>
-                  <m:ctrlPr>
-                    <w:rPr>
-                      <w:rFonts w:ascii="Cambria Math" w:eastAsiaTheme="minorEastAsia" w:hAnsi="Cambria Math" w:cs="Times New Roman"/>
-                      <w:i/>
-                      <w:sz w:val="20"/>
-                      <w:szCs w:val="20"/>
-                    </w:rPr>
-                  </m:ctrlPr>
-                </m:dPr>
-                <m:e>
-                  <m:m>
-                    <m:mPr>
-                      <m:mcs>
-                        <m:mc>
-                          <m:mcPr>
-                            <m:count m:val="3"/>
-                            <m:mcJc m:val="center"/>
-                          </m:mcPr>
-                        </m:mc>
-                      </m:mcs>
-                      <m:ctrlPr>
-                        <w:rPr>
-                          <w:rFonts w:ascii="Cambria Math" w:eastAsiaTheme="minorEastAsia" w:hAnsi="Cambria Math" w:cs="Times New Roman"/>
-                          <w:i/>
-                          <w:sz w:val="20"/>
-                          <w:szCs w:val="20"/>
-                        </w:rPr>
-                      </m:ctrlPr>
-                    </m:mPr>
-                    <m:mr>
-                      <m:e>
-                        <m:sSub>
-                          <m:sSubPr>
-                            <m:ctrlPr>
-                              <w:rPr>
-                                <w:rFonts w:ascii="Cambria Math" w:eastAsiaTheme="minorEastAsia" w:hAnsi="Cambria Math" w:cs="Times New Roman"/>
-                                <w:i/>
-                                <w:sz w:val="20"/>
-                                <w:szCs w:val="20"/>
-                              </w:rPr>
-                            </m:ctrlPr>
-                          </m:sSubPr>
-                          <m:e>
-                            <m:r>
-                              <w:rPr>
-                                <w:rFonts w:ascii="Cambria Math" w:eastAsiaTheme="minorEastAsia" w:hAnsi="Cambria Math" w:cs="Times New Roman"/>
-                                <w:sz w:val="20"/>
-                                <w:szCs w:val="20"/>
-                              </w:rPr>
-                              <m:t>a</m:t>
-                            </m:r>
-                          </m:e>
-                          <m:sub>
-                            <m:r>
-                              <w:rPr>
-                                <w:rFonts w:ascii="Cambria Math" w:eastAsiaTheme="minorEastAsia" w:hAnsi="Cambria Math" w:cs="Times New Roman"/>
-                                <w:sz w:val="20"/>
-                                <w:szCs w:val="20"/>
-                              </w:rPr>
-                              <m:t>11</m:t>
-                            </m:r>
-                          </m:sub>
-                        </m:sSub>
-                      </m:e>
-                      <m:e>
-                        <m:sSub>
-                          <m:sSubPr>
-                            <m:ctrlPr>
-                              <w:rPr>
-                                <w:rFonts w:ascii="Cambria Math" w:eastAsiaTheme="minorEastAsia" w:hAnsi="Cambria Math" w:cs="Times New Roman"/>
-                                <w:i/>
-                                <w:sz w:val="20"/>
-                                <w:szCs w:val="20"/>
-                              </w:rPr>
-                            </m:ctrlPr>
-                          </m:sSubPr>
-                          <m:e>
-                            <m:r>
-                              <w:rPr>
-                                <w:rFonts w:ascii="Cambria Math" w:eastAsiaTheme="minorEastAsia" w:hAnsi="Cambria Math" w:cs="Times New Roman"/>
-                                <w:sz w:val="20"/>
-                                <w:szCs w:val="20"/>
-                              </w:rPr>
-                              <m:t>a</m:t>
-                            </m:r>
-                          </m:e>
-                          <m:sub>
-                            <m:r>
-                              <w:rPr>
-                                <w:rFonts w:ascii="Cambria Math" w:eastAsiaTheme="minorEastAsia" w:hAnsi="Cambria Math" w:cs="Times New Roman"/>
-                                <w:sz w:val="20"/>
-                                <w:szCs w:val="20"/>
-                              </w:rPr>
-                              <m:t>12</m:t>
-                            </m:r>
-                          </m:sub>
-                        </m:sSub>
-                      </m:e>
-                      <m:e>
-                        <m:sSub>
-                          <m:sSubPr>
-                            <m:ctrlPr>
-                              <w:rPr>
-                                <w:rFonts w:ascii="Cambria Math" w:eastAsiaTheme="minorEastAsia" w:hAnsi="Cambria Math" w:cs="Times New Roman"/>
-                                <w:i/>
-                                <w:sz w:val="20"/>
-                                <w:szCs w:val="20"/>
-                              </w:rPr>
-                            </m:ctrlPr>
-                          </m:sSubPr>
-                          <m:e>
-                            <m:r>
-                              <w:rPr>
-                                <w:rFonts w:ascii="Cambria Math" w:eastAsiaTheme="minorEastAsia" w:hAnsi="Cambria Math" w:cs="Times New Roman"/>
-                                <w:sz w:val="20"/>
-                                <w:szCs w:val="20"/>
-                              </w:rPr>
-                              <m:t>a</m:t>
-                            </m:r>
-                          </m:e>
-                          <m:sub>
-                            <m:r>
-                              <w:rPr>
-                                <w:rFonts w:ascii="Cambria Math" w:eastAsiaTheme="minorEastAsia" w:hAnsi="Cambria Math" w:cs="Times New Roman"/>
-                                <w:sz w:val="20"/>
-                                <w:szCs w:val="20"/>
-                              </w:rPr>
-                              <m:t>13</m:t>
-                            </m:r>
-                          </m:sub>
-                        </m:sSub>
-                      </m:e>
-                    </m:mr>
-                    <m:mr>
-                      <m:e>
-                        <m:sSub>
-                          <m:sSubPr>
-                            <m:ctrlPr>
-                              <w:rPr>
-                                <w:rFonts w:ascii="Cambria Math" w:eastAsiaTheme="minorEastAsia" w:hAnsi="Cambria Math" w:cs="Times New Roman"/>
-                                <w:i/>
-                                <w:sz w:val="20"/>
-                                <w:szCs w:val="20"/>
-                              </w:rPr>
-                            </m:ctrlPr>
-                          </m:sSubPr>
-                          <m:e>
-                            <m:r>
-                              <w:rPr>
-                                <w:rFonts w:ascii="Cambria Math" w:eastAsiaTheme="minorEastAsia" w:hAnsi="Cambria Math" w:cs="Times New Roman"/>
-                                <w:sz w:val="20"/>
-                                <w:szCs w:val="20"/>
-                              </w:rPr>
-                              <m:t>a</m:t>
-                            </m:r>
-                          </m:e>
-                          <m:sub>
-                            <m:r>
-                              <w:rPr>
-                                <w:rFonts w:ascii="Cambria Math" w:eastAsiaTheme="minorEastAsia" w:hAnsi="Cambria Math" w:cs="Times New Roman"/>
-                                <w:sz w:val="20"/>
-                                <w:szCs w:val="20"/>
-                              </w:rPr>
-                              <m:t>21</m:t>
-                            </m:r>
-                          </m:sub>
-                        </m:sSub>
-                      </m:e>
-                      <m:e>
-                        <m:sSub>
-                          <m:sSubPr>
-                            <m:ctrlPr>
-                              <w:rPr>
-                                <w:rFonts w:ascii="Cambria Math" w:eastAsiaTheme="minorEastAsia" w:hAnsi="Cambria Math" w:cs="Times New Roman"/>
-                                <w:i/>
-                                <w:sz w:val="20"/>
-                                <w:szCs w:val="20"/>
-                              </w:rPr>
-                            </m:ctrlPr>
-                          </m:sSubPr>
-                          <m:e>
-                            <m:r>
-                              <w:rPr>
-                                <w:rFonts w:ascii="Cambria Math" w:eastAsiaTheme="minorEastAsia" w:hAnsi="Cambria Math" w:cs="Times New Roman"/>
-                                <w:sz w:val="20"/>
-                                <w:szCs w:val="20"/>
-                              </w:rPr>
-                              <m:t>a</m:t>
-                            </m:r>
-                          </m:e>
-                          <m:sub>
-                            <m:r>
-                              <w:rPr>
-                                <w:rFonts w:ascii="Cambria Math" w:eastAsiaTheme="minorEastAsia" w:hAnsi="Cambria Math" w:cs="Times New Roman"/>
-                                <w:sz w:val="20"/>
-                                <w:szCs w:val="20"/>
-                              </w:rPr>
-                              <m:t>22</m:t>
-                            </m:r>
-                          </m:sub>
-                        </m:sSub>
-                      </m:e>
-                      <m:e>
-                        <m:sSub>
-                          <m:sSubPr>
-                            <m:ctrlPr>
-                              <w:rPr>
-                                <w:rFonts w:ascii="Cambria Math" w:eastAsiaTheme="minorEastAsia" w:hAnsi="Cambria Math" w:cs="Times New Roman"/>
-                                <w:i/>
-                                <w:sz w:val="20"/>
-                                <w:szCs w:val="20"/>
-                              </w:rPr>
-                            </m:ctrlPr>
-                          </m:sSubPr>
-                          <m:e>
-                            <m:r>
-                              <w:rPr>
-                                <w:rFonts w:ascii="Cambria Math" w:eastAsiaTheme="minorEastAsia" w:hAnsi="Cambria Math" w:cs="Times New Roman"/>
-                                <w:sz w:val="20"/>
-                                <w:szCs w:val="20"/>
-                              </w:rPr>
-                              <m:t>a</m:t>
-                            </m:r>
-                          </m:e>
-                          <m:sub>
-                            <m:r>
-                              <w:rPr>
-                                <w:rFonts w:ascii="Cambria Math" w:eastAsiaTheme="minorEastAsia" w:hAnsi="Cambria Math" w:cs="Times New Roman"/>
-                                <w:sz w:val="20"/>
-                                <w:szCs w:val="20"/>
-                              </w:rPr>
-                              <m:t>23</m:t>
-                            </m:r>
-                          </m:sub>
-                        </m:sSub>
-                      </m:e>
-                    </m:mr>
-                    <m:mr>
-                      <m:e>
-                        <m:sSub>
-                          <m:sSubPr>
-                            <m:ctrlPr>
-                              <w:rPr>
-                                <w:rFonts w:ascii="Cambria Math" w:eastAsiaTheme="minorEastAsia" w:hAnsi="Cambria Math" w:cs="Times New Roman"/>
-                                <w:i/>
-                                <w:sz w:val="20"/>
-                                <w:szCs w:val="20"/>
-                              </w:rPr>
-                            </m:ctrlPr>
-                          </m:sSubPr>
-                          <m:e>
-                            <m:r>
-                              <w:rPr>
-                                <w:rFonts w:ascii="Cambria Math" w:eastAsiaTheme="minorEastAsia" w:hAnsi="Cambria Math" w:cs="Times New Roman"/>
-                                <w:sz w:val="20"/>
-                                <w:szCs w:val="20"/>
-                              </w:rPr>
-                              <m:t>a</m:t>
-                            </m:r>
-                          </m:e>
-                          <m:sub>
-                            <m:r>
-                              <w:rPr>
-                                <w:rFonts w:ascii="Cambria Math" w:eastAsiaTheme="minorEastAsia" w:hAnsi="Cambria Math" w:cs="Times New Roman"/>
-                                <w:sz w:val="20"/>
-                                <w:szCs w:val="20"/>
-                              </w:rPr>
-                              <m:t>31</m:t>
-                            </m:r>
-                          </m:sub>
-                        </m:sSub>
-                      </m:e>
-                      <m:e>
-                        <m:sSub>
-                          <m:sSubPr>
-                            <m:ctrlPr>
-                              <w:rPr>
-                                <w:rFonts w:ascii="Cambria Math" w:eastAsiaTheme="minorEastAsia" w:hAnsi="Cambria Math" w:cs="Times New Roman"/>
-                                <w:i/>
-                                <w:sz w:val="20"/>
-                                <w:szCs w:val="20"/>
-                              </w:rPr>
-                            </m:ctrlPr>
-                          </m:sSubPr>
-                          <m:e>
-                            <m:r>
-                              <w:rPr>
-                                <w:rFonts w:ascii="Cambria Math" w:eastAsiaTheme="minorEastAsia" w:hAnsi="Cambria Math" w:cs="Times New Roman"/>
-                                <w:sz w:val="20"/>
-                                <w:szCs w:val="20"/>
-                              </w:rPr>
-                              <m:t>a</m:t>
-                            </m:r>
-                          </m:e>
-                          <m:sub>
-                            <m:r>
-                              <w:rPr>
-                                <w:rFonts w:ascii="Cambria Math" w:eastAsiaTheme="minorEastAsia" w:hAnsi="Cambria Math" w:cs="Times New Roman"/>
-                                <w:sz w:val="20"/>
-                                <w:szCs w:val="20"/>
-                              </w:rPr>
-                              <m:t>32</m:t>
-                            </m:r>
-                          </m:sub>
-                        </m:sSub>
-                      </m:e>
-                      <m:e>
-                        <m:sSub>
-                          <m:sSubPr>
-                            <m:ctrlPr>
-                              <w:rPr>
-                                <w:rFonts w:ascii="Cambria Math" w:eastAsiaTheme="minorEastAsia" w:hAnsi="Cambria Math" w:cs="Times New Roman"/>
-                                <w:i/>
-                                <w:sz w:val="20"/>
-                                <w:szCs w:val="20"/>
-                              </w:rPr>
-                            </m:ctrlPr>
-                          </m:sSubPr>
-                          <m:e>
-                            <m:r>
-                              <w:rPr>
-                                <w:rFonts w:ascii="Cambria Math" w:eastAsiaTheme="minorEastAsia" w:hAnsi="Cambria Math" w:cs="Times New Roman"/>
-                                <w:sz w:val="20"/>
-                                <w:szCs w:val="20"/>
-                              </w:rPr>
-                              <m:t>a</m:t>
-                            </m:r>
-                          </m:e>
-                          <m:sub>
-                            <m:r>
-                              <w:rPr>
-                                <w:rFonts w:ascii="Cambria Math" w:eastAsiaTheme="minorEastAsia" w:hAnsi="Cambria Math" w:cs="Times New Roman"/>
-                                <w:sz w:val="20"/>
-                                <w:szCs w:val="20"/>
-                              </w:rPr>
-                              <m:t>33</m:t>
-                            </m:r>
-                          </m:sub>
-                        </m:sSub>
-                      </m:e>
-                    </m:mr>
-                  </m:m>
-                </m:e>
-              </m:d>
-            </m:oMath>
-            <w:r>
-              <w:rPr>
-                <w:rFonts w:ascii="Times New Roman" w:eastAsiaTheme="minorEastAsia" w:hAnsi="Times New Roman" w:cs="Times New Roman"/>
-                <w:sz w:val="20"/>
-                <w:szCs w:val="20"/>
-              </w:rPr>
-              <w:t>.</w:t>
-            </w:r>
-          </w:p>
-        </w:tc>
-        <w:tc>
-          <w:tcPr>
-            <w:tcW w:w="766" w:type="pct"/>
-            <w:vAlign w:val="center"/>
-          </w:tcPr>
-          <w:p>
-            <w:pPr>
-              <w:pStyle w:val="Prrafodelista"/>
-              <w:numPr>
-                <w:ilvl w:val="0"/>
-                <w:numId w:val="10"/>
-              </w:numPr>
-              <w:autoSpaceDE w:val="0"/>
-              <w:autoSpaceDN w:val="0"/>
-              <w:adjustRightInd w:val="0"/>
-              <w:jc w:val="center"/>
-              <w:rPr>
-                <w:rFonts w:ascii="Times New Roman" w:hAnsi="Times New Roman" w:cs="Times New Roman"/>
-                <w:sz w:val="20"/>
-                <w:szCs w:val="20"/>
-              </w:rPr>
-            </w:pPr>
-          </w:p>
-        </w:tc>
-      </w:tr>
-    </w:tbl>
-    <w:p>
-      <w:pPr>
-        <w:autoSpaceDE w:val="0"/>
-        <w:autoSpaceDN w:val="0"/>
-        <w:adjustRightInd w:val="0"/>
-        <w:spacing w:after="0" w:line="240" w:lineRule="auto"/>
-        <w:ind w:left="-284"/>
-        <w:jc w:val="both"/>
-        <w:rPr>
-          <w:rFonts w:ascii="Times New Roman" w:eastAsiaTheme="minorEastAsia" w:hAnsi="Times New Roman" w:cs="Times New Roman"/>
-          <w:sz w:val="20"/>
-          <w:szCs w:val="20"/>
-        </w:rPr>
-      </w:pPr>
-    </w:p>
-    <w:p>
-      <w:pPr>
-        <w:autoSpaceDE w:val="0"/>
-        <w:autoSpaceDN w:val="0"/>
-        <w:adjustRightInd w:val="0"/>
-        <w:spacing w:after="0" w:line="240" w:lineRule="auto"/>
-        <w:ind w:left="-284"/>
-        <w:jc w:val="both"/>
-        <w:rPr>
-          <w:rFonts w:ascii="Times New Roman" w:eastAsiaTheme="minorEastAsia" w:hAnsi="Times New Roman" w:cs="Times New Roman"/>
-          <w:sz w:val="20"/>
-          <w:szCs w:val="20"/>
-        </w:rPr>
-      </w:pPr>
-      <w:r>
-        <w:rPr>
-          <w:rFonts w:ascii="Times New Roman" w:eastAsiaTheme="minorEastAsia" w:hAnsi="Times New Roman" w:cs="Times New Roman"/>
-          <w:sz w:val="20"/>
-          <w:szCs w:val="20"/>
-        </w:rPr>
-        <w:t>Further examples:</w:t>
-      </w:r>
-    </w:p>
-    <w:tbl>
-      <w:tblPr>
-        <w:tblStyle w:val="Tablaconcuadrcula"/>
-        <w:tblW w:w="5000" w:type="pct"/>
-        <w:tblBorders>
-          <w:top w:val="none" w:sz="0" w:space="0" w:color="auto"/>
-          <w:left w:val="none" w:sz="0" w:space="0" w:color="auto"/>
-          <w:bottom w:val="none" w:sz="0" w:space="0" w:color="auto"/>
-          <w:right w:val="none" w:sz="0" w:space="0" w:color="auto"/>
-          <w:insideH w:val="none" w:sz="0" w:space="0" w:color="auto"/>
-          <w:insideV w:val="none" w:sz="0" w:space="0" w:color="auto"/>
-        </w:tblBorders>
-        <w:tblLook w:val="04A0" w:firstRow="1" w:lastRow="0" w:firstColumn="1" w:lastColumn="0" w:noHBand="0" w:noVBand="1"/>
-      </w:tblPr>
-      <w:tblGrid>
-        <w:gridCol w:w="687"/>
-        <w:gridCol w:w="3456"/>
-        <w:gridCol w:w="749"/>
-      </w:tblGrid>
-      <w:tr>
-        <w:tc>
-          <w:tcPr>
-            <w:tcW w:w="702" w:type="pct"/>
-            <w:vAlign w:val="center"/>
-          </w:tcPr>
-          <w:p>
-            <w:pPr>
-              <w:autoSpaceDE w:val="0"/>
-              <w:autoSpaceDN w:val="0"/>
-              <w:adjustRightInd w:val="0"/>
-              <w:jc w:val="center"/>
-              <w:rPr>
-                <w:rFonts w:ascii="Times New Roman" w:hAnsi="Times New Roman" w:cs="Times New Roman"/>
-                <w:sz w:val="20"/>
-                <w:szCs w:val="20"/>
-              </w:rPr>
-            </w:pPr>
-          </w:p>
-        </w:tc>
-        <w:tc>
-          <w:tcPr>
-            <w:tcW w:w="3532" w:type="pct"/>
-            <w:vAlign w:val="center"/>
-          </w:tcPr>
-          <w:p>
-            <w:pPr>
-              <w:autoSpaceDE w:val="0"/>
-              <w:autoSpaceDN w:val="0"/>
-              <w:adjustRightInd w:val="0"/>
-              <w:ind w:left="-284"/>
-              <w:jc w:val="center"/>
-              <w:rPr>
-                <w:rFonts w:ascii="Times New Roman" w:eastAsiaTheme="minorEastAsia" w:hAnsi="Times New Roman" w:cs="Times New Roman"/>
-                <w:sz w:val="20"/>
-                <w:szCs w:val="20"/>
-              </w:rPr>
-            </w:pPr>
-            <m:oMathPara>
-              <m:oMath>
-                <m:r>
-                  <w:rPr>
-                    <w:rFonts w:ascii="Cambria Math" w:eastAsiaTheme="minorEastAsia" w:hAnsi="Cambria Math" w:cs="Times New Roman"/>
-                    <w:sz w:val="20"/>
-                    <w:szCs w:val="20"/>
-                  </w:rPr>
-                  <m:t>I=</m:t>
-                </m:r>
-                <m:nary>
-                  <m:naryPr>
-                    <m:limLoc m:val="subSup"/>
-                    <m:ctrlPr>
-                      <w:rPr>
-                        <w:rFonts w:ascii="Cambria Math" w:eastAsiaTheme="minorEastAsia" w:hAnsi="Cambria Math" w:cs="Times New Roman"/>
-                        <w:i/>
-                        <w:sz w:val="20"/>
-                        <w:szCs w:val="20"/>
-                      </w:rPr>
-                    </m:ctrlPr>
-                  </m:naryPr>
-                  <m:sub>
-                    <m:r>
-                      <w:rPr>
-                        <w:rFonts w:ascii="Cambria Math" w:eastAsiaTheme="minorEastAsia" w:hAnsi="Cambria Math" w:cs="Times New Roman"/>
-                        <w:sz w:val="20"/>
-                        <w:szCs w:val="20"/>
-                      </w:rPr>
-                      <m:t>-∞</m:t>
-                    </m:r>
-                  </m:sub>
-                  <m:sup>
-                    <m:r>
-                      <w:rPr>
-                        <w:rFonts w:ascii="Cambria Math" w:eastAsiaTheme="minorEastAsia" w:hAnsi="Cambria Math" w:cs="Times New Roman"/>
-                        <w:sz w:val="20"/>
-                        <w:szCs w:val="20"/>
-                      </w:rPr>
-                      <m:t>∞</m:t>
-                    </m:r>
-                  </m:sup>
-                  <m:e>
-                    <m:r>
-                      <w:rPr>
-                        <w:rFonts w:ascii="Cambria Math" w:eastAsiaTheme="minorEastAsia" w:hAnsi="Cambria Math" w:cs="Times New Roman"/>
-                        <w:sz w:val="20"/>
-                        <w:szCs w:val="20"/>
-                      </w:rPr>
-                      <m:t>f</m:t>
-                    </m:r>
-                    <m:d>
-                      <m:dPr>
-                        <m:ctrlPr>
-                          <w:rPr>
-                            <w:rFonts w:ascii="Cambria Math" w:eastAsiaTheme="minorEastAsia" w:hAnsi="Cambria Math" w:cs="Times New Roman"/>
-                            <w:i/>
-                            <w:sz w:val="20"/>
-                            <w:szCs w:val="20"/>
-                          </w:rPr>
-                        </m:ctrlPr>
-                      </m:dPr>
-                      <m:e>
-                        <m:r>
-                          <w:rPr>
-                            <w:rFonts w:ascii="Cambria Math" w:eastAsiaTheme="minorEastAsia" w:hAnsi="Cambria Math" w:cs="Times New Roman"/>
-                            <w:sz w:val="20"/>
-                            <w:szCs w:val="20"/>
-                          </w:rPr>
-                          <m:t>x</m:t>
-                        </m:r>
-                      </m:e>
-                    </m:d>
-                    <m:r>
-                      <w:rPr>
-                        <w:rFonts w:ascii="Cambria Math" w:eastAsiaTheme="minorEastAsia" w:hAnsi="Cambria Math" w:cs="Times New Roman"/>
-                        <w:sz w:val="20"/>
-                        <w:szCs w:val="20"/>
-                      </w:rPr>
-                      <m:t>dx,</m:t>
-                    </m:r>
-                  </m:e>
-                </m:nary>
-              </m:oMath>
-            </m:oMathPara>
-          </w:p>
-        </w:tc>
-        <w:tc>
-          <w:tcPr>
-            <w:tcW w:w="766" w:type="pct"/>
-            <w:vAlign w:val="center"/>
-          </w:tcPr>
-          <w:p>
-            <w:pPr>
-              <w:pStyle w:val="Prrafodelista"/>
-              <w:numPr>
-                <w:ilvl w:val="0"/>
-                <w:numId w:val="10"/>
-              </w:numPr>
-              <w:autoSpaceDE w:val="0"/>
-              <w:autoSpaceDN w:val="0"/>
-              <w:adjustRightInd w:val="0"/>
-              <w:jc w:val="center"/>
-              <w:rPr>
-                <w:rFonts w:ascii="Times New Roman" w:hAnsi="Times New Roman" w:cs="Times New Roman"/>
-                <w:sz w:val="20"/>
-                <w:szCs w:val="20"/>
-              </w:rPr>
-            </w:pPr>
-          </w:p>
-        </w:tc>
-      </w:tr>
-    </w:tbl>
-    <w:p>
-      <w:pPr>
-        <w:autoSpaceDE w:val="0"/>
-        <w:autoSpaceDN w:val="0"/>
-        <w:adjustRightInd w:val="0"/>
-        <w:spacing w:after="0" w:line="240" w:lineRule="auto"/>
-        <w:ind w:left="-284"/>
-        <w:jc w:val="both"/>
-        <w:rPr>
-          <w:rFonts w:ascii="Times New Roman" w:eastAsiaTheme="minorEastAsia" w:hAnsi="Times New Roman" w:cs="Times New Roman"/>
-          <w:sz w:val="20"/>
-          <w:szCs w:val="20"/>
-        </w:rPr>
-      </w:pPr>
-      <w:r>
-        <w:rPr>
-          <w:rFonts w:ascii="Times New Roman" w:eastAsiaTheme="minorEastAsia" w:hAnsi="Times New Roman" w:cs="Times New Roman"/>
-          <w:sz w:val="20"/>
-          <w:szCs w:val="20"/>
-        </w:rPr>
-        <w:t>also,</w:t>
-      </w:r>
-    </w:p>
-    <w:tbl>
-      <w:tblPr>
-        <w:tblStyle w:val="Tablaconcuadrcula"/>
-        <w:tblW w:w="5000" w:type="pct"/>
-        <w:tblBorders>
-          <w:top w:val="none" w:sz="0" w:space="0" w:color="auto"/>
-          <w:left w:val="none" w:sz="0" w:space="0" w:color="auto"/>
-          <w:bottom w:val="none" w:sz="0" w:space="0" w:color="auto"/>
-          <w:right w:val="none" w:sz="0" w:space="0" w:color="auto"/>
-          <w:insideH w:val="none" w:sz="0" w:space="0" w:color="auto"/>
-          <w:insideV w:val="none" w:sz="0" w:space="0" w:color="auto"/>
-        </w:tblBorders>
-        <w:tblLook w:val="04A0" w:firstRow="1" w:lastRow="0" w:firstColumn="1" w:lastColumn="0" w:noHBand="0" w:noVBand="1"/>
-      </w:tblPr>
-      <w:tblGrid>
-        <w:gridCol w:w="687"/>
-        <w:gridCol w:w="3456"/>
-        <w:gridCol w:w="749"/>
-      </w:tblGrid>
-      <w:tr>
-        <w:tc>
-          <w:tcPr>
-            <w:tcW w:w="702" w:type="pct"/>
-            <w:vAlign w:val="center"/>
-          </w:tcPr>
-          <w:p>
-            <w:pPr>
-              <w:autoSpaceDE w:val="0"/>
-              <w:autoSpaceDN w:val="0"/>
-              <w:adjustRightInd w:val="0"/>
-              <w:jc w:val="center"/>
-              <w:rPr>
-                <w:rFonts w:ascii="Times New Roman" w:hAnsi="Times New Roman" w:cs="Times New Roman"/>
-                <w:sz w:val="20"/>
-                <w:szCs w:val="20"/>
-              </w:rPr>
-            </w:pPr>
-          </w:p>
-        </w:tc>
-        <w:tc>
-          <w:tcPr>
-            <w:tcW w:w="3532" w:type="pct"/>
-            <w:vAlign w:val="center"/>
-          </w:tcPr>
-          <w:p>
-            <w:pPr>
-              <w:autoSpaceDE w:val="0"/>
-              <w:autoSpaceDN w:val="0"/>
-              <w:adjustRightInd w:val="0"/>
-              <w:ind w:left="-284"/>
-              <w:jc w:val="center"/>
-              <w:rPr>
-                <w:rFonts w:ascii="Times New Roman" w:eastAsiaTheme="minorEastAsia" w:hAnsi="Times New Roman" w:cs="Times New Roman"/>
-                <w:sz w:val="20"/>
-                <w:szCs w:val="20"/>
-              </w:rPr>
-            </w:pPr>
-            <m:oMathPara>
-              <m:oMath>
-                <m:nary>
-                  <m:naryPr>
-                    <m:limLoc m:val="subSup"/>
-                    <m:ctrlPr>
-                      <w:rPr>
-                        <w:rFonts w:ascii="Cambria Math" w:eastAsiaTheme="minorEastAsia" w:hAnsi="Cambria Math" w:cs="Times New Roman"/>
-                        <w:i/>
-                        <w:sz w:val="20"/>
-                        <w:szCs w:val="20"/>
-                      </w:rPr>
-                    </m:ctrlPr>
-                  </m:naryPr>
-                  <m:sub>
-                    <m:r>
-                      <w:rPr>
-                        <w:rFonts w:ascii="Cambria Math" w:eastAsiaTheme="minorEastAsia" w:hAnsi="Cambria Math" w:cs="Times New Roman"/>
-                        <w:sz w:val="20"/>
-                        <w:szCs w:val="20"/>
-                      </w:rPr>
-                      <m:t>a</m:t>
-                    </m:r>
-                  </m:sub>
-                  <m:sup>
-                    <m:r>
-                      <w:rPr>
-                        <w:rFonts w:ascii="Cambria Math" w:eastAsiaTheme="minorEastAsia" w:hAnsi="Cambria Math" w:cs="Times New Roman"/>
-                        <w:sz w:val="20"/>
-                        <w:szCs w:val="20"/>
-                      </w:rPr>
-                      <m:t>b</m:t>
-                    </m:r>
-                  </m:sup>
-                  <m:e>
-                    <m:sSup>
-                      <m:sSupPr>
-                        <m:ctrlPr>
-                          <w:rPr>
-                            <w:rFonts w:ascii="Cambria Math" w:eastAsiaTheme="minorEastAsia" w:hAnsi="Cambria Math" w:cs="Times New Roman"/>
-                            <w:i/>
-                            <w:sz w:val="20"/>
-                            <w:szCs w:val="20"/>
-                          </w:rPr>
-                        </m:ctrlPr>
-                      </m:sSupPr>
-                      <m:e>
-                        <m:r>
-                          <w:rPr>
-                            <w:rFonts w:ascii="Cambria Math" w:eastAsiaTheme="minorEastAsia" w:hAnsi="Cambria Math" w:cs="Times New Roman"/>
-                            <w:sz w:val="20"/>
-                            <w:szCs w:val="20"/>
-                          </w:rPr>
-                          <m:t>f</m:t>
-                        </m:r>
-                      </m:e>
-                      <m:sup>
-                        <m:r>
-                          <w:rPr>
-                            <w:rFonts w:ascii="Cambria Math" w:eastAsiaTheme="minorEastAsia" w:hAnsi="Cambria Math" w:cs="Times New Roman"/>
-                            <w:sz w:val="20"/>
-                            <w:szCs w:val="20"/>
-                          </w:rPr>
-                          <m:t>'</m:t>
-                        </m:r>
-                      </m:sup>
-                    </m:sSup>
-                    <m:r>
-                      <w:rPr>
-                        <w:rFonts w:ascii="Cambria Math" w:eastAsiaTheme="minorEastAsia" w:hAnsi="Cambria Math" w:cs="Times New Roman"/>
-                        <w:sz w:val="20"/>
-                        <w:szCs w:val="20"/>
-                      </w:rPr>
-                      <m:t>(x)dx=f</m:t>
-                    </m:r>
-                    <m:d>
-                      <m:dPr>
-                        <m:ctrlPr>
-                          <w:rPr>
-                            <w:rFonts w:ascii="Cambria Math" w:eastAsiaTheme="minorEastAsia" w:hAnsi="Cambria Math" w:cs="Times New Roman"/>
-                            <w:i/>
-                            <w:sz w:val="20"/>
-                            <w:szCs w:val="20"/>
-                          </w:rPr>
-                        </m:ctrlPr>
-                      </m:dPr>
-                      <m:e>
-                        <m:r>
-                          <w:rPr>
-                            <w:rFonts w:ascii="Cambria Math" w:eastAsiaTheme="minorEastAsia" w:hAnsi="Cambria Math" w:cs="Times New Roman"/>
-                            <w:sz w:val="20"/>
-                            <w:szCs w:val="20"/>
-                          </w:rPr>
-                          <m:t>b</m:t>
-                        </m:r>
-                      </m:e>
-                    </m:d>
-                    <m:r>
-                      <w:rPr>
-                        <w:rFonts w:ascii="Cambria Math" w:eastAsiaTheme="minorEastAsia" w:hAnsi="Cambria Math" w:cs="Times New Roman"/>
-                        <w:sz w:val="20"/>
-                        <w:szCs w:val="20"/>
-                      </w:rPr>
-                      <m:t>- f(a)</m:t>
-                    </m:r>
-                  </m:e>
-                </m:nary>
-              </m:oMath>
-            </m:oMathPara>
-          </w:p>
-        </w:tc>
-        <w:tc>
-          <w:tcPr>
-            <w:tcW w:w="766" w:type="pct"/>
-            <w:vAlign w:val="center"/>
-          </w:tcPr>
-          <w:p>
-            <w:pPr>
-              <w:pStyle w:val="Prrafodelista"/>
-              <w:numPr>
-                <w:ilvl w:val="0"/>
-                <w:numId w:val="10"/>
-              </w:numPr>
-              <w:autoSpaceDE w:val="0"/>
-              <w:autoSpaceDN w:val="0"/>
-              <w:adjustRightInd w:val="0"/>
-              <w:jc w:val="center"/>
-              <w:rPr>
-                <w:rFonts w:ascii="Times New Roman" w:hAnsi="Times New Roman" w:cs="Times New Roman"/>
-                <w:sz w:val="20"/>
-                <w:szCs w:val="20"/>
-              </w:rPr>
-            </w:pPr>
-          </w:p>
-        </w:tc>
-      </w:tr>
-    </w:tbl>
-    <w:p>
-      <w:pPr>
-        <w:autoSpaceDE w:val="0"/>
-        <w:autoSpaceDN w:val="0"/>
-        <w:adjustRightInd w:val="0"/>
-        <w:spacing w:after="0" w:line="240" w:lineRule="auto"/>
-        <w:ind w:left="-284"/>
-        <w:jc w:val="both"/>
-        <w:rPr>
-          <w:rFonts w:ascii="Times New Roman" w:eastAsiaTheme="minorEastAsia" w:hAnsi="Times New Roman" w:cs="Times New Roman"/>
-          <w:sz w:val="20"/>
-          <w:szCs w:val="20"/>
-        </w:rPr>
-      </w:pPr>
-      <w:r>
-        <w:rPr>
-          <w:rFonts w:ascii="Times New Roman" w:eastAsiaTheme="minorEastAsia" w:hAnsi="Times New Roman" w:cs="Times New Roman"/>
-          <w:sz w:val="20"/>
-          <w:szCs w:val="20"/>
-        </w:rPr>
-        <w:t>and so on.</w:t>
-      </w:r>
-    </w:p>
-    <w:p>
-      <w:pPr>
-        <w:pStyle w:val="TFGSubsection"/>
-      </w:pPr>
-      <w:r>
-        <w:t>Tables and figures</w:t>
-      </w:r>
-    </w:p>
-    <w:p>
-      <w:pPr>
-        <w:autoSpaceDE w:val="0"/>
-        <w:autoSpaceDN w:val="0"/>
-        <w:adjustRightInd w:val="0"/>
-        <w:spacing w:after="0" w:line="240" w:lineRule="auto"/>
-        <w:ind w:left="-284" w:firstLine="284"/>
-        <w:jc w:val="both"/>
-        <w:rPr>
-          <w:rFonts w:ascii="Times New Roman" w:hAnsi="Times New Roman" w:cs="Times New Roman"/>
-          <w:sz w:val="20"/>
-          <w:szCs w:val="20"/>
-        </w:rPr>
-      </w:pPr>
-      <w:r>
-        <w:rPr>
-          <w:rFonts w:ascii="Times New Roman" w:hAnsi="Times New Roman" w:cs="Times New Roman"/>
-          <w:sz w:val="20"/>
-          <w:szCs w:val="20"/>
-        </w:rPr>
-        <w:t>An example of a table is shown in Table I.</w:t>
-      </w:r>
-    </w:p>
-    <w:p>
-      <w:pPr>
-        <w:autoSpaceDE w:val="0"/>
-        <w:autoSpaceDN w:val="0"/>
-        <w:adjustRightInd w:val="0"/>
-        <w:spacing w:after="0" w:line="240" w:lineRule="auto"/>
-        <w:ind w:left="-284" w:firstLine="284"/>
-        <w:jc w:val="both"/>
-        <w:rPr>
-          <w:rFonts w:ascii="Times New Roman" w:hAnsi="Times New Roman" w:cs="Times New Roman"/>
-          <w:sz w:val="20"/>
-          <w:szCs w:val="20"/>
-        </w:rPr>
-      </w:pPr>
-    </w:p>
-    <w:tbl>
-      <w:tblPr>
-        <w:tblStyle w:val="Tablaconcuadrcula"/>
-        <w:tblW w:w="0" w:type="auto"/>
-        <w:tblLayout w:type="fixed"/>
-        <w:tblLook w:val="04A0" w:firstRow="1" w:lastRow="0" w:firstColumn="1" w:lastColumn="0" w:noHBand="0" w:noVBand="1"/>
-      </w:tblPr>
-      <w:tblGrid>
-        <w:gridCol w:w="1701"/>
-        <w:gridCol w:w="1347"/>
-        <w:gridCol w:w="921"/>
-      </w:tblGrid>
-      <w:tr>
-        <w:tc>
-          <w:tcPr>
-            <w:tcW w:w="1701" w:type="dxa"/>
-          </w:tcPr>
-          <w:p>
-            <w:pPr>
-              <w:autoSpaceDE w:val="0"/>
-              <w:autoSpaceDN w:val="0"/>
-              <w:adjustRightInd w:val="0"/>
-              <w:jc w:val="both"/>
-              <w:rPr>
-                <w:rFonts w:ascii="Times New Roman" w:eastAsiaTheme="minorEastAsia" w:hAnsi="Times New Roman" w:cs="Times New Roman"/>
-                <w:sz w:val="20"/>
-                <w:szCs w:val="20"/>
-              </w:rPr>
-            </w:pPr>
-          </w:p>
-        </w:tc>
-        <w:tc>
-          <w:tcPr>
-            <w:tcW w:w="1347" w:type="dxa"/>
-          </w:tcPr>
-          <w:p>
-            <w:pPr>
-              <w:autoSpaceDE w:val="0"/>
-              <w:autoSpaceDN w:val="0"/>
-              <w:adjustRightInd w:val="0"/>
-              <w:jc w:val="both"/>
-              <w:rPr>
-                <w:rFonts w:ascii="Times New Roman" w:eastAsiaTheme="minorEastAsia" w:hAnsi="Times New Roman" w:cs="Times New Roman"/>
-                <w:sz w:val="20"/>
-                <w:szCs w:val="20"/>
-              </w:rPr>
-            </w:pPr>
-            <w:r>
-              <w:rPr>
-                <w:rFonts w:ascii="Times New Roman" w:eastAsiaTheme="minorEastAsia" w:hAnsi="Times New Roman" w:cs="Times New Roman"/>
-                <w:sz w:val="20"/>
-                <w:szCs w:val="20"/>
-              </w:rPr>
-              <w:t>Piston 1</w:t>
-            </w:r>
-          </w:p>
-        </w:tc>
-        <w:tc>
-          <w:tcPr>
-            <w:tcW w:w="921" w:type="dxa"/>
-          </w:tcPr>
-          <w:p>
-            <w:pPr>
-              <w:autoSpaceDE w:val="0"/>
-              <w:autoSpaceDN w:val="0"/>
-              <w:adjustRightInd w:val="0"/>
-              <w:jc w:val="both"/>
-              <w:rPr>
-                <w:rFonts w:ascii="Times New Roman" w:eastAsiaTheme="minorEastAsia" w:hAnsi="Times New Roman" w:cs="Times New Roman"/>
-                <w:sz w:val="20"/>
-                <w:szCs w:val="20"/>
-              </w:rPr>
-            </w:pPr>
-            <w:r>
-              <w:rPr>
-                <w:rFonts w:ascii="Times New Roman" w:eastAsiaTheme="minorEastAsia" w:hAnsi="Times New Roman" w:cs="Times New Roman"/>
-                <w:sz w:val="20"/>
-                <w:szCs w:val="20"/>
-              </w:rPr>
-              <w:t>Piston 2</w:t>
-            </w:r>
-          </w:p>
-        </w:tc>
-      </w:tr>
-      <w:tr>
-        <w:tc>
-          <w:tcPr>
-            <w:tcW w:w="1701" w:type="dxa"/>
-          </w:tcPr>
-          <w:p>
-            <w:pPr>
-              <w:autoSpaceDE w:val="0"/>
-              <w:autoSpaceDN w:val="0"/>
-              <w:adjustRightInd w:val="0"/>
-              <w:jc w:val="both"/>
-              <w:rPr>
-                <w:rFonts w:ascii="Times New Roman" w:eastAsiaTheme="minorEastAsia" w:hAnsi="Times New Roman" w:cs="Times New Roman"/>
-                <w:sz w:val="20"/>
-                <w:szCs w:val="20"/>
-              </w:rPr>
-            </w:pPr>
-            <w:r>
-              <w:rPr>
-                <w:rFonts w:ascii="Times New Roman" w:eastAsiaTheme="minorEastAsia" w:hAnsi="Times New Roman" w:cs="Times New Roman"/>
-                <w:sz w:val="20"/>
-                <w:szCs w:val="20"/>
-              </w:rPr>
-              <w:t>Force (N)</w:t>
-            </w:r>
-          </w:p>
-        </w:tc>
-        <w:tc>
-          <w:tcPr>
-            <w:tcW w:w="1347" w:type="dxa"/>
-          </w:tcPr>
-          <w:p>
-            <w:pPr>
-              <w:autoSpaceDE w:val="0"/>
-              <w:autoSpaceDN w:val="0"/>
-              <w:adjustRightInd w:val="0"/>
-              <w:jc w:val="both"/>
-              <w:rPr>
-                <w:rFonts w:ascii="Times New Roman" w:eastAsiaTheme="minorEastAsia" w:hAnsi="Times New Roman" w:cs="Times New Roman"/>
-                <w:sz w:val="20"/>
-                <w:szCs w:val="20"/>
-              </w:rPr>
-            </w:pPr>
-            <w:r>
-              <w:rPr>
-                <w:rFonts w:ascii="Times New Roman" w:eastAsiaTheme="minorEastAsia" w:hAnsi="Times New Roman" w:cs="Times New Roman"/>
-                <w:sz w:val="20"/>
-                <w:szCs w:val="20"/>
-              </w:rPr>
-              <w:t>4.40</w:t>
-            </w:r>
-            <w:r>
-              <w:rPr>
-                <w:rFonts w:ascii="Times New Roman" w:eastAsiaTheme="minorEastAsia" w:hAnsi="Times New Roman" w:cs="Times New Roman"/>
-                <w:sz w:val="20"/>
-                <w:szCs w:val="20"/>
-              </w:rPr>
-              <w:t>0</w:t>
-            </w:r>
-          </w:p>
-        </w:tc>
-        <w:tc>
-          <w:tcPr>
-            <w:tcW w:w="921" w:type="dxa"/>
-          </w:tcPr>
-          <w:p>
-            <w:pPr>
-              <w:autoSpaceDE w:val="0"/>
-              <w:autoSpaceDN w:val="0"/>
-              <w:adjustRightInd w:val="0"/>
-              <w:jc w:val="both"/>
-              <w:rPr>
-                <w:rFonts w:ascii="Times New Roman" w:eastAsiaTheme="minorEastAsia" w:hAnsi="Times New Roman" w:cs="Times New Roman"/>
-                <w:sz w:val="20"/>
-                <w:szCs w:val="20"/>
-              </w:rPr>
-            </w:pPr>
-            <w:r>
-              <w:rPr>
-                <w:rFonts w:ascii="Times New Roman" w:eastAsiaTheme="minorEastAsia" w:hAnsi="Times New Roman" w:cs="Times New Roman"/>
-                <w:sz w:val="20"/>
-                <w:szCs w:val="20"/>
-              </w:rPr>
-              <w:t>2.25</w:t>
-            </w:r>
-            <w:r>
-              <w:rPr>
-                <w:rFonts w:ascii="Times New Roman" w:eastAsiaTheme="minorEastAsia" w:hAnsi="Times New Roman" w:cs="Times New Roman"/>
-                <w:sz w:val="20"/>
-                <w:szCs w:val="20"/>
-              </w:rPr>
-              <w:t>0</w:t>
-            </w:r>
-          </w:p>
-        </w:tc>
-      </w:tr>
-      <w:tr>
-        <w:tc>
-          <w:tcPr>
-            <w:tcW w:w="1701" w:type="dxa"/>
-          </w:tcPr>
-          <w:p>
-            <w:pPr>
-              <w:autoSpaceDE w:val="0"/>
-              <w:autoSpaceDN w:val="0"/>
-              <w:adjustRightInd w:val="0"/>
-              <w:jc w:val="both"/>
-              <w:rPr>
-                <w:rFonts w:ascii="Times New Roman" w:eastAsiaTheme="minorEastAsia" w:hAnsi="Times New Roman" w:cs="Times New Roman"/>
-                <w:sz w:val="20"/>
-                <w:szCs w:val="20"/>
-              </w:rPr>
-            </w:pPr>
-            <w:r>
-              <w:rPr>
-                <w:rFonts w:ascii="Times New Roman" w:eastAsiaTheme="minorEastAsia" w:hAnsi="Times New Roman" w:cs="Times New Roman"/>
-                <w:sz w:val="20"/>
-                <w:szCs w:val="20"/>
-              </w:rPr>
-              <w:t>Area (cm</w:t>
-            </w:r>
-            <w:r>
-              <w:rPr>
-                <w:rFonts w:ascii="Times New Roman" w:eastAsiaTheme="minorEastAsia" w:hAnsi="Times New Roman" w:cs="Times New Roman"/>
-                <w:sz w:val="20"/>
-                <w:szCs w:val="20"/>
-                <w:vertAlign w:val="superscript"/>
-              </w:rPr>
-              <w:t>2</w:t>
-            </w:r>
-            <w:r>
-              <w:rPr>
-                <w:rFonts w:ascii="Times New Roman" w:eastAsiaTheme="minorEastAsia" w:hAnsi="Times New Roman" w:cs="Times New Roman"/>
-                <w:sz w:val="20"/>
-                <w:szCs w:val="20"/>
-              </w:rPr>
-              <w:t>)</w:t>
-            </w:r>
-          </w:p>
-        </w:tc>
-        <w:tc>
-          <w:tcPr>
-            <w:tcW w:w="1347" w:type="dxa"/>
-          </w:tcPr>
-          <w:p>
-            <w:pPr>
-              <w:autoSpaceDE w:val="0"/>
-              <w:autoSpaceDN w:val="0"/>
-              <w:adjustRightInd w:val="0"/>
-              <w:jc w:val="both"/>
-              <w:rPr>
-                <w:rFonts w:ascii="Times New Roman" w:eastAsiaTheme="minorEastAsia" w:hAnsi="Times New Roman" w:cs="Times New Roman"/>
-                <w:sz w:val="20"/>
-                <w:szCs w:val="20"/>
-              </w:rPr>
-            </w:pPr>
-            <w:r>
-              <w:rPr>
-                <w:rFonts w:ascii="Times New Roman" w:eastAsiaTheme="minorEastAsia" w:hAnsi="Times New Roman" w:cs="Times New Roman"/>
-                <w:sz w:val="20"/>
-                <w:szCs w:val="20"/>
-              </w:rPr>
-              <w:t>6.16</w:t>
-            </w:r>
-            <w:r>
-              <w:rPr>
-                <w:rFonts w:ascii="Times New Roman" w:eastAsiaTheme="minorEastAsia" w:hAnsi="Times New Roman" w:cs="Times New Roman"/>
-                <w:sz w:val="20"/>
-                <w:szCs w:val="20"/>
-              </w:rPr>
-              <w:t>0</w:t>
-            </w:r>
-          </w:p>
-        </w:tc>
-        <w:tc>
-          <w:tcPr>
-            <w:tcW w:w="921" w:type="dxa"/>
-          </w:tcPr>
-          <w:p>
-            <w:pPr>
-              <w:autoSpaceDE w:val="0"/>
-              <w:autoSpaceDN w:val="0"/>
-              <w:adjustRightInd w:val="0"/>
-              <w:jc w:val="both"/>
-              <w:rPr>
-                <w:rFonts w:ascii="Times New Roman" w:eastAsiaTheme="minorEastAsia" w:hAnsi="Times New Roman" w:cs="Times New Roman"/>
-                <w:sz w:val="20"/>
-                <w:szCs w:val="20"/>
-              </w:rPr>
-            </w:pPr>
-            <w:r>
-              <w:rPr>
-                <w:rFonts w:ascii="Times New Roman" w:eastAsiaTheme="minorEastAsia" w:hAnsi="Times New Roman" w:cs="Times New Roman"/>
-                <w:sz w:val="20"/>
-                <w:szCs w:val="20"/>
-              </w:rPr>
-              <w:t>3.14</w:t>
-            </w:r>
-            <w:r>
-              <w:rPr>
-                <w:rFonts w:ascii="Times New Roman" w:eastAsiaTheme="minorEastAsia" w:hAnsi="Times New Roman" w:cs="Times New Roman"/>
-                <w:sz w:val="20"/>
-                <w:szCs w:val="20"/>
-              </w:rPr>
-              <w:t>0</w:t>
-            </w:r>
-          </w:p>
-        </w:tc>
-      </w:tr>
-      <w:tr>
-        <w:tc>
-          <w:tcPr>
-            <w:tcW w:w="1701" w:type="dxa"/>
-          </w:tcPr>
-          <w:p>
-            <w:pPr>
-              <w:autoSpaceDE w:val="0"/>
-              <w:autoSpaceDN w:val="0"/>
-              <w:adjustRightInd w:val="0"/>
-              <w:jc w:val="both"/>
-              <w:rPr>
-                <w:rFonts w:ascii="Times New Roman" w:eastAsiaTheme="minorEastAsia" w:hAnsi="Times New Roman" w:cs="Times New Roman"/>
-                <w:sz w:val="20"/>
-                <w:szCs w:val="20"/>
-              </w:rPr>
-            </w:pPr>
-            <w:r>
-              <w:rPr>
-                <w:rFonts w:ascii="Times New Roman" w:eastAsiaTheme="minorEastAsia" w:hAnsi="Times New Roman" w:cs="Times New Roman"/>
-                <w:sz w:val="20"/>
-                <w:szCs w:val="20"/>
-              </w:rPr>
-              <w:t xml:space="preserve">Pressure (N </w:t>
-            </w:r>
-            <w:proofErr w:type="gramStart"/>
-            <w:r>
-              <w:rPr>
-                <w:rFonts w:ascii="Times New Roman" w:eastAsiaTheme="minorEastAsia" w:hAnsi="Times New Roman" w:cs="Times New Roman"/>
-                <w:sz w:val="20"/>
-                <w:szCs w:val="20"/>
-              </w:rPr>
-              <w:t>cm</w:t>
-            </w:r>
-            <w:r>
-              <w:rPr>
-                <w:rFonts w:ascii="Times New Roman" w:eastAsiaTheme="minorEastAsia" w:hAnsi="Times New Roman" w:cs="Times New Roman"/>
-                <w:sz w:val="20"/>
-                <w:szCs w:val="20"/>
-                <w:vertAlign w:val="superscript"/>
-              </w:rPr>
-              <w:t>-2</w:t>
-            </w:r>
-            <w:proofErr w:type="gramEnd"/>
-            <w:r>
-              <w:rPr>
-                <w:rFonts w:ascii="Times New Roman" w:eastAsiaTheme="minorEastAsia" w:hAnsi="Times New Roman" w:cs="Times New Roman"/>
-                <w:sz w:val="20"/>
-                <w:szCs w:val="20"/>
-              </w:rPr>
-              <w:t>)</w:t>
-            </w:r>
-          </w:p>
-        </w:tc>
-        <w:tc>
-          <w:tcPr>
-            <w:tcW w:w="1347" w:type="dxa"/>
-          </w:tcPr>
-          <w:p>
-            <w:pPr>
-              <w:autoSpaceDE w:val="0"/>
-              <w:autoSpaceDN w:val="0"/>
-              <w:adjustRightInd w:val="0"/>
-              <w:jc w:val="both"/>
-              <w:rPr>
-                <w:rFonts w:ascii="Times New Roman" w:eastAsiaTheme="minorEastAsia" w:hAnsi="Times New Roman" w:cs="Times New Roman"/>
-                <w:sz w:val="20"/>
-                <w:szCs w:val="20"/>
-              </w:rPr>
-            </w:pPr>
-            <w:r>
-              <w:rPr>
-                <w:rFonts w:ascii="Times New Roman" w:eastAsiaTheme="minorEastAsia" w:hAnsi="Times New Roman" w:cs="Times New Roman"/>
-                <w:sz w:val="20"/>
-                <w:szCs w:val="20"/>
-              </w:rPr>
-              <w:t>0.714±0.002</w:t>
-            </w:r>
-          </w:p>
-        </w:tc>
-        <w:tc>
-          <w:tcPr>
-            <w:tcW w:w="921" w:type="dxa"/>
-          </w:tcPr>
-          <w:p>
-            <w:pPr>
-              <w:autoSpaceDE w:val="0"/>
-              <w:autoSpaceDN w:val="0"/>
-              <w:adjustRightInd w:val="0"/>
-              <w:jc w:val="both"/>
-              <w:rPr>
-                <w:rFonts w:ascii="Times New Roman" w:eastAsiaTheme="minorEastAsia" w:hAnsi="Times New Roman" w:cs="Times New Roman"/>
-                <w:sz w:val="20"/>
-                <w:szCs w:val="20"/>
-              </w:rPr>
-            </w:pPr>
-            <w:r>
-              <w:rPr>
-                <w:rFonts w:ascii="Times New Roman" w:eastAsiaTheme="minorEastAsia" w:hAnsi="Times New Roman" w:cs="Times New Roman"/>
-                <w:sz w:val="20"/>
-                <w:szCs w:val="20"/>
-              </w:rPr>
-              <w:t>0.716</w:t>
-            </w:r>
-          </w:p>
-        </w:tc>
-      </w:tr>
-    </w:tbl>
-    <w:p>
-      <w:pPr>
-        <w:autoSpaceDE w:val="0"/>
-        <w:autoSpaceDN w:val="0"/>
-        <w:adjustRightInd w:val="0"/>
-        <w:spacing w:after="0" w:line="240" w:lineRule="auto"/>
-        <w:ind w:left="-284"/>
-        <w:jc w:val="both"/>
-        <w:rPr>
-          <w:rFonts w:ascii="Times New Roman" w:eastAsiaTheme="minorEastAsia" w:hAnsi="Times New Roman" w:cs="Times New Roman"/>
-          <w:sz w:val="18"/>
-          <w:szCs w:val="20"/>
-        </w:rPr>
-      </w:pPr>
-      <w:r>
-        <w:rPr>
-          <w:rFonts w:ascii="Times New Roman" w:eastAsiaTheme="minorEastAsia" w:hAnsi="Times New Roman" w:cs="Times New Roman"/>
-          <w:b/>
-          <w:sz w:val="18"/>
-          <w:szCs w:val="20"/>
-        </w:rPr>
-        <w:t>TABLE I</w:t>
-      </w:r>
-      <w:r>
-        <w:rPr>
-          <w:rFonts w:ascii="Times New Roman" w:eastAsiaTheme="minorEastAsia" w:hAnsi="Times New Roman" w:cs="Times New Roman"/>
-          <w:sz w:val="18"/>
-          <w:szCs w:val="20"/>
-        </w:rPr>
-        <w:t>: Force, area, and pressure data for an experiment with glass syringes.</w:t>
-      </w:r>
-    </w:p>
-    <w:p>
-      <w:pPr>
-        <w:autoSpaceDE w:val="0"/>
-        <w:autoSpaceDN w:val="0"/>
-        <w:adjustRightInd w:val="0"/>
-        <w:spacing w:after="0" w:line="240" w:lineRule="auto"/>
-        <w:ind w:left="-284"/>
-        <w:jc w:val="both"/>
-        <w:rPr>
-          <w:rFonts w:ascii="Times New Roman" w:eastAsiaTheme="minorEastAsia" w:hAnsi="Times New Roman" w:cs="Times New Roman"/>
-          <w:sz w:val="20"/>
-          <w:szCs w:val="20"/>
-        </w:rPr>
-      </w:pPr>
-    </w:p>
-    <w:p>
-      <w:pPr>
-        <w:autoSpaceDE w:val="0"/>
-        <w:autoSpaceDN w:val="0"/>
-        <w:adjustRightInd w:val="0"/>
-        <w:spacing w:after="0" w:line="240" w:lineRule="auto"/>
-        <w:ind w:left="-284" w:firstLine="284"/>
-        <w:jc w:val="both"/>
-        <w:rPr>
-          <w:rFonts w:ascii="Times New Roman" w:hAnsi="Times New Roman" w:cs="Times New Roman"/>
-          <w:sz w:val="20"/>
-          <w:szCs w:val="20"/>
-        </w:rPr>
-      </w:pPr>
-      <w:r>
-        <w:rPr>
-          <w:rFonts w:ascii="Times New Roman" w:hAnsi="Times New Roman" w:cs="Times New Roman"/>
-          <w:sz w:val="20"/>
-          <w:szCs w:val="20"/>
-        </w:rPr>
-        <w:t xml:space="preserve">Here we try to insert an illustrating figure, </w:t>
-      </w:r>
-      <w:proofErr w:type="gramStart"/>
-      <w:r>
-        <w:rPr>
-          <w:rFonts w:ascii="Times New Roman" w:hAnsi="Times New Roman" w:cs="Times New Roman"/>
-          <w:sz w:val="20"/>
-          <w:szCs w:val="20"/>
-        </w:rPr>
-        <w:t>Fig.(</w:t>
-      </w:r>
-      <w:proofErr w:type="gramEnd"/>
-      <w:r>
-        <w:rPr>
-          <w:rFonts w:ascii="Times New Roman" w:hAnsi="Times New Roman" w:cs="Times New Roman"/>
-          <w:sz w:val="20"/>
-          <w:szCs w:val="20"/>
-        </w:rPr>
-        <w:t xml:space="preserve">1). For that you need to have created the figure before, in this case the </w:t>
-      </w:r>
-      <w:r>
-        <w:rPr>
-          <w:rFonts w:ascii="Times New Roman" w:hAnsi="Times New Roman" w:cs="Times New Roman"/>
-          <w:sz w:val="20"/>
-          <w:szCs w:val="20"/>
-        </w:rPr>
-        <w:t xml:space="preserve">Postscript file </w:t>
-      </w:r>
-      <w:r>
-        <w:rPr>
-          <w:rFonts w:ascii="Times New Roman" w:hAnsi="Times New Roman" w:cs="Times New Roman"/>
-          <w:sz w:val="20"/>
-          <w:szCs w:val="20"/>
-        </w:rPr>
-        <w:t>fig1.eps</w:t>
-      </w:r>
-      <w:r>
-        <w:rPr>
-          <w:rFonts w:ascii="Times New Roman" w:hAnsi="Times New Roman" w:cs="Times New Roman"/>
-          <w:sz w:val="20"/>
-          <w:szCs w:val="20"/>
-        </w:rPr>
-        <w:t xml:space="preserve"> – other graphic formats such as </w:t>
-      </w:r>
-      <w:r>
-        <w:rPr>
-          <w:rFonts w:ascii="Times New Roman" w:hAnsi="Times New Roman" w:cs="Times New Roman"/>
-          <w:i/>
-          <w:sz w:val="20"/>
-          <w:szCs w:val="20"/>
-        </w:rPr>
-        <w:t>TIFF</w:t>
-      </w:r>
-      <w:r>
-        <w:rPr>
-          <w:rFonts w:ascii="Times New Roman" w:hAnsi="Times New Roman" w:cs="Times New Roman"/>
-          <w:sz w:val="20"/>
-          <w:szCs w:val="20"/>
-        </w:rPr>
-        <w:t xml:space="preserve">, </w:t>
-      </w:r>
-      <w:r>
-        <w:rPr>
-          <w:rFonts w:ascii="Times New Roman" w:hAnsi="Times New Roman" w:cs="Times New Roman"/>
-          <w:i/>
-          <w:sz w:val="20"/>
-          <w:szCs w:val="20"/>
-        </w:rPr>
-        <w:t>gif</w:t>
-      </w:r>
-      <w:r>
-        <w:rPr>
-          <w:rFonts w:ascii="Times New Roman" w:hAnsi="Times New Roman" w:cs="Times New Roman"/>
-          <w:sz w:val="20"/>
-          <w:szCs w:val="20"/>
-        </w:rPr>
-        <w:t xml:space="preserve"> or </w:t>
-      </w:r>
-      <w:proofErr w:type="spellStart"/>
-      <w:r>
-        <w:rPr>
-          <w:rFonts w:ascii="Times New Roman" w:hAnsi="Times New Roman" w:cs="Times New Roman"/>
-          <w:i/>
-          <w:sz w:val="20"/>
-          <w:szCs w:val="20"/>
-        </w:rPr>
-        <w:t>png</w:t>
-      </w:r>
-      <w:proofErr w:type="spellEnd"/>
-      <w:r>
-        <w:rPr>
-          <w:rFonts w:ascii="Times New Roman" w:hAnsi="Times New Roman" w:cs="Times New Roman"/>
-          <w:sz w:val="20"/>
-          <w:szCs w:val="20"/>
-        </w:rPr>
-        <w:t xml:space="preserve"> are also supported</w:t>
-      </w:r>
-      <w:r>
-        <w:rPr>
-          <w:rFonts w:ascii="Times New Roman" w:hAnsi="Times New Roman" w:cs="Times New Roman"/>
-          <w:sz w:val="20"/>
-          <w:szCs w:val="20"/>
-        </w:rPr>
-        <w:t>.</w:t>
-      </w:r>
-    </w:p>
-    <w:p>
-      <w:pPr>
-        <w:autoSpaceDE w:val="0"/>
-        <w:autoSpaceDN w:val="0"/>
-        <w:adjustRightInd w:val="0"/>
-        <w:spacing w:after="0" w:line="240" w:lineRule="auto"/>
-        <w:ind w:left="-284"/>
-        <w:jc w:val="both"/>
-        <w:rPr>
-          <w:rFonts w:ascii="Times New Roman" w:eastAsiaTheme="minorEastAsia" w:hAnsi="Times New Roman" w:cs="Times New Roman"/>
-          <w:sz w:val="20"/>
-          <w:szCs w:val="20"/>
-        </w:rPr>
-      </w:pPr>
-    </w:p>
-    <w:p>
-      <w:pPr>
-        <w:autoSpaceDE w:val="0"/>
-        <w:autoSpaceDN w:val="0"/>
-        <w:adjustRightInd w:val="0"/>
-        <w:spacing w:after="0" w:line="240" w:lineRule="auto"/>
-        <w:ind w:left="-284"/>
-        <w:jc w:val="both"/>
-        <w:rPr>
-          <w:rFonts w:ascii="Times New Roman" w:eastAsiaTheme="minorEastAsia" w:hAnsi="Times New Roman" w:cs="Times New Roman"/>
-          <w:sz w:val="20"/>
-          <w:szCs w:val="20"/>
-        </w:rPr>
-      </w:pPr>
-      <w:r>
-        <w:rPr>
-          <w:rFonts w:ascii="Times New Roman" w:eastAsiaTheme="minorEastAsia" w:hAnsi="Times New Roman" w:cs="Times New Roman"/>
-          <w:noProof/>
-          <w:sz w:val="20"/>
-          <w:szCs w:val="20"/>
-          <w:lang w:val="es-ES" w:eastAsia="es-ES"/>
-        </w:rPr>
-        <w:drawing>
-          <wp:inline distT="0" distB="0" distL="0" distR="0" wp14:anchorId="5503A36E" wp14:editId="07A193B2">
-            <wp:extent cx="2969260" cy="1863090"/>
-            <wp:effectExtent l="0" t="0" r="0" b="0"/>
-            <wp:docPr id="1" name="0 Imagen"/>
-            <wp:cNvGraphicFramePr>
-              <a:graphicFrameLocks xmlns:a="http://schemas.openxmlformats.org/drawingml/2006/main" noChangeAspect="1"/>
-            </wp:cNvGraphicFramePr>
-            <a:graphic xmlns:a="http://schemas.openxmlformats.org/drawingml/2006/main">
-              <a:graphicData uri="http://schemas.openxmlformats.org/drawingml/2006/picture">
-                <pic:pic xmlns:pic="http://schemas.openxmlformats.org/drawingml/2006/picture">
-                  <pic:nvPicPr>
-                    <pic:cNvPr id="0" name="fig1.eps"/>
-                    <pic:cNvPicPr/>
-                  </pic:nvPicPr>
-                  <pic:blipFill>
-                    <a:blip r:embed="rId10" cstate="print">
-                      <a:extLst>
-                        <a:ext uri="{28A0092B-C50C-407E-A947-70E740481C1C}">
-                          <a14:useLocalDpi xmlns:a14="http://schemas.microsoft.com/office/drawing/2010/main" val="0"/>
-                        </a:ext>
-                      </a:extLst>
-                    </a:blip>
-                    <a:stretch>
-                      <a:fillRect/>
-                    </a:stretch>
-                  </pic:blipFill>
-                  <pic:spPr>
-                    <a:xfrm>
-                      <a:off x="0" y="0"/>
-                      <a:ext cx="2969260" cy="1863090"/>
-                    </a:xfrm>
-                    <a:prstGeom prst="rect">
-                      <a:avLst/>
-                    </a:prstGeom>
-                  </pic:spPr>
-                </pic:pic>
-              </a:graphicData>
-            </a:graphic>
-          </wp:inline>
-        </w:drawing>
-      </w:r>
-    </w:p>
-    <w:p>
-      <w:pPr>
-        <w:autoSpaceDE w:val="0"/>
-        <w:autoSpaceDN w:val="0"/>
-        <w:adjustRightInd w:val="0"/>
-        <w:spacing w:after="0" w:line="240" w:lineRule="auto"/>
-        <w:ind w:left="-284"/>
-        <w:jc w:val="both"/>
-        <w:rPr>
-          <w:rFonts w:ascii="Times New Roman" w:eastAsiaTheme="minorEastAsia" w:hAnsi="Times New Roman" w:cs="Times New Roman"/>
-          <w:sz w:val="20"/>
-          <w:szCs w:val="20"/>
-        </w:rPr>
-      </w:pPr>
-    </w:p>
-    <w:p>
-      <w:pPr>
-        <w:autoSpaceDE w:val="0"/>
-        <w:autoSpaceDN w:val="0"/>
-        <w:adjustRightInd w:val="0"/>
-        <w:spacing w:after="0" w:line="240" w:lineRule="auto"/>
-        <w:ind w:left="-284"/>
-        <w:jc w:val="both"/>
-        <w:rPr>
-          <w:rFonts w:ascii="Times New Roman" w:eastAsiaTheme="minorEastAsia" w:hAnsi="Times New Roman" w:cs="Times New Roman"/>
-          <w:sz w:val="18"/>
-          <w:szCs w:val="20"/>
-        </w:rPr>
-      </w:pPr>
-      <w:r>
-        <w:rPr>
-          <w:rFonts w:ascii="Times New Roman" w:eastAsiaTheme="minorEastAsia" w:hAnsi="Times New Roman" w:cs="Times New Roman"/>
-          <w:b/>
-          <w:sz w:val="18"/>
-          <w:szCs w:val="20"/>
-        </w:rPr>
-        <w:t>FIG. 1</w:t>
-      </w:r>
-      <w:r>
-        <w:rPr>
-          <w:rFonts w:ascii="Times New Roman" w:eastAsiaTheme="minorEastAsia" w:hAnsi="Times New Roman" w:cs="Times New Roman"/>
-          <w:sz w:val="18"/>
-          <w:szCs w:val="20"/>
-        </w:rPr>
-        <w:t>: A sample figure.</w:t>
-      </w:r>
-    </w:p>
-    <w:p>
-      <w:pPr>
         <w:pStyle w:val="TitleTFGsection"/>
       </w:pPr>
       <w:r>
-        <w:t>DEVELOPING SECTIONS</w:t>
+        <w:t>Extreme Deconvolution</w:t>
       </w:r>
     </w:p>
     <w:p>
@@ -8403,7 +3062,15 @@
           <w:sz w:val="20"/>
           <w:szCs w:val="20"/>
         </w:rPr>
-        <w:t xml:space="preserve">....................................................................................................................................................................................................................................................................................................................................................................................................................................................................................................... ......................................................................................................................................................................................................................................................................................................................................................................................................................................................................................................... </w:t>
+        <w:t>......................................................................................................................................................................................................................................................................................................................................................................................................</w:t>
+      </w:r>
+      <w:r>
+        <w:rPr>
+          <w:rFonts w:ascii="Times New Roman" w:hAnsi="Times New Roman" w:cs="Times New Roman"/>
+          <w:sz w:val="20"/>
+          <w:szCs w:val="20"/>
+        </w:rPr>
+        <w:t xml:space="preserve">................................................................................................. ......................................................................................................................................................................................................................................................................................................................................................................................................................................................................................................... </w:t>
       </w:r>
     </w:p>
     <w:p>
@@ -8426,15 +3093,7 @@
           <w:sz w:val="20"/>
           <w:szCs w:val="20"/>
         </w:rPr>
-        <w:t>....................................................................................................................................................................................................................................................................................................................................................................................................................................................................................................... ...................................................................................................</w:t>
-      </w:r>
-      <w:r>
-        <w:rPr>
-          <w:rFonts w:ascii="Times New Roman" w:hAnsi="Times New Roman" w:cs="Times New Roman"/>
-          <w:sz w:val="20"/>
-          <w:szCs w:val="20"/>
-        </w:rPr>
-        <w:t xml:space="preserve">...................................................................................................................................................................................................................................................................................................................................................................................................... </w:t>
+        <w:t xml:space="preserve">....................................................................................................................................................................................................................................................................................................................................................................................................................................................................................................... ......................................................................................................................................................................................................................................................................................................................................................................................................................................................................................................... </w:t>
       </w:r>
     </w:p>
     <w:p>
@@ -8549,7 +3208,16 @@
           <w:sz w:val="20"/>
           <w:szCs w:val="20"/>
         </w:rPr>
-        <w:t xml:space="preserve">......................................................................................................................................................................................................................................................................................................................................................................................................................................................................................................... ......................................................................................................................................................................................................................................................................................................................................................................................................................................................................................................... </w:t>
+        <w:t>......................................................................................................................................................................................................................................................................................................................................................................................................................................................................................................... ...................................................................................................</w:t>
+      </w:r>
+      <w:r>
+        <w:rPr>
+          <w:rFonts w:ascii="Times New Roman" w:hAnsi="Times New Roman" w:cs="Times New Roman"/>
+          <w:sz w:val="20"/>
+          <w:szCs w:val="20"/>
+        </w:rPr>
+        <w:lastRenderedPageBreak/>
+        <w:t xml:space="preserve">...................................................................................................................................................................................................................................................................................................................................................................................................... </w:t>
       </w:r>
     </w:p>
     <w:p>
@@ -8572,16 +3240,7 @@
           <w:sz w:val="20"/>
           <w:szCs w:val="20"/>
         </w:rPr>
-        <w:t>......................................................................................................................................................................................................................................................................................................................................................................................................................................................................................................... .........................................................................................................................................................................................................................................................................................................</w:t>
-      </w:r>
-      <w:r>
-        <w:rPr>
-          <w:rFonts w:ascii="Times New Roman" w:hAnsi="Times New Roman" w:cs="Times New Roman"/>
-          <w:sz w:val="20"/>
-          <w:szCs w:val="20"/>
-        </w:rPr>
-        <w:lastRenderedPageBreak/>
-        <w:t>................................................................................................................................................................................................</w:t>
+        <w:t>......................................................................................................................................................................................................................................................................................................................................................................................................................................................................................................... .........................................................................................................................................................................................................................................................................................................................................................................................................................................................................................................</w:t>
       </w:r>
     </w:p>
     <w:p>
@@ -8881,7 +3540,15 @@
           <w:sz w:val="20"/>
           <w:szCs w:val="20"/>
         </w:rPr>
-        <w:t>......................................................................................................................................................................................................................................................................................................................................................................................................................................................................................................... .........................................................................................................................................................................................................................................................................................................................................................................................................................................................................................................</w:t>
+        <w:t>................................................................................................................................................................................................</w:t>
+      </w:r>
+      <w:r>
+        <w:rPr>
+          <w:rFonts w:ascii="Times New Roman" w:hAnsi="Times New Roman" w:cs="Times New Roman"/>
+          <w:sz w:val="20"/>
+          <w:szCs w:val="20"/>
+        </w:rPr>
+        <w:t>......................................................................................................................................................................................................................................................................................................... .........................................................................................................................................................................................................................................................................................................................................................................................................................................................................................................</w:t>
       </w:r>
     </w:p>
     <w:p>
@@ -8904,15 +3571,7 @@
           <w:sz w:val="20"/>
           <w:szCs w:val="20"/>
         </w:rPr>
-        <w:t>......................................................................................................................................................................................................................................................................................................................................................................................................</w:t>
-      </w:r>
-      <w:r>
-        <w:rPr>
-          <w:rFonts w:ascii="Times New Roman" w:hAnsi="Times New Roman" w:cs="Times New Roman"/>
-          <w:sz w:val="20"/>
-          <w:szCs w:val="20"/>
-        </w:rPr>
-        <w:t>................................................................................................. .......................................................................................................................................</w:t>
+        <w:t>....................................................................................................................................................................................................................................................................................................................................................................................................................................................................................................... .......................................................................................................................................</w:t>
       </w:r>
     </w:p>
     <w:p>
@@ -9081,6 +3740,7 @@
         <w:pStyle w:val="TitleTFGsection"/>
       </w:pPr>
       <w:r>
+        <w:lastRenderedPageBreak/>
         <w:t>CONCLUSIONS</w:t>
       </w:r>
     </w:p>
@@ -9154,16 +3814,7 @@
           <w:sz w:val="20"/>
           <w:szCs w:val="20"/>
         </w:rPr>
-        <w:t>........................................................................................................................................................................................................................................................................................................................................</w:t>
-      </w:r>
-      <w:r>
-        <w:rPr>
-          <w:rFonts w:ascii="Times New Roman" w:hAnsi="Times New Roman" w:cs="Times New Roman"/>
-          <w:sz w:val="20"/>
-          <w:szCs w:val="20"/>
-        </w:rPr>
-        <w:lastRenderedPageBreak/>
-        <w:t xml:space="preserve">................................................................................................................................................................. </w:t>
+        <w:t xml:space="preserve">......................................................................................................................................................................................................................................................................................................................................................................................................................................................................................................... </w:t>
       </w:r>
     </w:p>
     <w:p>
@@ -10719,7 +5370,7 @@
       <w:lvlText w:val="%1."/>
       <w:lvlJc w:val="left"/>
       <w:pPr>
-        <w:ind w:left="720" w:hanging="720"/>
+        <w:ind w:left="4405" w:hanging="720"/>
       </w:pPr>
       <w:rPr>
         <w:rFonts w:hint="default"/>
@@ -13720,7 +8371,7 @@
     <w:lsdException w:name="Table Web 2" w:semiHidden="1" w:unhideWhenUsed="1"/>
     <w:lsdException w:name="Table Web 3" w:semiHidden="1" w:unhideWhenUsed="1"/>
     <w:lsdException w:name="Balloon Text" w:semiHidden="1" w:unhideWhenUsed="1"/>
-    <w:lsdException w:name="Table Grid" w:semiHidden="1" w:uiPriority="59" w:unhideWhenUsed="1"/>
+    <w:lsdException w:name="Table Grid" w:uiPriority="59"/>
     <w:lsdException w:name="Table Theme" w:semiHidden="1" w:unhideWhenUsed="1"/>
     <w:lsdException w:name="Placeholder Text" w:semiHidden="1"/>
     <w:lsdException w:name="No Spacing" w:uiPriority="1" w:qFormat="1"/>
@@ -14208,6 +8859,7 @@
       <w:autoSpaceDN w:val="0"/>
       <w:adjustRightInd w:val="0"/>
       <w:spacing w:before="240" w:after="120" w:line="240" w:lineRule="auto"/>
+      <w:ind w:left="720"/>
       <w:jc w:val="center"/>
     </w:pPr>
     <w:rPr>
